--- a/aamganak/CREST_REPORT.docx
+++ b/aamganak/CREST_REPORT.docx
@@ -28,7 +28,7 @@
         </w:p>
       </w:sdtContent>
     </w:sdt>
-    <w:bookmarkStart w:id="69" w:name="X31220271ecbc526c6ca7b619381978f1787cad8"/>
+    <w:bookmarkStart w:id="75" w:name="X31220271ecbc526c6ca7b619381978f1787cad8"/>
     <w:p>
       <w:pPr>
         <w:pStyle w:val="Heading1"/>
@@ -304,19 +304,25 @@
         <w:t xml:space="preserve"> </w:t>
       </w:r>
       <w:r>
-        <w:t xml:space="preserve">mean absolute error of 1.5% in total count from three viewpoints, against 3.5% for the fitted</w:t>
-      </w:r>
-      <w:r>
-        <w:t xml:space="preserve"> </w:t>
-      </w:r>
-      <w:r>
-        <w:t xml:space="preserve">multiplier and 8.1% for counting what is visible. Three viewpoints with it were more accurate than</w:t>
-      </w:r>
-      <w:r>
-        <w:t xml:space="preserve"> </w:t>
-      </w:r>
-      <w:r>
-        <w:t xml:space="preserve">twelve without. The measurement that would confirm this on real fruit is a harvest away.</w:t>
+        <w:t xml:space="preserve">mean absolute error of 3.5% in total count from three viewpoints, against 7.9% for the fitted</w:t>
+      </w:r>
+      <w:r>
+        <w:t xml:space="preserve"> </w:t>
+      </w:r>
+      <w:r>
+        <w:t xml:space="preserve">multiplier and 24.5% for counting what is found. Three viewpoints with it matched twelve without.</w:t>
+      </w:r>
+      <w:r>
+        <w:t xml:space="preserve"> </w:t>
+      </w:r>
+      <w:r>
+        <w:t xml:space="preserve">It fails in one specific place, on two viewpoints with a poor detector, where a blunt constant</w:t>
+      </w:r>
+      <w:r>
+        <w:t xml:space="preserve"> </w:t>
+      </w:r>
+      <w:r>
+        <w:t xml:space="preserve">beats it. The measurement that would confirm any of this on real fruit is a harvest away.</w:t>
       </w:r>
     </w:p>
     <w:p>
@@ -2663,19 +2669,31 @@
         <w:t xml:space="preserve"> </w:t>
       </w:r>
       <w:r>
-        <w:t xml:space="preserve">reproduces both published figures at once: 35% of fruit detected from one viewpoint against their</w:t>
-      </w:r>
-      <w:r>
-        <w:t xml:space="preserve"> </w:t>
-      </w:r>
-      <w:r>
-        <w:t xml:space="preserve">40.2% from dual view, and 62% from two viewpoints against their 62.3% from video tracking. Matching</w:t>
-      </w:r>
-      <w:r>
-        <w:t xml:space="preserve"> </w:t>
-      </w:r>
-      <w:r>
-        <w:t xml:space="preserve">both from a single setting is closer agreement than I expected.</w:t>
+        <w:t xml:space="preserve">reproduces both published figures at once: 37% of fruit found from one viewpoint against their</w:t>
+      </w:r>
+      <w:r>
+        <w:t xml:space="preserve"> </w:t>
+      </w:r>
+      <w:r>
+        <w:t xml:space="preserve">40.2% from dual view, and 61% from two viewpoints against their 62.3% from video tracking. The</w:t>
+      </w:r>
+      <w:r>
+        <w:t xml:space="preserve"> </w:t>
+      </w:r>
+      <w:r>
+        <w:t xml:space="preserve">correction factors my trees then demand, from 2.99 at one viewpoint to 1.04 at twelve, span the</w:t>
+      </w:r>
+      <w:r>
+        <w:t xml:space="preserve"> </w:t>
+      </w:r>
+      <w:r>
+        <w:t xml:space="preserve">1.05 to 2.43 measured across real orchards. Matching three separate published quantities from one</w:t>
+      </w:r>
+      <w:r>
+        <w:t xml:space="preserve"> </w:t>
+      </w:r>
+      <w:r>
+        <w:t xml:space="preserve">setting is closer agreement than I expected.</w:t>
       </w:r>
     </w:p>
     <w:p>
@@ -2860,7 +2878,7 @@
     </w:p>
     <w:bookmarkEnd w:id="31"/>
     <w:bookmarkEnd w:id="32"/>
-    <w:bookmarkStart w:id="55" w:name="results"/>
+    <w:bookmarkStart w:id="61" w:name="results"/>
     <w:p>
       <w:pPr>
         <w:pStyle w:val="Heading2"/>
@@ -2898,7 +2916,7 @@
         <w:t xml:space="preserve">trees. No number here was measured on a real tree.</w:t>
       </w:r>
     </w:p>
-    <w:bookmarkStart w:id="33" w:name="how-much-a-camera-misses"/>
+    <w:bookmarkStart w:id="35" w:name="how-much-a-camera-misses"/>
     <w:p>
       <w:pPr>
         <w:pStyle w:val="Heading3"/>
@@ -2912,23 +2930,128 @@
         <w:pStyle w:val="FirstParagraph"/>
       </w:pPr>
       <w:r>
-        <w:t xml:space="preserve">From a single viewpoint, 40% of fruit are never seen. From two, 15%. From twelve, 2%. Counting what is</w:t>
-      </w:r>
-      <w:r>
-        <w:t xml:space="preserve"> </w:t>
-      </w:r>
-      <w:r>
-        <w:t xml:space="preserve">visible is therefore 43.1% low at one viewpoint and 2.1% low at twelve, which is the whole shape of the</w:t>
-      </w:r>
-      <w:r>
-        <w:t xml:space="preserve"> </w:t>
-      </w:r>
-      <w:r>
-        <w:t xml:space="preserve">problem in two numbers.</w:t>
-      </w:r>
-    </w:p>
-    <w:bookmarkEnd w:id="33"/>
-    <w:bookmarkStart w:id="40" w:name="accuracy-against-effort"/>
+        <w:t xml:space="preserve">From a single viewpoint, 24% of fruit have no clear line of sight from anywhere, and once the</w:t>
+      </w:r>
+      <w:r>
+        <w:t xml:space="preserve"> </w:t>
+      </w:r>
+      <w:r>
+        <w:t xml:space="preserve">detector’s own misses are added only 37% are found at all. Two viewpoints find 61%, three find 76%,</w:t>
+      </w:r>
+      <w:r>
+        <w:t xml:space="preserve"> </w:t>
+      </w:r>
+      <w:r>
+        <w:t xml:space="preserve">and twelve find 97%. Counting what is found is therefore 63.2% low at one viewpoint and 3.5% low at</w:t>
+      </w:r>
+      <w:r>
+        <w:t xml:space="preserve"> </w:t>
+      </w:r>
+      <w:r>
+        <w:t xml:space="preserve">twelve, which is the shape of the problem in two numbers.</w:t>
+      </w:r>
+    </w:p>
+    <w:p>
+      <w:pPr>
+        <w:pStyle w:val="BodyText"/>
+      </w:pPr>
+      <w:r>
+        <w:t xml:space="preserve">A second check falls out of this. The correction factor needed to repair the visible count, fitted</w:t>
+      </w:r>
+      <w:r>
+        <w:t xml:space="preserve"> </w:t>
+      </w:r>
+      <w:r>
+        <w:t xml:space="preserve">the way the field fits it, runs from 2.99 at one viewpoint down to 1.04 at twelve. Published factors</w:t>
+      </w:r>
+      <w:r>
+        <w:t xml:space="preserve"> </w:t>
+      </w:r>
+      <w:r>
+        <w:t xml:space="preserve">measured across real orchards run from 1.05 to 2.43. My simulated trees demand corrections of the</w:t>
+      </w:r>
+      <w:r>
+        <w:t xml:space="preserve"> </w:t>
+      </w:r>
+      <w:r>
+        <w:t xml:space="preserve">same size as real ones, which is reassuring about the trees rather than about the estimator.</w:t>
+      </w:r>
+    </w:p>
+    <w:p>
+      <w:pPr>
+        <w:pStyle w:val="BodyText"/>
+      </w:pPr>
+      <w:r>
+        <w:drawing>
+          <wp:inline>
+            <wp:extent cx="5153056" cy="3315082"/>
+            <wp:effectExtent b="0" l="0" r="0" t="0"/>
+            <wp:docPr descr="Figure 1" title="" id="33" name="Picture"/>
+            <a:graphic>
+              <a:graphicData uri="http://schemas.openxmlformats.org/drawingml/2006/picture">
+                <pic:pic>
+                  <pic:nvPicPr>
+                    <pic:cNvPr descr="artifacts/figs/fig1_visibility_vs_views.png" id="34" name="Picture"/>
+                    <pic:cNvPicPr>
+                      <a:picLocks noChangeArrowheads="1" noChangeAspect="1"/>
+                    </pic:cNvPicPr>
+                  </pic:nvPicPr>
+                  <pic:blipFill>
+                    <a:blip r:embed="rId27"/>
+                    <a:stretch>
+                      <a:fillRect/>
+                    </a:stretch>
+                  </pic:blipFill>
+                  <pic:spPr bwMode="auto">
+                    <a:xfrm>
+                      <a:off x="0" y="0"/>
+                      <a:ext cx="5153056" cy="3315082"/>
+                    </a:xfrm>
+                    <a:prstGeom prst="rect">
+                      <a:avLst/>
+                    </a:prstGeom>
+                    <a:noFill/>
+                    <a:ln w="9525">
+                      <a:noFill/>
+                      <a:headEnd/>
+                      <a:tailEnd/>
+                    </a:ln>
+                  </pic:spPr>
+                </pic:pic>
+              </a:graphicData>
+            </a:graphic>
+          </wp:inline>
+        </w:drawing>
+      </w:r>
+    </w:p>
+    <w:p>
+      <w:pPr>
+        <w:pStyle w:val="BodyText"/>
+      </w:pPr>
+      <w:r>
+        <w:rPr>
+          <w:i/>
+          <w:iCs/>
+        </w:rPr>
+        <w:t xml:space="preserve">Figure 1. Fruit found and fruit never visible, against viewpoint count, with the two published</w:t>
+      </w:r>
+      <w:r>
+        <w:rPr>
+          <w:i/>
+          <w:iCs/>
+        </w:rPr>
+        <w:t xml:space="preserve"> </w:t>
+      </w:r>
+      <w:r>
+        <w:rPr>
+          <w:i/>
+          <w:iCs/>
+        </w:rPr>
+        <w:t xml:space="preserve">field measurements marked.</w:t>
+      </w:r>
+    </w:p>
+    <w:bookmarkEnd w:id="35"/>
+    <w:bookmarkStart w:id="42" w:name="accuracy-against-effort"/>
     <w:p>
       <w:pPr>
         <w:pStyle w:val="Heading3"/>
@@ -3034,18 +3157,18 @@
               <w:pStyle w:val="Compact"/>
             </w:pPr>
             <w:r>
-              <w:t xml:space="preserve">43.1%</w:t>
-            </w:r>
-          </w:p>
-        </w:tc>
-        <w:tc>
-          <w:tcPr/>
-          <w:p>
-            <w:pPr>
-              <w:pStyle w:val="Compact"/>
-            </w:pPr>
-            <w:r>
-              <w:t xml:space="preserve">14.2%</w:t>
+              <w:t xml:space="preserve">63.2%</w:t>
+            </w:r>
+          </w:p>
+        </w:tc>
+        <w:tc>
+          <w:tcPr/>
+          <w:p>
+            <w:pPr>
+              <w:pStyle w:val="Compact"/>
+            </w:pPr>
+            <w:r>
+              <w:t xml:space="preserve">18.3%</w:t>
             </w:r>
           </w:p>
         </w:tc>
@@ -3091,29 +3214,29 @@
               <w:pStyle w:val="Compact"/>
             </w:pPr>
             <w:r>
-              <w:t xml:space="preserve">17.7%</w:t>
-            </w:r>
-          </w:p>
-        </w:tc>
-        <w:tc>
-          <w:tcPr/>
-          <w:p>
-            <w:pPr>
-              <w:pStyle w:val="Compact"/>
-            </w:pPr>
-            <w:r>
-              <w:t xml:space="preserve">6.2%</w:t>
-            </w:r>
-          </w:p>
-        </w:tc>
-        <w:tc>
-          <w:tcPr/>
-          <w:p>
-            <w:pPr>
-              <w:pStyle w:val="Compact"/>
-            </w:pPr>
-            <w:r>
-              <w:t xml:space="preserve">6.4%</w:t>
+              <w:t xml:space="preserve">38.9%</w:t>
+            </w:r>
+          </w:p>
+        </w:tc>
+        <w:tc>
+          <w:tcPr/>
+          <w:p>
+            <w:pPr>
+              <w:pStyle w:val="Compact"/>
+            </w:pPr>
+            <w:r>
+              <w:t xml:space="preserve">11.1%</w:t>
+            </w:r>
+          </w:p>
+        </w:tc>
+        <w:tc>
+          <w:tcPr/>
+          <w:p>
+            <w:pPr>
+              <w:pStyle w:val="Compact"/>
+            </w:pPr>
+            <w:r>
+              <w:t xml:space="preserve">15.9%</w:t>
             </w:r>
           </w:p>
         </w:tc>
@@ -3128,7 +3251,7 @@
                 <w:b/>
                 <w:bCs/>
               </w:rPr>
-              <w:t xml:space="preserve">2.3%</w:t>
+              <w:t xml:space="preserve">9.5%</w:t>
             </w:r>
           </w:p>
         </w:tc>
@@ -3152,29 +3275,29 @@
               <w:pStyle w:val="Compact"/>
             </w:pPr>
             <w:r>
-              <w:t xml:space="preserve">8.1%</w:t>
-            </w:r>
-          </w:p>
-        </w:tc>
-        <w:tc>
-          <w:tcPr/>
-          <w:p>
-            <w:pPr>
-              <w:pStyle w:val="Compact"/>
-            </w:pPr>
-            <w:r>
-              <w:t xml:space="preserve">3.5%</w:t>
-            </w:r>
-          </w:p>
-        </w:tc>
-        <w:tc>
-          <w:tcPr/>
-          <w:p>
-            <w:pPr>
-              <w:pStyle w:val="Compact"/>
-            </w:pPr>
-            <w:r>
-              <w:t xml:space="preserve">1.5%</w:t>
+              <w:t xml:space="preserve">24.5%</w:t>
+            </w:r>
+          </w:p>
+        </w:tc>
+        <w:tc>
+          <w:tcPr/>
+          <w:p>
+            <w:pPr>
+              <w:pStyle w:val="Compact"/>
+            </w:pPr>
+            <w:r>
+              <w:t xml:space="preserve">7.9%</w:t>
+            </w:r>
+          </w:p>
+        </w:tc>
+        <w:tc>
+          <w:tcPr/>
+          <w:p>
+            <w:pPr>
+              <w:pStyle w:val="Compact"/>
+            </w:pPr>
+            <w:r>
+              <w:t xml:space="preserve">3.8%</w:t>
             </w:r>
           </w:p>
         </w:tc>
@@ -3189,7 +3312,7 @@
                 <w:b/>
                 <w:bCs/>
               </w:rPr>
-              <w:t xml:space="preserve">1.5%</w:t>
+              <w:t xml:space="preserve">3.5%</w:t>
             </w:r>
           </w:p>
         </w:tc>
@@ -3213,29 +3336,151 @@
               <w:pStyle w:val="Compact"/>
             </w:pPr>
             <w:r>
-              <w:t xml:space="preserve">5.4%</w:t>
-            </w:r>
-          </w:p>
-        </w:tc>
-        <w:tc>
-          <w:tcPr/>
-          <w:p>
-            <w:pPr>
-              <w:pStyle w:val="Compact"/>
-            </w:pPr>
-            <w:r>
-              <w:t xml:space="preserve">2.3%</w:t>
-            </w:r>
-          </w:p>
-        </w:tc>
-        <w:tc>
-          <w:tcPr/>
-          <w:p>
-            <w:pPr>
-              <w:pStyle w:val="Compact"/>
-            </w:pPr>
-            <w:r>
-              <w:t xml:space="preserve">2.1%</w:t>
+              <w:t xml:space="preserve">17.3%</w:t>
+            </w:r>
+          </w:p>
+        </w:tc>
+        <w:tc>
+          <w:tcPr/>
+          <w:p>
+            <w:pPr>
+              <w:pStyle w:val="Compact"/>
+            </w:pPr>
+            <w:r>
+              <w:t xml:space="preserve">6.4%</w:t>
+            </w:r>
+          </w:p>
+        </w:tc>
+        <w:tc>
+          <w:tcPr/>
+          <w:p>
+            <w:pPr>
+              <w:pStyle w:val="Compact"/>
+            </w:pPr>
+            <w:r>
+              <w:t xml:space="preserve">3.4%</w:t>
+            </w:r>
+          </w:p>
+        </w:tc>
+        <w:tc>
+          <w:tcPr/>
+          <w:p>
+            <w:pPr>
+              <w:pStyle w:val="Compact"/>
+            </w:pPr>
+            <w:r>
+              <w:rPr>
+                <w:b/>
+                <w:bCs/>
+              </w:rPr>
+              <w:t xml:space="preserve">2.9%</w:t>
+            </w:r>
+          </w:p>
+        </w:tc>
+      </w:tr>
+      <w:tr>
+        <w:tc>
+          <w:tcPr/>
+          <w:p>
+            <w:pPr>
+              <w:pStyle w:val="Compact"/>
+            </w:pPr>
+            <w:r>
+              <w:t xml:space="preserve">6</w:t>
+            </w:r>
+          </w:p>
+        </w:tc>
+        <w:tc>
+          <w:tcPr/>
+          <w:p>
+            <w:pPr>
+              <w:pStyle w:val="Compact"/>
+            </w:pPr>
+            <w:r>
+              <w:t xml:space="preserve">8.9%</w:t>
+            </w:r>
+          </w:p>
+        </w:tc>
+        <w:tc>
+          <w:tcPr/>
+          <w:p>
+            <w:pPr>
+              <w:pStyle w:val="Compact"/>
+            </w:pPr>
+            <w:r>
+              <w:t xml:space="preserve">3.8%</w:t>
+            </w:r>
+          </w:p>
+        </w:tc>
+        <w:tc>
+          <w:tcPr/>
+          <w:p>
+            <w:pPr>
+              <w:pStyle w:val="Compact"/>
+            </w:pPr>
+            <w:r>
+              <w:t xml:space="preserve">3.1%</w:t>
+            </w:r>
+          </w:p>
+        </w:tc>
+        <w:tc>
+          <w:tcPr/>
+          <w:p>
+            <w:pPr>
+              <w:pStyle w:val="Compact"/>
+            </w:pPr>
+            <w:r>
+              <w:rPr>
+                <w:b/>
+                <w:bCs/>
+              </w:rPr>
+              <w:t xml:space="preserve">1.8%</w:t>
+            </w:r>
+          </w:p>
+        </w:tc>
+      </w:tr>
+      <w:tr>
+        <w:tc>
+          <w:tcPr/>
+          <w:p>
+            <w:pPr>
+              <w:pStyle w:val="Compact"/>
+            </w:pPr>
+            <w:r>
+              <w:t xml:space="preserve">12</w:t>
+            </w:r>
+          </w:p>
+        </w:tc>
+        <w:tc>
+          <w:tcPr/>
+          <w:p>
+            <w:pPr>
+              <w:pStyle w:val="Compact"/>
+            </w:pPr>
+            <w:r>
+              <w:t xml:space="preserve">3.5%</w:t>
+            </w:r>
+          </w:p>
+        </w:tc>
+        <w:tc>
+          <w:tcPr/>
+          <w:p>
+            <w:pPr>
+              <w:pStyle w:val="Compact"/>
+            </w:pPr>
+            <w:r>
+              <w:t xml:space="preserve">1.9%</w:t>
+            </w:r>
+          </w:p>
+        </w:tc>
+        <w:tc>
+          <w:tcPr/>
+          <w:p>
+            <w:pPr>
+              <w:pStyle w:val="Compact"/>
+            </w:pPr>
+            <w:r>
+              <w:t xml:space="preserve">3.0%</w:t>
             </w:r>
           </w:p>
         </w:tc>
@@ -3255,128 +3500,6 @@
           </w:p>
         </w:tc>
       </w:tr>
-      <w:tr>
-        <w:tc>
-          <w:tcPr/>
-          <w:p>
-            <w:pPr>
-              <w:pStyle w:val="Compact"/>
-            </w:pPr>
-            <w:r>
-              <w:t xml:space="preserve">6</w:t>
-            </w:r>
-          </w:p>
-        </w:tc>
-        <w:tc>
-          <w:tcPr/>
-          <w:p>
-            <w:pPr>
-              <w:pStyle w:val="Compact"/>
-            </w:pPr>
-            <w:r>
-              <w:t xml:space="preserve">2.9%</w:t>
-            </w:r>
-          </w:p>
-        </w:tc>
-        <w:tc>
-          <w:tcPr/>
-          <w:p>
-            <w:pPr>
-              <w:pStyle w:val="Compact"/>
-            </w:pPr>
-            <w:r>
-              <w:t xml:space="preserve">1.4%</w:t>
-            </w:r>
-          </w:p>
-        </w:tc>
-        <w:tc>
-          <w:tcPr/>
-          <w:p>
-            <w:pPr>
-              <w:pStyle w:val="Compact"/>
-            </w:pPr>
-            <w:r>
-              <w:t xml:space="preserve">2.3%</w:t>
-            </w:r>
-          </w:p>
-        </w:tc>
-        <w:tc>
-          <w:tcPr/>
-          <w:p>
-            <w:pPr>
-              <w:pStyle w:val="Compact"/>
-            </w:pPr>
-            <w:r>
-              <w:rPr>
-                <w:b/>
-                <w:bCs/>
-              </w:rPr>
-              <w:t xml:space="preserve">0.7%</w:t>
-            </w:r>
-          </w:p>
-        </w:tc>
-      </w:tr>
-      <w:tr>
-        <w:tc>
-          <w:tcPr/>
-          <w:p>
-            <w:pPr>
-              <w:pStyle w:val="Compact"/>
-            </w:pPr>
-            <w:r>
-              <w:t xml:space="preserve">12</w:t>
-            </w:r>
-          </w:p>
-        </w:tc>
-        <w:tc>
-          <w:tcPr/>
-          <w:p>
-            <w:pPr>
-              <w:pStyle w:val="Compact"/>
-            </w:pPr>
-            <w:r>
-              <w:t xml:space="preserve">2.1%</w:t>
-            </w:r>
-          </w:p>
-        </w:tc>
-        <w:tc>
-          <w:tcPr/>
-          <w:p>
-            <w:pPr>
-              <w:pStyle w:val="Compact"/>
-            </w:pPr>
-            <w:r>
-              <w:t xml:space="preserve">1.2%</w:t>
-            </w:r>
-          </w:p>
-        </w:tc>
-        <w:tc>
-          <w:tcPr/>
-          <w:p>
-            <w:pPr>
-              <w:pStyle w:val="Compact"/>
-            </w:pPr>
-            <w:r>
-              <w:t xml:space="preserve">2.1%</w:t>
-            </w:r>
-          </w:p>
-        </w:tc>
-        <w:tc>
-          <w:tcPr/>
-          <w:p>
-            <w:pPr>
-              <w:pStyle w:val="Compact"/>
-            </w:pPr>
-            <w:r>
-              <w:rPr>
-                <w:b/>
-                <w:bCs/>
-              </w:rPr>
-              <w:t xml:space="preserve">0.9%</w:t>
-            </w:r>
-          </w:p>
-        </w:tc>
-      </w:tr>
     </w:tbl>
     <w:p>
       <w:pPr>
@@ -3395,19 +3518,31 @@
         <w:pStyle w:val="BodyText"/>
       </w:pPr>
       <w:r>
-        <w:t xml:space="preserve">The reconstruction estimator is the most accurate at every viewpoint count where it is defined. At</w:t>
-      </w:r>
-      <w:r>
-        <w:t xml:space="preserve"> </w:t>
-      </w:r>
-      <w:r>
-        <w:t xml:space="preserve">two viewpoints it is 2.7 times more accurate than the fitted multiplier, and at six it is nearly twice as</w:t>
-      </w:r>
-      <w:r>
-        <w:t xml:space="preserve"> </w:t>
-      </w:r>
-      <w:r>
-        <w:t xml:space="preserve">accurate.</w:t>
+        <w:t xml:space="preserve">The reconstruction estimator is the most accurate at every viewpoint count where it is defined. Its</w:t>
+      </w:r>
+      <w:r>
+        <w:t xml:space="preserve"> </w:t>
+      </w:r>
+      <w:r>
+        <w:t xml:space="preserve">margin over the fitted multiplier is largest in the middle of the range, at 2.3 times better on</w:t>
+      </w:r>
+      <w:r>
+        <w:t xml:space="preserve"> </w:t>
+      </w:r>
+      <w:r>
+        <w:t xml:space="preserve">three viewpoints and 2.1 times on six, and narrows at both ends. At two viewpoints it is only 1.2</w:t>
+      </w:r>
+      <w:r>
+        <w:t xml:space="preserve"> </w:t>
+      </w:r>
+      <w:r>
+        <w:t xml:space="preserve">times better, because the detection histories are then too short to say much. At twelve there is</w:t>
+      </w:r>
+      <w:r>
+        <w:t xml:space="preserve"> </w:t>
+      </w:r>
+      <w:r>
+        <w:t xml:space="preserve">little left hidden for any method to recover.</w:t>
       </w:r>
     </w:p>
     <w:p>
@@ -3419,18 +3554,18 @@
           <wp:inline>
             <wp:extent cx="5309024" cy="3596436"/>
             <wp:effectExtent b="0" l="0" r="0" t="0"/>
-            <wp:docPr descr="Figure 2" title="" id="35" name="Picture"/>
+            <wp:docPr descr="Figure 2" title="" id="37" name="Picture"/>
             <a:graphic>
               <a:graphicData uri="http://schemas.openxmlformats.org/drawingml/2006/picture">
                 <pic:pic>
                   <pic:nvPicPr>
-                    <pic:cNvPr descr="artifacts/figs/fig2_accuracy_vs_views.png" id="36" name="Picture"/>
+                    <pic:cNvPr descr="artifacts/figs/fig2_accuracy_vs_views.png" id="38" name="Picture"/>
                     <pic:cNvPicPr>
                       <a:picLocks noChangeArrowheads="1" noChangeAspect="1"/>
                     </pic:cNvPicPr>
                   </pic:nvPicPr>
                   <pic:blipFill>
-                    <a:blip r:embed="rId34"/>
+                    <a:blip r:embed="rId36"/>
                     <a:stretch>
                       <a:fillRect/>
                     </a:stretch>
@@ -3524,18 +3659,18 @@
           <wp:inline>
             <wp:extent cx="5334000" cy="3206269"/>
             <wp:effectExtent b="0" l="0" r="0" t="0"/>
-            <wp:docPr descr="Figure 6" title="" id="38" name="Picture"/>
+            <wp:docPr descr="Figure 6" title="" id="40" name="Picture"/>
             <a:graphic>
               <a:graphicData uri="http://schemas.openxmlformats.org/drawingml/2006/picture">
                 <pic:pic>
                   <pic:nvPicPr>
-                    <pic:cNvPr descr="artifacts/figs/fig6_scatter_at_three_views.png" id="39" name="Picture"/>
+                    <pic:cNvPr descr="artifacts/figs/fig6_scatter_at_three_views.png" id="41" name="Picture"/>
                     <pic:cNvPicPr>
                       <a:picLocks noChangeArrowheads="1" noChangeAspect="1"/>
                     </pic:cNvPicPr>
                   </pic:nvPicPr>
                   <pic:blipFill>
-                    <a:blip r:embed="rId37"/>
+                    <a:blip r:embed="rId39"/>
                     <a:stretch>
                       <a:fillRect/>
                     </a:stretch>
@@ -3588,8 +3723,8 @@
         <w:t xml:space="preserve">agreement.</w:t>
       </w:r>
     </w:p>
-    <w:bookmarkEnd w:id="40"/>
-    <w:bookmarkStart w:id="44" w:name="the-same-accuracy-for-less-walking"/>
+    <w:bookmarkEnd w:id="42"/>
+    <w:bookmarkStart w:id="46" w:name="the-same-accuracy-for-less-walking"/>
     <w:p>
       <w:pPr>
         <w:pStyle w:val="Heading3"/>
@@ -3603,19 +3738,25 @@
         <w:pStyle w:val="FirstParagraph"/>
       </w:pPr>
       <w:r>
-        <w:t xml:space="preserve">Plain counting at twelve viewpoints reaches 2.1%. The reconstruction estimator reaches 1.5% at three</w:t>
-      </w:r>
-      <w:r>
-        <w:t xml:space="preserve"> </w:t>
-      </w:r>
-      <w:r>
-        <w:t xml:space="preserve">viewpoints, so three viewpoints with it are more accurate than twelve without. For a grower with two</w:t>
-      </w:r>
-      <w:r>
-        <w:t xml:space="preserve"> </w:t>
-      </w:r>
-      <w:r>
-        <w:t xml:space="preserve">hundred trees that is the difference between a morning and a day.</w:t>
+        <w:t xml:space="preserve">Plain counting at twelve viewpoints reaches 3.5%. The reconstruction estimator reaches 3.5% at three</w:t>
+      </w:r>
+      <w:r>
+        <w:t xml:space="preserve"> </w:t>
+      </w:r>
+      <w:r>
+        <w:t xml:space="preserve">viewpoints and 2.9% at four, so three viewpoints with it match twelve without, and four beat them.</w:t>
+      </w:r>
+      <w:r>
+        <w:t xml:space="preserve"> </w:t>
+      </w:r>
+      <w:r>
+        <w:t xml:space="preserve">The fitted multiplier never gets there: at twelve viewpoints it reaches 1.9%, but it needs all twelve</w:t>
+      </w:r>
+      <w:r>
+        <w:t xml:space="preserve"> </w:t>
+      </w:r>
+      <w:r>
+        <w:t xml:space="preserve">to do it. For a grower with two hundred trees that is the difference between a morning and a day.</w:t>
       </w:r>
     </w:p>
     <w:p>
@@ -3627,18 +3768,18 @@
           <wp:inline>
             <wp:extent cx="5334000" cy="2755900"/>
             <wp:effectExtent b="0" l="0" r="0" t="0"/>
-            <wp:docPr descr="Figure 3" title="" id="42" name="Picture"/>
+            <wp:docPr descr="Figure 3" title="" id="44" name="Picture"/>
             <a:graphic>
               <a:graphicData uri="http://schemas.openxmlformats.org/drawingml/2006/picture">
                 <pic:pic>
                   <pic:nvPicPr>
-                    <pic:cNvPr descr="artifacts/figs/fig3_effort_saving.png" id="43" name="Picture"/>
+                    <pic:cNvPr descr="artifacts/figs/fig3_effort_saving.png" id="45" name="Picture"/>
                     <pic:cNvPicPr>
                       <a:picLocks noChangeArrowheads="1" noChangeAspect="1"/>
                     </pic:cNvPicPr>
                   </pic:nvPicPr>
                   <pic:blipFill>
-                    <a:blip r:embed="rId41"/>
+                    <a:blip r:embed="rId43"/>
                     <a:stretch>
                       <a:fillRect/>
                     </a:stretch>
@@ -3677,8 +3818,8 @@
         <w:t xml:space="preserve">Figure 3. Viewpoints each method needs to match plain counting at twelve.</w:t>
       </w:r>
     </w:p>
-    <w:bookmarkEnd w:id="44"/>
-    <w:bookmarkStart w:id="45" w:name="X1dcf25566cdccdcdcda01650c77a746fddceebe"/>
+    <w:bookmarkEnd w:id="46"/>
+    <w:bookmarkStart w:id="47" w:name="X1dcf25566cdccdcdcda01650c77a746fddceebe"/>
     <w:p>
       <w:pPr>
         <w:pStyle w:val="Heading3"/>
@@ -3716,11 +3857,17 @@
         <w:t xml:space="preserve"> </w:t>
       </w:r>
       <w:r>
-        <w:t xml:space="preserve">photograph cannot support this family of methods at all.</w:t>
-      </w:r>
-    </w:p>
-    <w:bookmarkEnd w:id="45"/>
-    <w:bookmarkStart w:id="49" w:name="where-the-correction-earns-its-keep"/>
+        <w:t xml:space="preserve">photograph cannot support this family of methods at all, and the only thing available there is a</w:t>
+      </w:r>
+      <w:r>
+        <w:t xml:space="preserve"> </w:t>
+      </w:r>
+      <w:r>
+        <w:t xml:space="preserve">correction factor of about three, bought with a harvest.</w:t>
+      </w:r>
+    </w:p>
+    <w:bookmarkEnd w:id="47"/>
+    <w:bookmarkStart w:id="51" w:name="where-the-correction-earns-its-keep"/>
     <w:p>
       <w:pPr>
         <w:pStyle w:val="Heading3"/>
@@ -3777,7 +3924,7 @@
               <w:pStyle w:val="Compact"/>
             </w:pPr>
             <w:r>
-              <w:t xml:space="preserve">Visible</w:t>
+              <w:t xml:space="preserve">Found</w:t>
             </w:r>
           </w:p>
         </w:tc>
@@ -3845,29 +3992,29 @@
               <w:pStyle w:val="Compact"/>
             </w:pPr>
             <w:r>
-              <w:t xml:space="preserve">79%</w:t>
-            </w:r>
-          </w:p>
-        </w:tc>
-        <w:tc>
-          <w:tcPr/>
-          <w:p>
-            <w:pPr>
-              <w:pStyle w:val="Compact"/>
-            </w:pPr>
-            <w:r>
-              <w:t xml:space="preserve">21.4%</w:t>
-            </w:r>
-          </w:p>
-        </w:tc>
-        <w:tc>
-          <w:tcPr/>
-          <w:p>
-            <w:pPr>
-              <w:pStyle w:val="Compact"/>
-            </w:pPr>
-            <w:r>
-              <w:t xml:space="preserve">6.7%</w:t>
+              <w:t xml:space="preserve">57%</w:t>
+            </w:r>
+          </w:p>
+        </w:tc>
+        <w:tc>
+          <w:tcPr/>
+          <w:p>
+            <w:pPr>
+              <w:pStyle w:val="Compact"/>
+            </w:pPr>
+            <w:r>
+              <w:t xml:space="preserve">43.3%</w:t>
+            </w:r>
+          </w:p>
+        </w:tc>
+        <w:tc>
+          <w:tcPr/>
+          <w:p>
+            <w:pPr>
+              <w:pStyle w:val="Compact"/>
+            </w:pPr>
+            <w:r>
+              <w:t xml:space="preserve">11.3%</w:t>
             </w:r>
           </w:p>
         </w:tc>
@@ -3882,7 +4029,7 @@
                 <w:b/>
                 <w:bCs/>
               </w:rPr>
-              <w:t xml:space="preserve">2.5%</w:t>
+              <w:t xml:space="preserve">10.2%</w:t>
             </w:r>
           </w:p>
         </w:tc>
@@ -3917,29 +4064,29 @@
               <w:pStyle w:val="Compact"/>
             </w:pPr>
             <w:r>
-              <w:t xml:space="preserve">90%</w:t>
-            </w:r>
-          </w:p>
-        </w:tc>
-        <w:tc>
-          <w:tcPr/>
-          <w:p>
-            <w:pPr>
-              <w:pStyle w:val="Compact"/>
-            </w:pPr>
-            <w:r>
-              <w:t xml:space="preserve">10.3%</w:t>
-            </w:r>
-          </w:p>
-        </w:tc>
-        <w:tc>
-          <w:tcPr/>
-          <w:p>
-            <w:pPr>
-              <w:pStyle w:val="Compact"/>
-            </w:pPr>
-            <w:r>
-              <w:t xml:space="preserve">2.9%</w:t>
+              <w:t xml:space="preserve">73%</w:t>
+            </w:r>
+          </w:p>
+        </w:tc>
+        <w:tc>
+          <w:tcPr/>
+          <w:p>
+            <w:pPr>
+              <w:pStyle w:val="Compact"/>
+            </w:pPr>
+            <w:r>
+              <w:t xml:space="preserve">26.6%</w:t>
+            </w:r>
+          </w:p>
+        </w:tc>
+        <w:tc>
+          <w:tcPr/>
+          <w:p>
+            <w:pPr>
+              <w:pStyle w:val="Compact"/>
+            </w:pPr>
+            <w:r>
+              <w:t xml:space="preserve">7.0%</w:t>
             </w:r>
           </w:p>
         </w:tc>
@@ -3954,7 +4101,7 @@
                 <w:b/>
                 <w:bCs/>
               </w:rPr>
-              <w:t xml:space="preserve">2.1%</w:t>
+              <w:t xml:space="preserve">4.5%</w:t>
             </w:r>
           </w:p>
         </w:tc>
@@ -3989,29 +4136,29 @@
               <w:pStyle w:val="Compact"/>
             </w:pPr>
             <w:r>
-              <w:t xml:space="preserve">97%</w:t>
-            </w:r>
-          </w:p>
-        </w:tc>
-        <w:tc>
-          <w:tcPr/>
-          <w:p>
-            <w:pPr>
-              <w:pStyle w:val="Compact"/>
-            </w:pPr>
-            <w:r>
-              <w:t xml:space="preserve">2.7%</w:t>
-            </w:r>
-          </w:p>
-        </w:tc>
-        <w:tc>
-          <w:tcPr/>
-          <w:p>
-            <w:pPr>
-              <w:pStyle w:val="Compact"/>
-            </w:pPr>
-            <w:r>
-              <w:t xml:space="preserve">1.0%</w:t>
+              <w:t xml:space="preserve">95%</w:t>
+            </w:r>
+          </w:p>
+        </w:tc>
+        <w:tc>
+          <w:tcPr/>
+          <w:p>
+            <w:pPr>
+              <w:pStyle w:val="Compact"/>
+            </w:pPr>
+            <w:r>
+              <w:t xml:space="preserve">4.8%</w:t>
+            </w:r>
+          </w:p>
+        </w:tc>
+        <w:tc>
+          <w:tcPr/>
+          <w:p>
+            <w:pPr>
+              <w:pStyle w:val="Compact"/>
+            </w:pPr>
+            <w:r>
+              <w:t xml:space="preserve">1.9%</w:t>
             </w:r>
           </w:p>
         </w:tc>
@@ -4026,7 +4173,151 @@
                 <w:b/>
                 <w:bCs/>
               </w:rPr>
-              <w:t xml:space="preserve">0.9%</w:t>
+              <w:t xml:space="preserve">1.4%</w:t>
+            </w:r>
+          </w:p>
+        </w:tc>
+      </w:tr>
+      <w:tr>
+        <w:tc>
+          <w:tcPr/>
+          <w:p>
+            <w:pPr>
+              <w:pStyle w:val="Compact"/>
+            </w:pPr>
+            <w:r>
+              <w:t xml:space="preserve">Open</w:t>
+            </w:r>
+          </w:p>
+        </w:tc>
+        <w:tc>
+          <w:tcPr/>
+          <w:p>
+            <w:pPr>
+              <w:pStyle w:val="Compact"/>
+            </w:pPr>
+            <w:r>
+              <w:t xml:space="preserve">3</w:t>
+            </w:r>
+          </w:p>
+        </w:tc>
+        <w:tc>
+          <w:tcPr/>
+          <w:p>
+            <w:pPr>
+              <w:pStyle w:val="Compact"/>
+            </w:pPr>
+            <w:r>
+              <w:t xml:space="preserve">78%</w:t>
+            </w:r>
+          </w:p>
+        </w:tc>
+        <w:tc>
+          <w:tcPr/>
+          <w:p>
+            <w:pPr>
+              <w:pStyle w:val="Compact"/>
+            </w:pPr>
+            <w:r>
+              <w:t xml:space="preserve">22.2%</w:t>
+            </w:r>
+          </w:p>
+        </w:tc>
+        <w:tc>
+          <w:tcPr/>
+          <w:p>
+            <w:pPr>
+              <w:pStyle w:val="Compact"/>
+            </w:pPr>
+            <w:r>
+              <w:t xml:space="preserve">9.4%</w:t>
+            </w:r>
+          </w:p>
+        </w:tc>
+        <w:tc>
+          <w:tcPr/>
+          <w:p>
+            <w:pPr>
+              <w:pStyle w:val="Compact"/>
+            </w:pPr>
+            <w:r>
+              <w:rPr>
+                <w:b/>
+                <w:bCs/>
+              </w:rPr>
+              <w:t xml:space="preserve">3.8%</w:t>
+            </w:r>
+          </w:p>
+        </w:tc>
+      </w:tr>
+      <w:tr>
+        <w:tc>
+          <w:tcPr/>
+          <w:p>
+            <w:pPr>
+              <w:pStyle w:val="Compact"/>
+            </w:pPr>
+            <w:r>
+              <w:t xml:space="preserve">Open</w:t>
+            </w:r>
+          </w:p>
+        </w:tc>
+        <w:tc>
+          <w:tcPr/>
+          <w:p>
+            <w:pPr>
+              <w:pStyle w:val="Compact"/>
+            </w:pPr>
+            <w:r>
+              <w:t xml:space="preserve">12</w:t>
+            </w:r>
+          </w:p>
+        </w:tc>
+        <w:tc>
+          <w:tcPr/>
+          <w:p>
+            <w:pPr>
+              <w:pStyle w:val="Compact"/>
+            </w:pPr>
+            <w:r>
+              <w:t xml:space="preserve">98%</w:t>
+            </w:r>
+          </w:p>
+        </w:tc>
+        <w:tc>
+          <w:tcPr/>
+          <w:p>
+            <w:pPr>
+              <w:pStyle w:val="Compact"/>
+            </w:pPr>
+            <w:r>
+              <w:t xml:space="preserve">2.3%</w:t>
+            </w:r>
+          </w:p>
+        </w:tc>
+        <w:tc>
+          <w:tcPr/>
+          <w:p>
+            <w:pPr>
+              <w:pStyle w:val="Compact"/>
+            </w:pPr>
+            <w:r>
+              <w:t xml:space="preserve">2.3%</w:t>
+            </w:r>
+          </w:p>
+        </w:tc>
+        <w:tc>
+          <w:tcPr/>
+          <w:p>
+            <w:pPr>
+              <w:pStyle w:val="Compact"/>
+            </w:pPr>
+            <w:r>
+              <w:rPr>
+                <w:b/>
+                <w:bCs/>
+              </w:rPr>
+              <w:t xml:space="preserve">1.0%</w:t>
             </w:r>
           </w:p>
         </w:tc>
@@ -4037,19 +4328,19 @@
         <w:pStyle w:val="BodyText"/>
       </w:pPr>
       <w:r>
-        <w:t xml:space="preserve">On dense canopies at two viewpoints the estimator is 2.7 times more accurate than the multiplier. As</w:t>
-      </w:r>
-      <w:r>
-        <w:t xml:space="preserve"> </w:t>
-      </w:r>
-      <w:r>
-        <w:t xml:space="preserve">the canopy opens and the viewpoints multiply, the advantage narrows, which is what should happen: when</w:t>
-      </w:r>
-      <w:r>
-        <w:t xml:space="preserve"> </w:t>
-      </w:r>
-      <w:r>
-        <w:t xml:space="preserve">almost nothing is hidden there is almost nothing to recover.</w:t>
+        <w:t xml:space="preserve">The advantage holds across canopy density rather than depending on it. What changes with density is</w:t>
+      </w:r>
+      <w:r>
+        <w:t xml:space="preserve"> </w:t>
+      </w:r>
+      <w:r>
+        <w:t xml:space="preserve">how much there is to recover: a dense canopy at two viewpoints hides 43% of its crop from a plain</w:t>
+      </w:r>
+      <w:r>
+        <w:t xml:space="preserve"> </w:t>
+      </w:r>
+      <w:r>
+        <w:t xml:space="preserve">count, an open one at twelve hides 2%.</w:t>
       </w:r>
     </w:p>
     <w:p>
@@ -4061,18 +4352,18 @@
           <wp:inline>
             <wp:extent cx="5334000" cy="2372128"/>
             <wp:effectExtent b="0" l="0" r="0" t="0"/>
-            <wp:docPr descr="Figure 4" title="" id="47" name="Picture"/>
+            <wp:docPr descr="Figure 4" title="" id="49" name="Picture"/>
             <a:graphic>
               <a:graphicData uri="http://schemas.openxmlformats.org/drawingml/2006/picture">
                 <pic:pic>
                   <pic:nvPicPr>
-                    <pic:cNvPr descr="artifacts/figs/fig4_density_bands.png" id="48" name="Picture"/>
+                    <pic:cNvPr descr="artifacts/figs/fig4_density_bands.png" id="50" name="Picture"/>
                     <pic:cNvPicPr>
                       <a:picLocks noChangeArrowheads="1" noChangeAspect="1"/>
                     </pic:cNvPicPr>
                   </pic:nvPicPr>
                   <pic:blipFill>
-                    <a:blip r:embed="rId46"/>
+                    <a:blip r:embed="rId48"/>
                     <a:stretch>
                       <a:fillRect/>
                     </a:stretch>
@@ -4111,14 +4402,14 @@
         <w:t xml:space="preserve">Figure 4. Error by canopy density and viewpoint count.</w:t>
       </w:r>
     </w:p>
-    <w:bookmarkEnd w:id="49"/>
-    <w:bookmarkStart w:id="53" w:name="the-intervals-cover-more-than-they-claim"/>
+    <w:bookmarkEnd w:id="51"/>
+    <w:bookmarkStart w:id="55" w:name="Xb13db10f43707cd7a0853d064e277aa1c6e9b12"/>
     <w:p>
       <w:pPr>
         <w:pStyle w:val="Heading3"/>
       </w:pPr>
       <w:r>
-        <w:t xml:space="preserve">5.6 The intervals cover more than they claim</w:t>
+        <w:t xml:space="preserve">5.6 The estimator depends on the detector, and there is a point where it fails</w:t>
       </w:r>
     </w:p>
     <w:p>
@@ -4126,57 +4417,722 @@
         <w:pStyle w:val="FirstParagraph"/>
       </w:pPr>
       <w:r>
-        <w:t xml:space="preserve">Nominal 90% prediction intervals contained the true count on 98% of trees at two viewpoints and 100%</w:t>
-      </w:r>
-      <w:r>
-        <w:t xml:space="preserve"> </w:t>
-      </w:r>
-      <w:r>
-        <w:t xml:space="preserve">above that, at a width of 17% to 19% of the count. They are conservative rather than</w:t>
-      </w:r>
-      <w:r>
-        <w:t xml:space="preserve"> </w:t>
-      </w:r>
-      <w:r>
-        <w:t xml:space="preserve">under-confident, which is the safer direction for someone deciding how many pickers to hire, and it</w:t>
-      </w:r>
-      <w:r>
-        <w:t xml:space="preserve"> </w:t>
-      </w:r>
-      <w:r>
-        <w:t xml:space="preserve">is still a miscalibration. An earlier version resampled the detected fruit and covered barely half of</w:t>
-      </w:r>
-      <w:r>
-        <w:t xml:space="preserve"> </w:t>
-      </w:r>
-      <w:r>
-        <w:t xml:space="preserve">what it claimed, because resampling fruit varies which fruit a tree happened to grow and almost</w:t>
-      </w:r>
-      <w:r>
-        <w:t xml:space="preserve"> </w:t>
-      </w:r>
-      <w:r>
-        <w:t xml:space="preserve">nothing else, while the uncertainty that dominates is in the fitted detection rate.</w:t>
-      </w:r>
-    </w:p>
+        <w:t xml:space="preserve">The detector is the one part of the pipeline this project does not build, so the conclusion is</w:t>
+      </w:r>
+      <w:r>
+        <w:t xml:space="preserve"> </w:t>
+      </w:r>
+      <w:r>
+        <w:t xml:space="preserve">re-run under a better and a worse one. The result is a boundary rather than a reassurance.</w:t>
+      </w:r>
+    </w:p>
+    <w:tbl>
+      <w:tblPr>
+        <w:tblStyle w:val="Table"/>
+        <w:tblW w:type="pct" w:w="5000"/>
+        <w:tblLayout w:type="fixed"/>
+        <w:tblLook w:firstRow="1" w:lastRow="0" w:firstColumn="0" w:lastColumn="0" w:noHBand="0" w:noVBand="0" w:val="0020"/>
+      </w:tblPr>
+      <w:tblGrid>
+        <w:gridCol w:w="1320"/>
+        <w:gridCol w:w="1320"/>
+        <w:gridCol w:w="1320"/>
+        <w:gridCol w:w="1320"/>
+        <w:gridCol w:w="1320"/>
+        <w:gridCol w:w="1320"/>
+      </w:tblGrid>
+      <w:tr>
+        <w:trPr>
+          <w:tblHeader w:val="on"/>
+        </w:trPr>
+        <w:tc>
+          <w:tcPr/>
+          <w:p>
+            <w:pPr>
+              <w:pStyle w:val="Compact"/>
+            </w:pPr>
+            <w:r>
+              <w:t xml:space="preserve">Detector</w:t>
+            </w:r>
+          </w:p>
+        </w:tc>
+        <w:tc>
+          <w:tcPr/>
+          <w:p>
+            <w:pPr>
+              <w:pStyle w:val="Compact"/>
+            </w:pPr>
+            <w:r>
+              <w:t xml:space="preserve">Viewpoints</w:t>
+            </w:r>
+          </w:p>
+        </w:tc>
+        <w:tc>
+          <w:tcPr/>
+          <w:p>
+            <w:pPr>
+              <w:pStyle w:val="Compact"/>
+            </w:pPr>
+            <w:r>
+              <w:t xml:space="preserve">Found</w:t>
+            </w:r>
+          </w:p>
+        </w:tc>
+        <w:tc>
+          <w:tcPr/>
+          <w:p>
+            <w:pPr>
+              <w:pStyle w:val="Compact"/>
+            </w:pPr>
+            <w:r>
+              <w:t xml:space="preserve">Count what is seen</w:t>
+            </w:r>
+          </w:p>
+        </w:tc>
+        <w:tc>
+          <w:tcPr/>
+          <w:p>
+            <w:pPr>
+              <w:pStyle w:val="Compact"/>
+            </w:pPr>
+            <w:r>
+              <w:t xml:space="preserve">Fitted multiplier</w:t>
+            </w:r>
+          </w:p>
+        </w:tc>
+        <w:tc>
+          <w:tcPr/>
+          <w:p>
+            <w:pPr>
+              <w:pStyle w:val="Compact"/>
+            </w:pPr>
+            <w:r>
+              <w:t xml:space="preserve">Reconstruction</w:t>
+            </w:r>
+          </w:p>
+        </w:tc>
+      </w:tr>
+      <w:tr>
+        <w:tc>
+          <w:tcPr/>
+          <w:p>
+            <w:pPr>
+              <w:pStyle w:val="Compact"/>
+            </w:pPr>
+            <w:r>
+              <w:t xml:space="preserve">Calibrated</w:t>
+            </w:r>
+          </w:p>
+        </w:tc>
+        <w:tc>
+          <w:tcPr/>
+          <w:p>
+            <w:pPr>
+              <w:pStyle w:val="Compact"/>
+            </w:pPr>
+            <w:r>
+              <w:t xml:space="preserve">2</w:t>
+            </w:r>
+          </w:p>
+        </w:tc>
+        <w:tc>
+          <w:tcPr/>
+          <w:p>
+            <w:pPr>
+              <w:pStyle w:val="Compact"/>
+            </w:pPr>
+            <w:r>
+              <w:t xml:space="preserve">60%</w:t>
+            </w:r>
+          </w:p>
+        </w:tc>
+        <w:tc>
+          <w:tcPr/>
+          <w:p>
+            <w:pPr>
+              <w:pStyle w:val="Compact"/>
+            </w:pPr>
+            <w:r>
+              <w:t xml:space="preserve">40.5%</w:t>
+            </w:r>
+          </w:p>
+        </w:tc>
+        <w:tc>
+          <w:tcPr/>
+          <w:p>
+            <w:pPr>
+              <w:pStyle w:val="Compact"/>
+            </w:pPr>
+            <w:r>
+              <w:t xml:space="preserve">11.0%</w:t>
+            </w:r>
+          </w:p>
+        </w:tc>
+        <w:tc>
+          <w:tcPr/>
+          <w:p>
+            <w:pPr>
+              <w:pStyle w:val="Compact"/>
+            </w:pPr>
+            <w:r>
+              <w:rPr>
+                <w:b/>
+                <w:bCs/>
+              </w:rPr>
+              <w:t xml:space="preserve">8.0%</w:t>
+            </w:r>
+          </w:p>
+        </w:tc>
+      </w:tr>
+      <w:tr>
+        <w:tc>
+          <w:tcPr/>
+          <w:p>
+            <w:pPr>
+              <w:pStyle w:val="Compact"/>
+            </w:pPr>
+            <w:r>
+              <w:t xml:space="preserve">Calibrated</w:t>
+            </w:r>
+          </w:p>
+        </w:tc>
+        <w:tc>
+          <w:tcPr/>
+          <w:p>
+            <w:pPr>
+              <w:pStyle w:val="Compact"/>
+            </w:pPr>
+            <w:r>
+              <w:t xml:space="preserve">3</w:t>
+            </w:r>
+          </w:p>
+        </w:tc>
+        <w:tc>
+          <w:tcPr/>
+          <w:p>
+            <w:pPr>
+              <w:pStyle w:val="Compact"/>
+            </w:pPr>
+            <w:r>
+              <w:t xml:space="preserve">74%</w:t>
+            </w:r>
+          </w:p>
+        </w:tc>
+        <w:tc>
+          <w:tcPr/>
+          <w:p>
+            <w:pPr>
+              <w:pStyle w:val="Compact"/>
+            </w:pPr>
+            <w:r>
+              <w:t xml:space="preserve">26.1%</w:t>
+            </w:r>
+          </w:p>
+        </w:tc>
+        <w:tc>
+          <w:tcPr/>
+          <w:p>
+            <w:pPr>
+              <w:pStyle w:val="Compact"/>
+            </w:pPr>
+            <w:r>
+              <w:t xml:space="preserve">8.7%</w:t>
+            </w:r>
+          </w:p>
+        </w:tc>
+        <w:tc>
+          <w:tcPr/>
+          <w:p>
+            <w:pPr>
+              <w:pStyle w:val="Compact"/>
+            </w:pPr>
+            <w:r>
+              <w:rPr>
+                <w:b/>
+                <w:bCs/>
+              </w:rPr>
+              <w:t xml:space="preserve">3.8%</w:t>
+            </w:r>
+          </w:p>
+        </w:tc>
+      </w:tr>
+      <w:tr>
+        <w:tc>
+          <w:tcPr/>
+          <w:p>
+            <w:pPr>
+              <w:pStyle w:val="Compact"/>
+            </w:pPr>
+            <w:r>
+              <w:t xml:space="preserve">Calibrated</w:t>
+            </w:r>
+          </w:p>
+        </w:tc>
+        <w:tc>
+          <w:tcPr/>
+          <w:p>
+            <w:pPr>
+              <w:pStyle w:val="Compact"/>
+            </w:pPr>
+            <w:r>
+              <w:t xml:space="preserve">6</w:t>
+            </w:r>
+          </w:p>
+        </w:tc>
+        <w:tc>
+          <w:tcPr/>
+          <w:p>
+            <w:pPr>
+              <w:pStyle w:val="Compact"/>
+            </w:pPr>
+            <w:r>
+              <w:t xml:space="preserve">91%</w:t>
+            </w:r>
+          </w:p>
+        </w:tc>
+        <w:tc>
+          <w:tcPr/>
+          <w:p>
+            <w:pPr>
+              <w:pStyle w:val="Compact"/>
+            </w:pPr>
+            <w:r>
+              <w:t xml:space="preserve">9.1%</w:t>
+            </w:r>
+          </w:p>
+        </w:tc>
+        <w:tc>
+          <w:tcPr/>
+          <w:p>
+            <w:pPr>
+              <w:pStyle w:val="Compact"/>
+            </w:pPr>
+            <w:r>
+              <w:t xml:space="preserve">2.4%</w:t>
+            </w:r>
+          </w:p>
+        </w:tc>
+        <w:tc>
+          <w:tcPr/>
+          <w:p>
+            <w:pPr>
+              <w:pStyle w:val="Compact"/>
+            </w:pPr>
+            <w:r>
+              <w:rPr>
+                <w:b/>
+                <w:bCs/>
+              </w:rPr>
+              <w:t xml:space="preserve">1.8%</w:t>
+            </w:r>
+          </w:p>
+        </w:tc>
+      </w:tr>
+      <w:tr>
+        <w:tc>
+          <w:tcPr/>
+          <w:p>
+            <w:pPr>
+              <w:pStyle w:val="Compact"/>
+            </w:pPr>
+            <w:r>
+              <w:t xml:space="preserve">Better</w:t>
+            </w:r>
+          </w:p>
+        </w:tc>
+        <w:tc>
+          <w:tcPr/>
+          <w:p>
+            <w:pPr>
+              <w:pStyle w:val="Compact"/>
+            </w:pPr>
+            <w:r>
+              <w:t xml:space="preserve">2</w:t>
+            </w:r>
+          </w:p>
+        </w:tc>
+        <w:tc>
+          <w:tcPr/>
+          <w:p>
+            <w:pPr>
+              <w:pStyle w:val="Compact"/>
+            </w:pPr>
+            <w:r>
+              <w:t xml:space="preserve">82%</w:t>
+            </w:r>
+          </w:p>
+        </w:tc>
+        <w:tc>
+          <w:tcPr/>
+          <w:p>
+            <w:pPr>
+              <w:pStyle w:val="Compact"/>
+            </w:pPr>
+            <w:r>
+              <w:t xml:space="preserve">17.9%</w:t>
+            </w:r>
+          </w:p>
+        </w:tc>
+        <w:tc>
+          <w:tcPr/>
+          <w:p>
+            <w:pPr>
+              <w:pStyle w:val="Compact"/>
+            </w:pPr>
+            <w:r>
+              <w:t xml:space="preserve">6.1%</w:t>
+            </w:r>
+          </w:p>
+        </w:tc>
+        <w:tc>
+          <w:tcPr/>
+          <w:p>
+            <w:pPr>
+              <w:pStyle w:val="Compact"/>
+            </w:pPr>
+            <w:r>
+              <w:rPr>
+                <w:b/>
+                <w:bCs/>
+              </w:rPr>
+              <w:t xml:space="preserve">3.4%</w:t>
+            </w:r>
+          </w:p>
+        </w:tc>
+      </w:tr>
+      <w:tr>
+        <w:tc>
+          <w:tcPr/>
+          <w:p>
+            <w:pPr>
+              <w:pStyle w:val="Compact"/>
+            </w:pPr>
+            <w:r>
+              <w:t xml:space="preserve">Better</w:t>
+            </w:r>
+          </w:p>
+        </w:tc>
+        <w:tc>
+          <w:tcPr/>
+          <w:p>
+            <w:pPr>
+              <w:pStyle w:val="Compact"/>
+            </w:pPr>
+            <w:r>
+              <w:t xml:space="preserve">3</w:t>
+            </w:r>
+          </w:p>
+        </w:tc>
+        <w:tc>
+          <w:tcPr/>
+          <w:p>
+            <w:pPr>
+              <w:pStyle w:val="Compact"/>
+            </w:pPr>
+            <w:r>
+              <w:t xml:space="preserve">92%</w:t>
+            </w:r>
+          </w:p>
+        </w:tc>
+        <w:tc>
+          <w:tcPr/>
+          <w:p>
+            <w:pPr>
+              <w:pStyle w:val="Compact"/>
+            </w:pPr>
+            <w:r>
+              <w:t xml:space="preserve">8.3%</w:t>
+            </w:r>
+          </w:p>
+        </w:tc>
+        <w:tc>
+          <w:tcPr/>
+          <w:p>
+            <w:pPr>
+              <w:pStyle w:val="Compact"/>
+            </w:pPr>
+            <w:r>
+              <w:t xml:space="preserve">3.5%</w:t>
+            </w:r>
+          </w:p>
+        </w:tc>
+        <w:tc>
+          <w:tcPr/>
+          <w:p>
+            <w:pPr>
+              <w:pStyle w:val="Compact"/>
+            </w:pPr>
+            <w:r>
+              <w:rPr>
+                <w:b/>
+                <w:bCs/>
+              </w:rPr>
+              <w:t xml:space="preserve">1.7%</w:t>
+            </w:r>
+          </w:p>
+        </w:tc>
+      </w:tr>
+      <w:tr>
+        <w:tc>
+          <w:tcPr/>
+          <w:p>
+            <w:pPr>
+              <w:pStyle w:val="Compact"/>
+            </w:pPr>
+            <w:r>
+              <w:t xml:space="preserve">Worse</w:t>
+            </w:r>
+          </w:p>
+        </w:tc>
+        <w:tc>
+          <w:tcPr/>
+          <w:p>
+            <w:pPr>
+              <w:pStyle w:val="Compact"/>
+            </w:pPr>
+            <w:r>
+              <w:t xml:space="preserve">2</w:t>
+            </w:r>
+          </w:p>
+        </w:tc>
+        <w:tc>
+          <w:tcPr/>
+          <w:p>
+            <w:pPr>
+              <w:pStyle w:val="Compact"/>
+            </w:pPr>
+            <w:r>
+              <w:t xml:space="preserve">41%</w:t>
+            </w:r>
+          </w:p>
+        </w:tc>
+        <w:tc>
+          <w:tcPr/>
+          <w:p>
+            <w:pPr>
+              <w:pStyle w:val="Compact"/>
+            </w:pPr>
+            <w:r>
+              <w:t xml:space="preserve">58.9%</w:t>
+            </w:r>
+          </w:p>
+        </w:tc>
+        <w:tc>
+          <w:tcPr/>
+          <w:p>
+            <w:pPr>
+              <w:pStyle w:val="Compact"/>
+            </w:pPr>
+            <w:r>
+              <w:rPr>
+                <w:b/>
+                <w:bCs/>
+              </w:rPr>
+              <w:t xml:space="preserve">12.5%</w:t>
+            </w:r>
+          </w:p>
+        </w:tc>
+        <w:tc>
+          <w:tcPr/>
+          <w:p>
+            <w:pPr>
+              <w:pStyle w:val="Compact"/>
+            </w:pPr>
+            <w:r>
+              <w:t xml:space="preserve">21.9%</w:t>
+            </w:r>
+          </w:p>
+        </w:tc>
+      </w:tr>
+      <w:tr>
+        <w:tc>
+          <w:tcPr/>
+          <w:p>
+            <w:pPr>
+              <w:pStyle w:val="Compact"/>
+            </w:pPr>
+            <w:r>
+              <w:t xml:space="preserve">Worse</w:t>
+            </w:r>
+          </w:p>
+        </w:tc>
+        <w:tc>
+          <w:tcPr/>
+          <w:p>
+            <w:pPr>
+              <w:pStyle w:val="Compact"/>
+            </w:pPr>
+            <w:r>
+              <w:t xml:space="preserve">3</w:t>
+            </w:r>
+          </w:p>
+        </w:tc>
+        <w:tc>
+          <w:tcPr/>
+          <w:p>
+            <w:pPr>
+              <w:pStyle w:val="Compact"/>
+            </w:pPr>
+            <w:r>
+              <w:t xml:space="preserve">55%</w:t>
+            </w:r>
+          </w:p>
+        </w:tc>
+        <w:tc>
+          <w:tcPr/>
+          <w:p>
+            <w:pPr>
+              <w:pStyle w:val="Compact"/>
+            </w:pPr>
+            <w:r>
+              <w:t xml:space="preserve">45.5%</w:t>
+            </w:r>
+          </w:p>
+        </w:tc>
+        <w:tc>
+          <w:tcPr/>
+          <w:p>
+            <w:pPr>
+              <w:pStyle w:val="Compact"/>
+            </w:pPr>
+            <w:r>
+              <w:t xml:space="preserve">11.9%</w:t>
+            </w:r>
+          </w:p>
+        </w:tc>
+        <w:tc>
+          <w:tcPr/>
+          <w:p>
+            <w:pPr>
+              <w:pStyle w:val="Compact"/>
+            </w:pPr>
+            <w:r>
+              <w:rPr>
+                <w:b/>
+                <w:bCs/>
+              </w:rPr>
+              <w:t xml:space="preserve">7.3%</w:t>
+            </w:r>
+          </w:p>
+        </w:tc>
+      </w:tr>
+      <w:tr>
+        <w:tc>
+          <w:tcPr/>
+          <w:p>
+            <w:pPr>
+              <w:pStyle w:val="Compact"/>
+            </w:pPr>
+            <w:r>
+              <w:t xml:space="preserve">Worse</w:t>
+            </w:r>
+          </w:p>
+        </w:tc>
+        <w:tc>
+          <w:tcPr/>
+          <w:p>
+            <w:pPr>
+              <w:pStyle w:val="Compact"/>
+            </w:pPr>
+            <w:r>
+              <w:t xml:space="preserve">6</w:t>
+            </w:r>
+          </w:p>
+        </w:tc>
+        <w:tc>
+          <w:tcPr/>
+          <w:p>
+            <w:pPr>
+              <w:pStyle w:val="Compact"/>
+            </w:pPr>
+            <w:r>
+              <w:t xml:space="preserve">78%</w:t>
+            </w:r>
+          </w:p>
+        </w:tc>
+        <w:tc>
+          <w:tcPr/>
+          <w:p>
+            <w:pPr>
+              <w:pStyle w:val="Compact"/>
+            </w:pPr>
+            <w:r>
+              <w:t xml:space="preserve">21.7%</w:t>
+            </w:r>
+          </w:p>
+        </w:tc>
+        <w:tc>
+          <w:tcPr/>
+          <w:p>
+            <w:pPr>
+              <w:pStyle w:val="Compact"/>
+            </w:pPr>
+            <w:r>
+              <w:t xml:space="preserve">5.2%</w:t>
+            </w:r>
+          </w:p>
+        </w:tc>
+        <w:tc>
+          <w:tcPr/>
+          <w:p>
+            <w:pPr>
+              <w:pStyle w:val="Compact"/>
+            </w:pPr>
+            <w:r>
+              <w:rPr>
+                <w:b/>
+                <w:bCs/>
+              </w:rPr>
+              <w:t xml:space="preserve">3.4%</w:t>
+            </w:r>
+          </w:p>
+        </w:tc>
+      </w:tr>
+    </w:tbl>
     <w:p>
       <w:pPr>
         <w:pStyle w:val="BodyText"/>
       </w:pPr>
       <w:r>
-        <w:t xml:space="preserve">I have not narrowed the intervals to hit 90%, because the only trees available to narrow them against</w:t>
-      </w:r>
-      <w:r>
-        <w:t xml:space="preserve"> </w:t>
-      </w:r>
-      <w:r>
-        <w:t xml:space="preserve">are the trees the estimator is scored on, and fitting the interval to the test set would make the</w:t>
-      </w:r>
-      <w:r>
-        <w:t xml:space="preserve"> </w:t>
-      </w:r>
-      <w:r>
-        <w:t xml:space="preserve">coverage figure meaningless. Calibrating width on a separate set is the next piece of work.</w:t>
+        <w:t xml:space="preserve">With a poor detector and only two viewpoints the estimator loses, and loses badly: 21.9% against the</w:t>
+      </w:r>
+      <w:r>
+        <w:t xml:space="preserve"> </w:t>
+      </w:r>
+      <w:r>
+        <w:t xml:space="preserve">multiplier’s 12.5%. That combination leaves it fitting a detection model to histories that are both</w:t>
+      </w:r>
+      <w:r>
+        <w:t xml:space="preserve"> </w:t>
+      </w:r>
+      <w:r>
+        <w:t xml:space="preserve">short and mostly empty, and a wrong model applied confidently is worse than a blunt constant applied</w:t>
+      </w:r>
+      <w:r>
+        <w:t xml:space="preserve"> </w:t>
+      </w:r>
+      <w:r>
+        <w:t xml:space="preserve">cautiously. Three viewpoints are enough to recover the advantage even with the poor detector, and</w:t>
+      </w:r>
+      <w:r>
+        <w:t xml:space="preserve"> </w:t>
+      </w:r>
+      <w:r>
+        <w:t xml:space="preserve">six restore it fully.</w:t>
+      </w:r>
+    </w:p>
+    <w:p>
+      <w:pPr>
+        <w:pStyle w:val="BodyText"/>
+      </w:pPr>
+      <w:r>
+        <w:t xml:space="preserve">This is the practical limit of the method as it stands, and it is a specific and checkable one: do</w:t>
+      </w:r>
+      <w:r>
+        <w:t xml:space="preserve"> </w:t>
+      </w:r>
+      <w:r>
+        <w:t xml:space="preserve">not use it on two viewpoints unless the detector is known to be good.</w:t>
       </w:r>
     </w:p>
     <w:p>
@@ -4186,20 +5142,20 @@
       <w:r>
         <w:drawing>
           <wp:inline>
-            <wp:extent cx="5334000" cy="3162017"/>
+            <wp:extent cx="5334000" cy="2320720"/>
             <wp:effectExtent b="0" l="0" r="0" t="0"/>
-            <wp:docPr descr="Figure 7" title="" id="51" name="Picture"/>
+            <wp:docPr descr="Figure 8" title="" id="53" name="Picture"/>
             <a:graphic>
               <a:graphicData uri="http://schemas.openxmlformats.org/drawingml/2006/picture">
                 <pic:pic>
                   <pic:nvPicPr>
-                    <pic:cNvPr descr="artifacts/figs/fig7_interval_coverage.png" id="52" name="Picture"/>
+                    <pic:cNvPr descr="artifacts/figs/fig8_detector_sensitivity.png" id="54" name="Picture"/>
                     <pic:cNvPicPr>
                       <a:picLocks noChangeArrowheads="1" noChangeAspect="1"/>
                     </pic:cNvPicPr>
                   </pic:nvPicPr>
                   <pic:blipFill>
-                    <a:blip r:embed="rId50"/>
+                    <a:blip r:embed="rId52"/>
                     <a:stretch>
                       <a:fillRect/>
                     </a:stretch>
@@ -4207,7 +5163,7 @@
                   <pic:spPr bwMode="auto">
                     <a:xfrm>
                       <a:off x="0" y="0"/>
-                      <a:ext cx="5334000" cy="3162017"/>
+                      <a:ext cx="5334000" cy="2320720"/>
                     </a:xfrm>
                     <a:prstGeom prst="rect">
                       <a:avLst/>
@@ -4235,17 +5191,31 @@
           <w:i/>
           <w:iCs/>
         </w:rPr>
-        <w:t xml:space="preserve">Figure 7. Coverage achieved against coverage claimed, with interval width.</w:t>
-      </w:r>
-    </w:p>
-    <w:bookmarkEnd w:id="53"/>
-    <w:bookmarkStart w:id="54" w:name="the-objectives-revisited"/>
+        <w:t xml:space="preserve">Figure 8. The comparison under three detectors. The estimator’s advantage holds everywhere except</w:t>
+      </w:r>
+      <w:r>
+        <w:rPr>
+          <w:i/>
+          <w:iCs/>
+        </w:rPr>
+        <w:t xml:space="preserve"> </w:t>
+      </w:r>
+      <w:r>
+        <w:rPr>
+          <w:i/>
+          <w:iCs/>
+        </w:rPr>
+        <w:t xml:space="preserve">the poor detector at two viewpoints.</w:t>
+      </w:r>
+    </w:p>
+    <w:bookmarkEnd w:id="55"/>
+    <w:bookmarkStart w:id="59" w:name="X646d311da662008a6fd5ac88f6cdcf8b10e8c91"/>
     <w:p>
       <w:pPr>
         <w:pStyle w:val="Heading3"/>
       </w:pPr>
       <w:r>
-        <w:t xml:space="preserve">5.7 The objectives, revisited</w:t>
+        <w:t xml:space="preserve">5.7 The intervals, before and after calibration</w:t>
       </w:r>
     </w:p>
     <w:p>
@@ -4253,37 +5223,164 @@
         <w:pStyle w:val="FirstParagraph"/>
       </w:pPr>
       <w:r>
+        <w:t xml:space="preserve">Raw prediction intervals from the parametric bootstrap cover 88% of trees at two viewpoints against</w:t>
+      </w:r>
+      <w:r>
+        <w:t xml:space="preserve"> </w:t>
+      </w:r>
+      <w:r>
+        <w:t xml:space="preserve">a claimed 90%, which is close, and then drift upward to 100% at four viewpoints and above, which is</w:t>
+      </w:r>
+      <w:r>
+        <w:t xml:space="preserve"> </w:t>
+      </w:r>
+      <w:r>
+        <w:t xml:space="preserve">conservative. Rescaling by a multiplier fitted on the twenty calibration trees brings the middle of</w:t>
+      </w:r>
+      <w:r>
+        <w:t xml:space="preserve"> </w:t>
+      </w:r>
+      <w:r>
+        <w:t xml:space="preserve">the range to where it claims to be, 90% at three viewpoints and 95% at six, and narrows the interval</w:t>
+      </w:r>
+      <w:r>
+        <w:t xml:space="preserve"> </w:t>
+      </w:r>
+      <w:r>
+        <w:t xml:space="preserve">from 23% of the count to 17% at three viewpoints and from 17% to 6% at twelve.</w:t>
+      </w:r>
+    </w:p>
+    <w:p>
+      <w:pPr>
+        <w:pStyle w:val="BodyText"/>
+      </w:pPr>
+      <w:r>
+        <w:t xml:space="preserve">It does not work everywhere. At four viewpoints the correction overshoots and coverage falls to 80%,</w:t>
+      </w:r>
+      <w:r>
+        <w:t xml:space="preserve"> </w:t>
+      </w:r>
+      <w:r>
+        <w:t xml:space="preserve">below what it claims, and at two viewpoints it pushes an already reasonable 88% up to 98%. Twenty</w:t>
+      </w:r>
+      <w:r>
+        <w:t xml:space="preserve"> </w:t>
+      </w:r>
+      <w:r>
+        <w:t xml:space="preserve">trees are too few to fit a stable multiplier, and the honest reading is that the calibration works in</w:t>
+      </w:r>
+      <w:r>
+        <w:t xml:space="preserve"> </w:t>
+      </w:r>
+      <w:r>
+        <w:t xml:space="preserve">the middle of the range and is noisy at its edges. Both series are reported for that reason.</w:t>
+      </w:r>
+    </w:p>
+    <w:p>
+      <w:pPr>
+        <w:pStyle w:val="BodyText"/>
+      </w:pPr>
+      <w:r>
+        <w:drawing>
+          <wp:inline>
+            <wp:extent cx="5334000" cy="2656798"/>
+            <wp:effectExtent b="0" l="0" r="0" t="0"/>
+            <wp:docPr descr="Figure 7" title="" id="57" name="Picture"/>
+            <a:graphic>
+              <a:graphicData uri="http://schemas.openxmlformats.org/drawingml/2006/picture">
+                <pic:pic>
+                  <pic:nvPicPr>
+                    <pic:cNvPr descr="artifacts/figs/fig7_interval_coverage.png" id="58" name="Picture"/>
+                    <pic:cNvPicPr>
+                      <a:picLocks noChangeArrowheads="1" noChangeAspect="1"/>
+                    </pic:cNvPicPr>
+                  </pic:nvPicPr>
+                  <pic:blipFill>
+                    <a:blip r:embed="rId56"/>
+                    <a:stretch>
+                      <a:fillRect/>
+                    </a:stretch>
+                  </pic:blipFill>
+                  <pic:spPr bwMode="auto">
+                    <a:xfrm>
+                      <a:off x="0" y="0"/>
+                      <a:ext cx="5334000" cy="2656798"/>
+                    </a:xfrm>
+                    <a:prstGeom prst="rect">
+                      <a:avLst/>
+                    </a:prstGeom>
+                    <a:noFill/>
+                    <a:ln w="9525">
+                      <a:noFill/>
+                      <a:headEnd/>
+                      <a:tailEnd/>
+                    </a:ln>
+                  </pic:spPr>
+                </pic:pic>
+              </a:graphicData>
+            </a:graphic>
+          </wp:inline>
+        </w:drawing>
+      </w:r>
+    </w:p>
+    <w:p>
+      <w:pPr>
+        <w:pStyle w:val="BodyText"/>
+      </w:pPr>
+      <w:r>
+        <w:rPr>
+          <w:i/>
+          <w:iCs/>
+        </w:rPr>
+        <w:t xml:space="preserve">Figure 7. Coverage and width, before and after calibration, against the 90% claimed.</w:t>
+      </w:r>
+    </w:p>
+    <w:bookmarkEnd w:id="59"/>
+    <w:bookmarkStart w:id="60" w:name="the-objectives-revisited"/>
+    <w:p>
+      <w:pPr>
+        <w:pStyle w:val="Heading3"/>
+      </w:pPr>
+      <w:r>
+        <w:t xml:space="preserve">5.8 The objectives, revisited</w:t>
+      </w:r>
+    </w:p>
+    <w:p>
+      <w:pPr>
+        <w:pStyle w:val="FirstParagraph"/>
+      </w:pPr>
+      <w:r>
         <w:t xml:space="preserve">The simulator reproduces the transmittance law it is built from, checked against the closed form in</w:t>
       </w:r>
       <w:r>
         <w:t xml:space="preserve"> </w:t>
       </w:r>
       <w:r>
-        <w:t xml:space="preserve">the test suite, and its one-viewpoint visible fraction brackets the published field measurement,</w:t>
-      </w:r>
-      <w:r>
-        <w:t xml:space="preserve"> </w:t>
-      </w:r>
-      <w:r>
-        <w:t xml:space="preserve">though its two-viewpoint figure remains optimistic. The estimator returns a total and an interval.</w:t>
-      </w:r>
-      <w:r>
-        <w:t xml:space="preserve"> </w:t>
-      </w:r>
-      <w:r>
-        <w:t xml:space="preserve">Using the reconstruction beats the smooth canopy-depth proxy it replaced at every viewpoint count,</w:t>
-      </w:r>
-      <w:r>
-        <w:t xml:space="preserve"> </w:t>
-      </w:r>
-      <w:r>
-        <w:t xml:space="preserve">by roughly a factor of two at two viewpoints. Every method was scored on identical trees from</w:t>
-      </w:r>
-      <w:r>
-        <w:t xml:space="preserve"> </w:t>
-      </w:r>
-      <w:r>
-        <w:t xml:space="preserve">identical detections.</w:t>
+        <w:t xml:space="preserve">the test suite. Its fruit-found fractions now bracket both published field figures, and the</w:t>
+      </w:r>
+      <w:r>
+        <w:t xml:space="preserve"> </w:t>
+      </w:r>
+      <w:r>
+        <w:t xml:space="preserve">correction factors it demands span the range measured across real orchards. The estimator returns a</w:t>
+      </w:r>
+      <w:r>
+        <w:t xml:space="preserve"> </w:t>
+      </w:r>
+      <w:r>
+        <w:t xml:space="preserve">total and an interval. Using the reconstruction beats the smooth canopy-depth proxy it replaced at</w:t>
+      </w:r>
+      <w:r>
+        <w:t xml:space="preserve"> </w:t>
+      </w:r>
+      <w:r>
+        <w:t xml:space="preserve">every viewpoint count, by more than a factor of two at two viewpoints. Every method was scored on</w:t>
+      </w:r>
+      <w:r>
+        <w:t xml:space="preserve"> </w:t>
+      </w:r>
+      <w:r>
+        <w:t xml:space="preserve">identical trees from identical detections.</w:t>
       </w:r>
     </w:p>
     <w:p>
@@ -4307,9 +5404,9 @@
         </w:pict>
       </w:r>
     </w:p>
-    <w:bookmarkEnd w:id="54"/>
-    <w:bookmarkEnd w:id="55"/>
-    <w:bookmarkStart w:id="61" w:name="discussion"/>
+    <w:bookmarkEnd w:id="60"/>
+    <w:bookmarkEnd w:id="61"/>
+    <w:bookmarkStart w:id="67" w:name="discussion"/>
     <w:p>
       <w:pPr>
         <w:pStyle w:val="Heading2"/>
@@ -4318,7 +5415,7 @@
         <w:t xml:space="preserve">6. Discussion</w:t>
       </w:r>
     </w:p>
-    <w:bookmarkStart w:id="56" w:name="the-answer-to-the-question-i-asked"/>
+    <w:bookmarkStart w:id="62" w:name="the-answer-to-the-question-i-asked"/>
     <w:p>
       <w:pPr>
         <w:pStyle w:val="Heading3"/>
@@ -4338,13 +5435,13 @@
         <w:t xml:space="preserve"> </w:t>
       </w:r>
       <w:r>
-        <w:t xml:space="preserve">between two and three times more accurate than the fitted multiplier the field uses, and needs no</w:t>
-      </w:r>
-      <w:r>
-        <w:t xml:space="preserve"> </w:t>
-      </w:r>
-      <w:r>
-        <w:t xml:space="preserve">harvested trees to calibrate against, which is the practical difference: a multiplier has to be</w:t>
+        <w:t xml:space="preserve">about twice as accurate as the fitted multiplier the field uses across most of the range, and needs</w:t>
+      </w:r>
+      <w:r>
+        <w:t xml:space="preserve"> </w:t>
+      </w:r>
+      <w:r>
+        <w:t xml:space="preserve">no harvested trees to calibrate against, which is the practical difference: a multiplier has to be</w:t>
       </w:r>
       <w:r>
         <w:t xml:space="preserve"> </w:t>
@@ -4358,6 +5455,26 @@
         <w:pStyle w:val="BodyText"/>
       </w:pPr>
       <w:r>
+        <w:t xml:space="preserve">It is not uniformly better. On two viewpoints with a poor detector the multiplier wins, and by a</w:t>
+      </w:r>
+      <w:r>
+        <w:t xml:space="preserve"> </w:t>
+      </w:r>
+      <w:r>
+        <w:t xml:space="preserve">wide margin. The method needs enough sightings to fit a detection model, and where it does not have</w:t>
+      </w:r>
+      <w:r>
+        <w:t xml:space="preserve"> </w:t>
+      </w:r>
+      <w:r>
+        <w:t xml:space="preserve">them a confident wrong model is worse than a blunt constant.</w:t>
+      </w:r>
+    </w:p>
+    <w:p>
+      <w:pPr>
+        <w:pStyle w:val="BodyText"/>
+      </w:pPr>
+      <w:r>
         <w:t xml:space="preserve">The claim is bounded in a specific way. It is measured on simulated trees whose occlusion the</w:t>
       </w:r>
       <w:r>
@@ -4367,8 +5484,8 @@
         <w:t xml:space="preserve">previous section shows to be milder than a real hedgerow. It is not yet a claim about Alphonso.</w:t>
       </w:r>
     </w:p>
-    <w:bookmarkEnd w:id="56"/>
-    <w:bookmarkStart w:id="57" w:name="what-produced-the-result"/>
+    <w:bookmarkEnd w:id="62"/>
+    <w:bookmarkStart w:id="63" w:name="what-produced-the-result"/>
     <w:p>
       <w:pPr>
         <w:pStyle w:val="Heading3"/>
@@ -4420,17 +5537,17 @@
         <w:t xml:space="preserve"> </w:t>
       </w:r>
       <w:r>
-        <w:t xml:space="preserve">are. Chao’s estimator, which uses the sighting distribution alone, reaches 28.3% error at two</w:t>
-      </w:r>
-      <w:r>
-        <w:t xml:space="preserve"> </w:t>
-      </w:r>
-      <w:r>
-        <w:t xml:space="preserve">viewpoints where the split estimator reaches 2.3%.</w:t>
-      </w:r>
-    </w:p>
-    <w:bookmarkEnd w:id="57"/>
-    <w:bookmarkStart w:id="58" w:name="where-it-sits-against-the-field"/>
+        <w:t xml:space="preserve">are. Chao’s estimator, which uses the sighting distribution alone, reaches 68.2% error at two</w:t>
+      </w:r>
+      <w:r>
+        <w:t xml:space="preserve"> </w:t>
+      </w:r>
+      <w:r>
+        <w:t xml:space="preserve">viewpoints where the split estimator reaches 9.5%.</w:t>
+      </w:r>
+    </w:p>
+    <w:bookmarkEnd w:id="63"/>
+    <w:bookmarkStart w:id="64" w:name="where-it-sits-against-the-field"/>
     <w:p>
       <w:pPr>
         <w:pStyle w:val="Heading3"/>
@@ -4503,8 +5620,8 @@
         <w:t xml:space="preserve">removes that dependence in principle. Whether it does so in practice is a harvest away.</w:t>
       </w:r>
     </w:p>
-    <w:bookmarkEnd w:id="58"/>
-    <w:bookmarkStart w:id="59" w:name="creative-decisions-named"/>
+    <w:bookmarkEnd w:id="64"/>
+    <w:bookmarkStart w:id="65" w:name="creative-decisions-named"/>
     <w:p>
       <w:pPr>
         <w:pStyle w:val="Heading3"/>
@@ -4567,8 +5684,8 @@
         <w:t xml:space="preserve">than presence.</w:t>
       </w:r>
     </w:p>
-    <w:bookmarkEnd w:id="59"/>
-    <w:bookmarkStart w:id="60" w:name="limitations"/>
+    <w:bookmarkEnd w:id="65"/>
+    <w:bookmarkStart w:id="66" w:name="limitations"/>
     <w:p>
       <w:pPr>
         <w:pStyle w:val="Heading3"/>
@@ -4582,31 +5699,73 @@
         <w:pStyle w:val="FirstParagraph"/>
       </w:pPr>
       <w:r>
-        <w:t xml:space="preserve">The results are simulated. The simulator is easier than a hedgerow, by an amount Section 4.3</w:t>
-      </w:r>
-      <w:r>
-        <w:t xml:space="preserve"> </w:t>
-      </w:r>
-      <w:r>
-        <w:t xml:space="preserve">quantifies. The intervals are conservative and not yet calibrated on separate trees. Fruit detection</w:t>
-      </w:r>
-      <w:r>
-        <w:t xml:space="preserve"> </w:t>
-      </w:r>
-      <w:r>
-        <w:t xml:space="preserve">itself is assumed rather than performed, at a fixed reliability of 0.95, and a real detector on real</w:t>
-      </w:r>
-      <w:r>
-        <w:t xml:space="preserve"> </w:t>
-      </w:r>
-      <w:r>
-        <w:t xml:space="preserve">images at speed will do worse. Fruit positions are assumed recoverable in three dimensions, which</w:t>
-      </w:r>
-      <w:r>
-        <w:t xml:space="preserve"> </w:t>
-      </w:r>
-      <w:r>
-        <w:t xml:space="preserve">photogrammetry does under good conditions and less well in wind or poor light.</w:t>
+        <w:t xml:space="preserve">The results are simulated. The simulator is calibrated against published field measurements rather</w:t>
+      </w:r>
+      <w:r>
+        <w:t xml:space="preserve"> </w:t>
+      </w:r>
+      <w:r>
+        <w:t xml:space="preserve">than validated against my own, and it represents a free-standing tree scanned on foot rather than a</w:t>
+      </w:r>
+      <w:r>
+        <w:t xml:space="preserve"> </w:t>
+      </w:r>
+      <w:r>
+        <w:t xml:space="preserve">hedgerow imaged from a vehicle.</w:t>
+      </w:r>
+    </w:p>
+    <w:p>
+      <w:pPr>
+        <w:pStyle w:val="BodyText"/>
+      </w:pPr>
+      <w:r>
+        <w:t xml:space="preserve">The intervals are calibrated on twenty trees, which is too few to be stable, and the correction</w:t>
+      </w:r>
+      <w:r>
+        <w:t xml:space="preserve"> </w:t>
+      </w:r>
+      <w:r>
+        <w:t xml:space="preserve">misses at two of the five viewpoint counts.</w:t>
+      </w:r>
+    </w:p>
+    <w:p>
+      <w:pPr>
+        <w:pStyle w:val="BodyText"/>
+      </w:pPr>
+      <w:r>
+        <w:t xml:space="preserve">Fruit detection is modelled rather than performed. The model is anchored to published detector</w:t>
+      </w:r>
+      <w:r>
+        <w:t xml:space="preserve"> </w:t>
+      </w:r>
+      <w:r>
+        <w:t xml:space="preserve">performance, and the conclusion is checked against a better and a worse detector, but no detector</w:t>
+      </w:r>
+      <w:r>
+        <w:t xml:space="preserve"> </w:t>
+      </w:r>
+      <w:r>
+        <w:t xml:space="preserve">was run on an image in this work.</w:t>
+      </w:r>
+    </w:p>
+    <w:p>
+      <w:pPr>
+        <w:pStyle w:val="BodyText"/>
+      </w:pPr>
+      <w:r>
+        <w:t xml:space="preserve">Fruit positions are assumed recoverable in three dimensions, which photogrammetry does under good</w:t>
+      </w:r>
+      <w:r>
+        <w:t xml:space="preserve"> </w:t>
+      </w:r>
+      <w:r>
+        <w:t xml:space="preserve">conditions and less well in wind or poor light. That assumption is untested here and is the one I</w:t>
+      </w:r>
+      <w:r>
+        <w:t xml:space="preserve"> </w:t>
+      </w:r>
+      <w:r>
+        <w:t xml:space="preserve">would attack first.</w:t>
       </w:r>
     </w:p>
     <w:p>
@@ -4616,9 +5775,9 @@
         </w:pict>
       </w:r>
     </w:p>
-    <w:bookmarkEnd w:id="60"/>
-    <w:bookmarkEnd w:id="61"/>
-    <w:bookmarkStart w:id="62" w:name="ethics-and-responsible-use"/>
+    <w:bookmarkEnd w:id="66"/>
+    <w:bookmarkEnd w:id="67"/>
+    <w:bookmarkStart w:id="68" w:name="ethics-and-responsible-use"/>
     <w:p>
       <w:pPr>
         <w:pStyle w:val="Heading2"/>
@@ -4808,8 +5967,8 @@
         </w:pict>
       </w:r>
     </w:p>
-    <w:bookmarkEnd w:id="62"/>
-    <w:bookmarkStart w:id="63" w:name="reflection-and-next-steps"/>
+    <w:bookmarkEnd w:id="68"/>
+    <w:bookmarkStart w:id="69" w:name="reflection-and-next-steps"/>
     <w:p>
       <w:pPr>
         <w:pStyle w:val="Heading2"/>
@@ -4971,8 +6130,8 @@
         </w:pict>
       </w:r>
     </w:p>
-    <w:bookmarkEnd w:id="63"/>
-    <w:bookmarkStart w:id="64" w:name="a-note-on-ai-use"/>
+    <w:bookmarkEnd w:id="69"/>
+    <w:bookmarkStart w:id="70" w:name="a-note-on-ai-use"/>
     <w:p>
       <w:pPr>
         <w:pStyle w:val="Heading2"/>
@@ -5194,8 +6353,8 @@
         </w:pict>
       </w:r>
     </w:p>
-    <w:bookmarkEnd w:id="64"/>
-    <w:bookmarkStart w:id="65" w:name="references"/>
+    <w:bookmarkEnd w:id="70"/>
+    <w:bookmarkStart w:id="71" w:name="references"/>
     <w:p>
       <w:pPr>
         <w:pStyle w:val="Heading2"/>
@@ -5742,8 +6901,8 @@
         </w:pict>
       </w:r>
     </w:p>
-    <w:bookmarkEnd w:id="65"/>
-    <w:bookmarkStart w:id="66" w:name="appendix-a-glossary"/>
+    <w:bookmarkEnd w:id="71"/>
+    <w:bookmarkStart w:id="72" w:name="appendix-a-glossary"/>
     <w:p>
       <w:pPr>
         <w:pStyle w:val="Heading2"/>
@@ -6007,8 +7166,8 @@
         </w:tc>
       </w:tr>
     </w:tbl>
-    <w:bookmarkEnd w:id="66"/>
-    <w:bookmarkStart w:id="67" w:name="X348114da13462a2ddc03c9c60071a5d5a3ae91a"/>
+    <w:bookmarkEnd w:id="72"/>
+    <w:bookmarkStart w:id="73" w:name="X348114da13462a2ddc03c9c60071a5d5a3ae91a"/>
     <w:p>
       <w:pPr>
         <w:pStyle w:val="Heading2"/>
@@ -6251,8 +7410,8 @@
         <w:t xml:space="preserve">, amended by appending only.</w:t>
       </w:r>
     </w:p>
-    <w:bookmarkEnd w:id="67"/>
-    <w:bookmarkStart w:id="68" w:name="appendix-c-the-mathematics"/>
+    <w:bookmarkEnd w:id="73"/>
+    <w:bookmarkStart w:id="74" w:name="appendix-c-the-mathematics"/>
     <w:p>
       <w:pPr>
         <w:pStyle w:val="Heading2"/>
@@ -7771,8 +8930,8 @@
         <w:t xml:space="preserve">End of draft.</w:t>
       </w:r>
     </w:p>
-    <w:bookmarkEnd w:id="68"/>
-    <w:bookmarkEnd w:id="69"/>
+    <w:bookmarkEnd w:id="74"/>
+    <w:bookmarkEnd w:id="75"/>
     <w:sectPr>
       <w:footnotePr>
         <w:numRestart w:val="eachSect"/>

--- a/aamganak/CREST_REPORT.docx
+++ b/aamganak/CREST_REPORT.docx
@@ -5142,7 +5142,7 @@
       <w:r>
         <w:drawing>
           <wp:inline>
-            <wp:extent cx="5334000" cy="2320720"/>
+            <wp:extent cx="5334000" cy="2565912"/>
             <wp:effectExtent b="0" l="0" r="0" t="0"/>
             <wp:docPr descr="Figure 8" title="" id="53" name="Picture"/>
             <a:graphic>
@@ -5163,7 +5163,7 @@
                   <pic:spPr bwMode="auto">
                     <a:xfrm>
                       <a:off x="0" y="0"/>
-                      <a:ext cx="5334000" cy="2320720"/>
+                      <a:ext cx="5334000" cy="2565912"/>
                     </a:xfrm>
                     <a:prstGeom prst="rect">
                       <a:avLst/>

--- a/aamganak/CREST_REPORT.docx
+++ b/aamganak/CREST_REPORT.docx
@@ -510,25 +510,31 @@
         <w:pStyle w:val="BodyText"/>
       </w:pPr>
       <w:r>
-        <w:t xml:space="preserve">India grows more mango than any other country, on the order of 22 million tonnes a year, and about</w:t>
-      </w:r>
-      <w:r>
-        <w:t xml:space="preserve"> </w:t>
-      </w:r>
-      <w:r>
-        <w:t xml:space="preserve">85% of that fruit comes from holdings under two hectares [7]. For a grower on that scale the fruit</w:t>
-      </w:r>
-      <w:r>
-        <w:t xml:space="preserve"> </w:t>
-      </w:r>
-      <w:r>
-        <w:t xml:space="preserve">count per tree is the number that everything else is planned around, and almost none of them have</w:t>
-      </w:r>
-      <w:r>
-        <w:t xml:space="preserve"> </w:t>
-      </w:r>
-      <w:r>
-        <w:t xml:space="preserve">it.</w:t>
+        <w:t xml:space="preserve">India grows more mango than any other country, around 22 million tonnes in 2023 to 2024 [7], and</w:t>
+      </w:r>
+      <w:r>
+        <w:t xml:space="preserve"> </w:t>
+      </w:r>
+      <w:r>
+        <w:t xml:space="preserve">86% of the country’s farm holdings are under two hectares, working between them a little under half</w:t>
+      </w:r>
+      <w:r>
+        <w:t xml:space="preserve"> </w:t>
+      </w:r>
+      <w:r>
+        <w:t xml:space="preserve">the cultivated area [14]. Most of the people growing this crop are therefore working at a scale</w:t>
+      </w:r>
+      <w:r>
+        <w:t xml:space="preserve"> </w:t>
+      </w:r>
+      <w:r>
+        <w:t xml:space="preserve">where the fruit count per tree is the number everything else is planned around, and almost none of</w:t>
+      </w:r>
+      <w:r>
+        <w:t xml:space="preserve"> </w:t>
+      </w:r>
+      <w:r>
+        <w:t xml:space="preserve">them have it.</w:t>
       </w:r>
     </w:p>
     <w:p>
@@ -870,6 +876,32 @@
       </w:pPr>
       <w:r>
         <w:t xml:space="preserve">1.3 How the project has run</w:t>
+      </w:r>
+    </w:p>
+    <w:p>
+      <w:pPr>
+        <w:pStyle w:val="FirstParagraph"/>
+      </w:pPr>
+      <w:r>
+        <w:t xml:space="preserve">This is the third attempt at the same question. I have been trying to put a number in a Konkan</w:t>
+      </w:r>
+      <w:r>
+        <w:t xml:space="preserve"> </w:t>
+      </w:r>
+      <w:r>
+        <w:t xml:space="preserve">grower’s hands since June, and the first two attempts are the reason this one takes the shape it</w:t>
+      </w:r>
+      <w:r>
+        <w:t xml:space="preserve"> </w:t>
+      </w:r>
+      <w:r>
+        <w:t xml:space="preserve">does. Every date below comes from the commit history of the repository, which is public and can be</w:t>
+      </w:r>
+      <w:r>
+        <w:t xml:space="preserve"> </w:t>
+      </w:r>
+      <w:r>
+        <w:t xml:space="preserve">checked.</w:t>
       </w:r>
     </w:p>
     <w:tbl>
@@ -917,7 +949,7 @@
               <w:pStyle w:val="Compact"/>
             </w:pPr>
             <w:r>
-              <w:t xml:space="preserve">Note</w:t>
+              <w:t xml:space="preserve">What happened</w:t>
             </w:r>
           </w:p>
         </w:tc>
@@ -930,29 +962,29 @@
               <w:pStyle w:val="Compact"/>
             </w:pPr>
             <w:r>
-              <w:t xml:space="preserve">1. Aim, objectives and success conditions fixed before any code</w:t>
-            </w:r>
-          </w:p>
-        </w:tc>
-        <w:tc>
-          <w:tcPr/>
-          <w:p>
-            <w:pPr>
-              <w:pStyle w:val="Compact"/>
-            </w:pPr>
-            <w:r>
-              <w:t xml:space="preserve">3 Sep 2026</w:t>
-            </w:r>
-          </w:p>
-        </w:tc>
-        <w:tc>
-          <w:tcPr/>
-          <w:p>
-            <w:pPr>
-              <w:pStyle w:val="Compact"/>
-            </w:pPr>
-            <w:r>
-              <w:t xml:space="preserve">Written down first and amended since only by appending.</w:t>
+              <w:t xml:space="preserve">1. First attempt: an advisory system assembled from public data feeds</w:t>
+            </w:r>
+          </w:p>
+        </w:tc>
+        <w:tc>
+          <w:tcPr/>
+          <w:p>
+            <w:pPr>
+              <w:pStyle w:val="Compact"/>
+            </w:pPr>
+            <w:r>
+              <w:t xml:space="preserve">8-12 Jun 2026</w:t>
+            </w:r>
+          </w:p>
+        </w:tc>
+        <w:tc>
+          <w:tcPr/>
+          <w:p>
+            <w:pPr>
+              <w:pStyle w:val="Compact"/>
+            </w:pPr>
+            <w:r>
+              <w:t xml:space="preserve">Connectors for mandi prices, agrometeorological bulletins, satellite vegetation indices and pest surveillance, with a first report draft. Abandoned: it combined other people’s measurements and produced none of its own, so there was nothing in it I could test.</w:t>
             </w:r>
           </w:p>
         </w:tc>
@@ -965,29 +997,29 @@
               <w:pStyle w:val="Compact"/>
             </w:pPr>
             <w:r>
-              <w:t xml:space="preserve">2. Canopy simulator and detection model</w:t>
-            </w:r>
-          </w:p>
-        </w:tc>
-        <w:tc>
-          <w:tcPr/>
-          <w:p>
-            <w:pPr>
-              <w:pStyle w:val="Compact"/>
-            </w:pPr>
-            <w:r>
-              <w:t xml:space="preserve">3 Sep 2026</w:t>
-            </w:r>
-          </w:p>
-        </w:tc>
-        <w:tc>
-          <w:tcPr/>
-          <w:p>
-            <w:pPr>
-              <w:pStyle w:val="Compact"/>
-            </w:pPr>
-            <w:r>
-              <w:t xml:space="preserve">Three defects in the physics found and fixed during this stage.</w:t>
+              <w:t xml:space="preserve">2. Second attempt: a low-cost near-infrared meter for dry matter</w:t>
+            </w:r>
+          </w:p>
+        </w:tc>
+        <w:tc>
+          <w:tcPr/>
+          <w:p>
+            <w:pPr>
+              <w:pStyle w:val="Compact"/>
+            </w:pPr>
+            <w:r>
+              <w:t xml:space="preserve">22 Jun - 12 Jul 2026</w:t>
+            </w:r>
+          </w:p>
+        </w:tc>
+        <w:tc>
+          <w:tcPr/>
+          <w:p>
+            <w:pPr>
+              <w:pStyle w:val="Compact"/>
+            </w:pPr>
+            <w:r>
+              <w:t xml:space="preserve">Wavelength selection on a public benchmark of 11,691 fruit, an eight-wavelength design, firmware and a build guide. The wavelength result held up. Abandoned: every claim about the instrument depended on hardware I had not built, so the central number could not be validated by me.</w:t>
             </w:r>
           </w:p>
         </w:tc>
@@ -1000,29 +1032,29 @@
               <w:pStyle w:val="Compact"/>
             </w:pPr>
             <w:r>
-              <w:t xml:space="preserve">3. Estimators and the viewpoint study</w:t>
-            </w:r>
-          </w:p>
-        </w:tc>
-        <w:tc>
-          <w:tcPr/>
-          <w:p>
-            <w:pPr>
-              <w:pStyle w:val="Compact"/>
-            </w:pPr>
-            <w:r>
-              <w:t xml:space="preserve">3 Sep 2026</w:t>
-            </w:r>
-          </w:p>
-        </w:tc>
-        <w:tc>
-          <w:tcPr/>
-          <w:p>
-            <w:pPr>
-              <w:pStyle w:val="Compact"/>
-            </w:pPr>
-            <w:r>
-              <w:t xml:space="preserve">The corrected simulator contradicted my original framing; the aim narrowed.</w:t>
+              <w:t xml:space="preserve">3. Examination period</w:t>
+            </w:r>
+          </w:p>
+        </w:tc>
+        <w:tc>
+          <w:tcPr/>
+          <w:p>
+            <w:pPr>
+              <w:pStyle w:val="Compact"/>
+            </w:pPr>
+            <w:r>
+              <w:t xml:space="preserve">mid-Jul - end Aug 2026</w:t>
+            </w:r>
+          </w:p>
+        </w:tc>
+        <w:tc>
+          <w:tcPr/>
+          <w:p>
+            <w:pPr>
+              <w:pStyle w:val="Compact"/>
+            </w:pPr>
+            <w:r>
+              <w:t xml:space="preserve">No project work. Planned.</w:t>
             </w:r>
           </w:p>
         </w:tc>
@@ -1035,29 +1067,29 @@
               <w:pStyle w:val="Compact"/>
             </w:pPr>
             <w:r>
-              <w:t xml:space="preserve">4. Reconstruction module and the estimator built on it</w:t>
-            </w:r>
-          </w:p>
-        </w:tc>
-        <w:tc>
-          <w:tcPr/>
-          <w:p>
-            <w:pPr>
-              <w:pStyle w:val="Compact"/>
-            </w:pPr>
-            <w:r>
-              <w:t xml:space="preserve">3–4 Sep 2026</w:t>
-            </w:r>
-          </w:p>
-        </w:tc>
-        <w:tc>
-          <w:tcPr/>
-          <w:p>
-            <w:pPr>
-              <w:pStyle w:val="Compact"/>
-            </w:pPr>
-            <w:r>
-              <w:t xml:space="preserve">Replaced a smooth proxy that was barely helping.</w:t>
+              <w:t xml:space="preserve">4. Third attempt: counting fruit a camera cannot see</w:t>
+            </w:r>
+          </w:p>
+        </w:tc>
+        <w:tc>
+          <w:tcPr/>
+          <w:p>
+            <w:pPr>
+              <w:pStyle w:val="Compact"/>
+            </w:pPr>
+            <w:r>
+              <w:t xml:space="preserve">3 Sep 2026</w:t>
+            </w:r>
+          </w:p>
+        </w:tc>
+        <w:tc>
+          <w:tcPr/>
+          <w:p>
+            <w:pPr>
+              <w:pStyle w:val="Compact"/>
+            </w:pPr>
+            <w:r>
+              <w:t xml:space="preserve">Aim, objectives and success conditions fixed before any code. Canopy simulator built; three defects in its physics found and fixed the same day.</w:t>
             </w:r>
           </w:p>
         </w:tc>
@@ -1070,29 +1102,29 @@
               <w:pStyle w:val="Compact"/>
             </w:pPr>
             <w:r>
-              <w:t xml:space="preserve">5. Calibration against published field counts</w:t>
-            </w:r>
-          </w:p>
-        </w:tc>
-        <w:tc>
-          <w:tcPr/>
-          <w:p>
-            <w:pPr>
-              <w:pStyle w:val="Compact"/>
-            </w:pPr>
-            <w:r>
-              <w:t xml:space="preserve">4 Sep 2026</w:t>
-            </w:r>
-          </w:p>
-        </w:tc>
-        <w:tc>
-          <w:tcPr/>
-          <w:p>
-            <w:pPr>
-              <w:pStyle w:val="Compact"/>
-            </w:pPr>
-            <w:r>
-              <w:t xml:space="preserve">Identified a missing occluder. Parameters reset to physical values.</w:t>
+              <w:t xml:space="preserve">5. Estimators and the viewpoint study</w:t>
+            </w:r>
+          </w:p>
+        </w:tc>
+        <w:tc>
+          <w:tcPr/>
+          <w:p>
+            <w:pPr>
+              <w:pStyle w:val="Compact"/>
+            </w:pPr>
+            <w:r>
+              <w:t xml:space="preserve">3 Sep 2026</w:t>
+            </w:r>
+          </w:p>
+        </w:tc>
+        <w:tc>
+          <w:tcPr/>
+          <w:p>
+            <w:pPr>
+              <w:pStyle w:val="Compact"/>
+            </w:pPr>
+            <w:r>
+              <w:t xml:space="preserve">The corrected simulator contradicted the premise I had started from, and the aim narrowed in response.</w:t>
             </w:r>
           </w:p>
         </w:tc>
@@ -1105,27 +1137,30 @@
               <w:pStyle w:val="Compact"/>
             </w:pPr>
             <w:r>
-              <w:t xml:space="preserve">6. Figures and this draft</w:t>
-            </w:r>
-          </w:p>
-        </w:tc>
-        <w:tc>
-          <w:tcPr/>
-          <w:p>
-            <w:pPr>
-              <w:pStyle w:val="Compact"/>
-            </w:pPr>
-            <w:r>
-              <w:t xml:space="preserve">4 Sep 2026</w:t>
-            </w:r>
-          </w:p>
-        </w:tc>
-        <w:tc>
-          <w:tcPr/>
-          <w:p>
-            <w:pPr>
-              <w:pStyle w:val="Compact"/>
-            </w:pPr>
+              <w:t xml:space="preserve">6. Reconstruction module and the estimator built on it</w:t>
+            </w:r>
+          </w:p>
+        </w:tc>
+        <w:tc>
+          <w:tcPr/>
+          <w:p>
+            <w:pPr>
+              <w:pStyle w:val="Compact"/>
+            </w:pPr>
+            <w:r>
+              <w:t xml:space="preserve">3-4 Sep 2026</w:t>
+            </w:r>
+          </w:p>
+        </w:tc>
+        <w:tc>
+          <w:tcPr/>
+          <w:p>
+            <w:pPr>
+              <w:pStyle w:val="Compact"/>
+            </w:pPr>
+            <w:r>
+              <w:t xml:space="preserve">Replaced a smooth proxy that was barely improving on classical methods.</w:t>
+            </w:r>
           </w:p>
         </w:tc>
       </w:tr>
@@ -1137,7 +1172,77 @@
               <w:pStyle w:val="Compact"/>
             </w:pPr>
             <w:r>
-              <w:t xml:space="preserve">7.</w:t>
+              <w:t xml:space="preserve">7. Calibration against published field counts</w:t>
+            </w:r>
+          </w:p>
+        </w:tc>
+        <w:tc>
+          <w:tcPr/>
+          <w:p>
+            <w:pPr>
+              <w:pStyle w:val="Compact"/>
+            </w:pPr>
+            <w:r>
+              <w:t xml:space="preserve">4 Sep 2026</w:t>
+            </w:r>
+          </w:p>
+        </w:tc>
+        <w:tc>
+          <w:tcPr/>
+          <w:p>
+            <w:pPr>
+              <w:pStyle w:val="Compact"/>
+            </w:pPr>
+            <w:r>
+              <w:t xml:space="preserve">Identified a missing occluder and reset the canopy parameters to physical values.</w:t>
+            </w:r>
+          </w:p>
+        </w:tc>
+      </w:tr>
+      <w:tr>
+        <w:tc>
+          <w:tcPr/>
+          <w:p>
+            <w:pPr>
+              <w:pStyle w:val="Compact"/>
+            </w:pPr>
+            <w:r>
+              <w:t xml:space="preserve">8. Detector model, interval calibration, figures, this draft</w:t>
+            </w:r>
+          </w:p>
+        </w:tc>
+        <w:tc>
+          <w:tcPr/>
+          <w:p>
+            <w:pPr>
+              <w:pStyle w:val="Compact"/>
+            </w:pPr>
+            <w:r>
+              <w:t xml:space="preserve">4 Sep 2026</w:t>
+            </w:r>
+          </w:p>
+        </w:tc>
+        <w:tc>
+          <w:tcPr/>
+          <w:p>
+            <w:pPr>
+              <w:pStyle w:val="Compact"/>
+            </w:pPr>
+            <w:r>
+              <w:t xml:space="preserve">Found the setting where the method fails, by testing it against a worse detector.</w:t>
+            </w:r>
+          </w:p>
+        </w:tc>
+      </w:tr>
+      <w:tr>
+        <w:tc>
+          <w:tcPr/>
+          <w:p>
+            <w:pPr>
+              <w:pStyle w:val="Compact"/>
+            </w:pPr>
+            <w:r>
+              <w:t xml:space="preserve">9.</w:t>
             </w:r>
             <w:r>
               <w:t xml:space="preserve"> </w:t>
@@ -1153,27 +1258,30 @@
               <w:t xml:space="preserve"> </w:t>
             </w:r>
             <w:r>
-              <w:t xml:space="preserve">detection pipeline on public orchard images</w:t>
-            </w:r>
-          </w:p>
-        </w:tc>
-        <w:tc>
-          <w:tcPr/>
-          <w:p>
-            <w:pPr>
-              <w:pStyle w:val="Compact"/>
-            </w:pPr>
-            <w:r>
-              <w:t xml:space="preserve">Oct–Dec 2026</w:t>
-            </w:r>
-          </w:p>
-        </w:tc>
-        <w:tc>
-          <w:tcPr/>
-          <w:p>
-            <w:pPr>
-              <w:pStyle w:val="Compact"/>
-            </w:pPr>
+              <w:t xml:space="preserve">fruit detector run on public orchard images</w:t>
+            </w:r>
+          </w:p>
+        </w:tc>
+        <w:tc>
+          <w:tcPr/>
+          <w:p>
+            <w:pPr>
+              <w:pStyle w:val="Compact"/>
+            </w:pPr>
+            <w:r>
+              <w:t xml:space="preserve">Oct - Dec 2026</w:t>
+            </w:r>
+          </w:p>
+        </w:tc>
+        <w:tc>
+          <w:tcPr/>
+          <w:p>
+            <w:pPr>
+              <w:pStyle w:val="Compact"/>
+            </w:pPr>
+            <w:r>
+              <w:t xml:space="preserve">To replace a modelled detector with a measured one.</w:t>
+            </w:r>
           </w:p>
         </w:tc>
       </w:tr>
@@ -1185,7 +1293,7 @@
               <w:pStyle w:val="Compact"/>
             </w:pPr>
             <w:r>
-              <w:t xml:space="preserve">8.</w:t>
+              <w:t xml:space="preserve">10.</w:t>
             </w:r>
             <w:r>
               <w:t xml:space="preserve"> </w:t>
@@ -1201,27 +1309,30 @@
               <w:t xml:space="preserve"> </w:t>
             </w:r>
             <w:r>
-              <w:t xml:space="preserve">interval calibration on held-out trees</w:t>
-            </w:r>
-          </w:p>
-        </w:tc>
-        <w:tc>
-          <w:tcPr/>
-          <w:p>
-            <w:pPr>
-              <w:pStyle w:val="Compact"/>
-            </w:pPr>
-            <w:r>
-              <w:t xml:space="preserve">Jan 2027</w:t>
-            </w:r>
-          </w:p>
-        </w:tc>
-        <w:tc>
-          <w:tcPr/>
-          <w:p>
-            <w:pPr>
-              <w:pStyle w:val="Compact"/>
-            </w:pPr>
+              <w:t xml:space="preserve">orchard campaign, scan then pick and count</w:t>
+            </w:r>
+          </w:p>
+        </w:tc>
+        <w:tc>
+          <w:tcPr/>
+          <w:p>
+            <w:pPr>
+              <w:pStyle w:val="Compact"/>
+            </w:pPr>
+            <w:r>
+              <w:t xml:space="preserve">Feb - May 2027</w:t>
+            </w:r>
+          </w:p>
+        </w:tc>
+        <w:tc>
+          <w:tcPr/>
+          <w:p>
+            <w:pPr>
+              <w:pStyle w:val="Compact"/>
+            </w:pPr>
+            <w:r>
+              <w:t xml:space="preserve">Constrained by the fruiting season. Nothing can substitute for it.</w:t>
+            </w:r>
           </w:p>
         </w:tc>
       </w:tr>
@@ -1233,7 +1344,7 @@
               <w:pStyle w:val="Compact"/>
             </w:pPr>
             <w:r>
-              <w:t xml:space="preserve">9.</w:t>
+              <w:t xml:space="preserve">11.</w:t>
             </w:r>
             <w:r>
               <w:t xml:space="preserve"> </w:t>
@@ -1249,57 +1360,6 @@
               <w:t xml:space="preserve"> </w:t>
             </w:r>
             <w:r>
-              <w:t xml:space="preserve">orchard campaign, scan then pick and count</w:t>
-            </w:r>
-          </w:p>
-        </w:tc>
-        <w:tc>
-          <w:tcPr/>
-          <w:p>
-            <w:pPr>
-              <w:pStyle w:val="Compact"/>
-            </w:pPr>
-            <w:r>
-              <w:t xml:space="preserve">Feb–May 2027</w:t>
-            </w:r>
-          </w:p>
-        </w:tc>
-        <w:tc>
-          <w:tcPr/>
-          <w:p>
-            <w:pPr>
-              <w:pStyle w:val="Compact"/>
-            </w:pPr>
-            <w:r>
-              <w:t xml:space="preserve">Constrained by the fruiting season.</w:t>
-            </w:r>
-          </w:p>
-        </w:tc>
-      </w:tr>
-      <w:tr>
-        <w:tc>
-          <w:tcPr/>
-          <w:p>
-            <w:pPr>
-              <w:pStyle w:val="Compact"/>
-            </w:pPr>
-            <w:r>
-              <w:t xml:space="preserve">10.</w:t>
-            </w:r>
-            <w:r>
-              <w:t xml:space="preserve"> </w:t>
-            </w:r>
-            <w:r>
-              <w:rPr>
-                <w:i/>
-                <w:iCs/>
-              </w:rPr>
-              <w:t xml:space="preserve">Planned:</w:t>
-            </w:r>
-            <w:r>
-              <w:t xml:space="preserve"> </w:t>
-            </w:r>
-            <w:r>
               <w:t xml:space="preserve">final analysis and submission</w:t>
             </w:r>
           </w:p>
@@ -1311,7 +1371,7 @@
               <w:pStyle w:val="Compact"/>
             </w:pPr>
             <w:r>
-              <w:t xml:space="preserve">Jun–Jul 2027</w:t>
+              <w:t xml:space="preserve">Jun - Jul 2027</w:t>
             </w:r>
           </w:p>
         </w:tc>
@@ -1330,13 +1390,31 @@
         <w:pStyle w:val="BodyText"/>
       </w:pPr>
       <w:r>
-        <w:t xml:space="preserve">Stages 7 to 10 have not happened and are marked as plans. The dates for stages 1 to 6 come from the</w:t>
-      </w:r>
-      <w:r>
-        <w:t xml:space="preserve"> </w:t>
-      </w:r>
-      <w:r>
-        <w:t xml:space="preserve">commit history of the repository, not from memory.</w:t>
+        <w:t xml:space="preserve">Two things are worth saying about that table rather than leaving them to be inferred. The first is</w:t>
+      </w:r>
+      <w:r>
+        <w:t xml:space="preserve"> </w:t>
+      </w:r>
+      <w:r>
+        <w:t xml:space="preserve">that stages 4 to 8 are compressed into two days, which is unusual and is the direct result of the</w:t>
+      </w:r>
+      <w:r>
+        <w:t xml:space="preserve"> </w:t>
+      </w:r>
+      <w:r>
+        <w:t xml:space="preserve">two attempts before them: the dataset, the evaluation discipline and the reason for caring about</w:t>
+      </w:r>
+      <w:r>
+        <w:t xml:space="preserve"> </w:t>
+      </w:r>
+      <w:r>
+        <w:t xml:space="preserve">occlusion all came out of stage 2. The second is that stages 9 to 11 have not happened. They are</w:t>
+      </w:r>
+      <w:r>
+        <w:t xml:space="preserve"> </w:t>
+      </w:r>
+      <w:r>
+        <w:t xml:space="preserve">marked as plans, and the work is not finished until they have.</w:t>
       </w:r>
     </w:p>
     <w:p>
@@ -5209,13 +5287,13 @@
       </w:r>
     </w:p>
     <w:bookmarkEnd w:id="55"/>
-    <w:bookmarkStart w:id="59" w:name="X646d311da662008a6fd5ac88f6cdcf8b10e8c91"/>
+    <w:bookmarkStart w:id="59" w:name="X7715c72f4ece8dcdf334617c23dad07c8a32ed0"/>
     <w:p>
       <w:pPr>
         <w:pStyle w:val="Heading3"/>
       </w:pPr>
       <w:r>
-        <w:t xml:space="preserve">5.7 The intervals, before and after calibration</w:t>
+        <w:t xml:space="preserve">5.7 The intervals, and a correction that did not work</w:t>
       </w:r>
     </w:p>
     <w:p>
@@ -5235,19 +5313,7 @@
         <w:t xml:space="preserve"> </w:t>
       </w:r>
       <w:r>
-        <w:t xml:space="preserve">conservative. Rescaling by a multiplier fitted on the twenty calibration trees brings the middle of</w:t>
-      </w:r>
-      <w:r>
-        <w:t xml:space="preserve"> </w:t>
-      </w:r>
-      <w:r>
-        <w:t xml:space="preserve">the range to where it claims to be, 90% at three viewpoints and 95% at six, and narrows the interval</w:t>
-      </w:r>
-      <w:r>
-        <w:t xml:space="preserve"> </w:t>
-      </w:r>
-      <w:r>
-        <w:t xml:space="preserve">from 23% of the count to 17% at three viewpoints and from 17% to 6% at twelve.</w:t>
+        <w:t xml:space="preserve">conservative rather than wrong but is still not what the interval says.</w:t>
       </w:r>
     </w:p>
     <w:p>
@@ -5255,25 +5321,89 @@
         <w:pStyle w:val="BodyText"/>
       </w:pPr>
       <w:r>
-        <w:t xml:space="preserve">It does not work everywhere. At four viewpoints the correction overshoots and coverage falls to 80%,</w:t>
-      </w:r>
-      <w:r>
-        <w:t xml:space="preserve"> </w:t>
-      </w:r>
-      <w:r>
-        <w:t xml:space="preserve">below what it claims, and at two viewpoints it pushes an already reasonable 88% up to 98%. Twenty</w:t>
-      </w:r>
-      <w:r>
-        <w:t xml:space="preserve"> </w:t>
-      </w:r>
-      <w:r>
-        <w:t xml:space="preserve">trees are too few to fit a stable multiplier, and the honest reading is that the calibration works in</w:t>
-      </w:r>
-      <w:r>
-        <w:t xml:space="preserve"> </w:t>
-      </w:r>
-      <w:r>
-        <w:t xml:space="preserve">the middle of the range and is noisy at its edges. Both series are reported for that reason.</w:t>
+        <w:t xml:space="preserve">I rescaled them by a multiplier fitted on fifty trees held back for that purpose, and the result is</w:t>
+      </w:r>
+      <w:r>
+        <w:t xml:space="preserve"> </w:t>
+      </w:r>
+      <w:r>
+        <w:t xml:space="preserve">mixed. At three, six and twelve viewpoints the coverage lands where it should, at 90%, 93% and 92%,</w:t>
+      </w:r>
+      <w:r>
+        <w:t xml:space="preserve"> </w:t>
+      </w:r>
+      <w:r>
+        <w:t xml:space="preserve">and the interval narrows from 23% of the count to 17% at three viewpoints and from 17% to 5% at</w:t>
+      </w:r>
+      <w:r>
+        <w:t xml:space="preserve"> </w:t>
+      </w:r>
+      <w:r>
+        <w:t xml:space="preserve">twelve. At four viewpoints the correction overshoots and coverage falls to 80%, below what it claims.</w:t>
+      </w:r>
+      <w:r>
+        <w:t xml:space="preserve"> </w:t>
+      </w:r>
+      <w:r>
+        <w:t xml:space="preserve">At two viewpoints it takes an already reasonable 88% and pushes it to 100%.</w:t>
+      </w:r>
+    </w:p>
+    <w:p>
+      <w:pPr>
+        <w:pStyle w:val="BodyText"/>
+      </w:pPr>
+      <w:r>
+        <w:t xml:space="preserve">My first explanation was that the multiplier was fitted on too few trees. That turned out to be</w:t>
+      </w:r>
+      <w:r>
+        <w:t xml:space="preserve"> </w:t>
+      </w:r>
+      <w:r>
+        <w:t xml:space="preserve">wrong, and the way I know is that I tested it: tripling the calibration set from twenty trees to</w:t>
+      </w:r>
+      <w:r>
+        <w:t xml:space="preserve"> </w:t>
+      </w:r>
+      <w:r>
+        <w:t xml:space="preserve">fifty moved the multipliers by almost nothing, from 1.259 to 1.309 at two viewpoints and from 0.511</w:t>
+      </w:r>
+      <w:r>
+        <w:t xml:space="preserve"> </w:t>
+      </w:r>
+      <w:r>
+        <w:t xml:space="preserve">to 0.509 at four. A quantity that does not move when its sample triples is not the noisy part. The</w:t>
+      </w:r>
+      <w:r>
+        <w:t xml:space="preserve"> </w:t>
+      </w:r>
+      <w:r>
+        <w:t xml:space="preserve">correction is the wrong shape rather than imprecise, because one number per viewpoint count cannot</w:t>
+      </w:r>
+      <w:r>
+        <w:t xml:space="preserve"> </w:t>
+      </w:r>
+      <w:r>
+        <w:t xml:space="preserve">repair an interval that is miscalibrated by different amounts on different trees. Making it depend on</w:t>
+      </w:r>
+      <w:r>
+        <w:t xml:space="preserve"> </w:t>
+      </w:r>
+      <w:r>
+        <w:t xml:space="preserve">how much of each canopy went unobserved is the next thing to try.</w:t>
+      </w:r>
+    </w:p>
+    <w:p>
+      <w:pPr>
+        <w:pStyle w:val="BodyText"/>
+      </w:pPr>
+      <w:r>
+        <w:t xml:space="preserve">Both series are reported for that reason, and a grower using this today should use the uncalibrated</w:t>
+      </w:r>
+      <w:r>
+        <w:t xml:space="preserve"> </w:t>
+      </w:r>
+      <w:r>
+        <w:t xml:space="preserve">interval, which is conservative everywhere and close to correct at the protocols that matter.</w:t>
       </w:r>
     </w:p>
     <w:p>
@@ -6626,7 +6756,7 @@
         </w:numPr>
       </w:pPr>
       <w:r>
-        <w:t xml:space="preserve">National Horticulture Board (2023)</w:t>
+        <w:t xml:space="preserve">Ministry of Agriculture and Farmers Welfare (2024)</w:t>
       </w:r>
       <w:r>
         <w:t xml:space="preserve"> </w:t>
@@ -6636,16 +6766,30 @@
           <w:i/>
           <w:iCs/>
         </w:rPr>
-        <w:t xml:space="preserve">Horticultural Statistics at a Glance</w:t>
-      </w:r>
-      <w:r>
-        <w:t xml:space="preserve">. Ministry of Agriculture</w:t>
-      </w:r>
-      <w:r>
-        <w:t xml:space="preserve"> </w:t>
-      </w:r>
-      <w:r>
-        <w:t xml:space="preserve">and Farmers Welfare, Government of India.</w:t>
+        <w:t xml:space="preserve">Final Estimates of 2022-23 and First Advance</w:t>
+      </w:r>
+      <w:r>
+        <w:rPr>
+          <w:i/>
+          <w:iCs/>
+        </w:rPr>
+        <w:t xml:space="preserve"> </w:t>
+      </w:r>
+      <w:r>
+        <w:rPr>
+          <w:i/>
+          <w:iCs/>
+        </w:rPr>
+        <w:t xml:space="preserve">Estimates of 2023-24 of Area and Production of Horticultural Crops</w:t>
+      </w:r>
+      <w:r>
+        <w:t xml:space="preserve">. Press Information Bureau,</w:t>
+      </w:r>
+      <w:r>
+        <w:t xml:space="preserve"> </w:t>
+      </w:r>
+      <w:r>
+        <w:t xml:space="preserve">Government of India.</w:t>
       </w:r>
     </w:p>
     <w:p>
@@ -6790,7 +6934,7 @@
         <w:t xml:space="preserve">Agricultural and Forest Meteorology</w:t>
       </w:r>
       <w:r>
-        <w:t xml:space="preserve">, 60(3), pp. 249-266.</w:t>
+        <w:t xml:space="preserve">, 60, pp. 249-266.</w:t>
       </w:r>
     </w:p>
     <w:p>
@@ -6861,7 +7005,46 @@
         <w:t xml:space="preserve">Wildlife Monographs</w:t>
       </w:r>
       <w:r>
-        <w:t xml:space="preserve">, 62, pp. 3-135.</w:t>
+        <w:t xml:space="preserve">, 62, pp. 1-135.</w:t>
+      </w:r>
+    </w:p>
+    <w:p>
+      <w:pPr>
+        <w:pStyle w:val="Compact"/>
+        <w:numPr>
+          <w:ilvl w:val="0"/>
+          <w:numId w:val="1003"/>
+        </w:numPr>
+      </w:pPr>
+      <w:r>
+        <w:t xml:space="preserve">Ministry of Agriculture and Farmers Welfare (2018)</w:t>
+      </w:r>
+      <w:r>
+        <w:t xml:space="preserve"> </w:t>
+      </w:r>
+      <w:r>
+        <w:rPr>
+          <w:i/>
+          <w:iCs/>
+        </w:rPr>
+        <w:t xml:space="preserve">All India Report on Agriculture Census</w:t>
+      </w:r>
+      <w:r>
+        <w:rPr>
+          <w:i/>
+          <w:iCs/>
+        </w:rPr>
+        <w:t xml:space="preserve"> </w:t>
+      </w:r>
+      <w:r>
+        <w:rPr>
+          <w:i/>
+          <w:iCs/>
+        </w:rPr>
+        <w:t xml:space="preserve">2015-16</w:t>
+      </w:r>
+      <w:r>
+        <w:t xml:space="preserve">. Government of India.</w:t>
       </w:r>
     </w:p>
     <w:p>
@@ -6885,13 +7068,19 @@
         <w:t xml:space="preserve"> </w:t>
       </w:r>
       <w:r>
-        <w:t xml:space="preserve">them. The rest support single technical points, and their bibliographic details need checking</w:t>
-      </w:r>
-      <w:r>
-        <w:t xml:space="preserve"> </w:t>
-      </w:r>
-      <w:r>
-        <w:t xml:space="preserve">against the originals before submission. That check is outstanding and this is a draft.</w:t>
+        <w:t xml:space="preserve">them. Every entry’s bibliographic details have been checked against the original record. That</w:t>
+      </w:r>
+      <w:r>
+        <w:t xml:space="preserve"> </w:t>
+      </w:r>
+      <w:r>
+        <w:t xml:space="preserve">check corrected two page ranges and replaced the source behind the production and smallholding</w:t>
+      </w:r>
+      <w:r>
+        <w:t xml:space="preserve"> </w:t>
+      </w:r>
+      <w:r>
+        <w:t xml:space="preserve">figures, which had been attributed to a publication that does not carry them.</w:t>
       </w:r>
     </w:p>
     <w:p>

--- a/aamganak/CREST_REPORT.docx
+++ b/aamganak/CREST_REPORT.docx
@@ -2,33 +2,7 @@
 <file path=word/document.xml><?xml version="1.0" encoding="utf-8"?>
 <w:document xmlns:w="http://schemas.openxmlformats.org/wordprocessingml/2006/main" xmlns:m="http://schemas.openxmlformats.org/officeDocument/2006/math" xmlns:r="http://schemas.openxmlformats.org/officeDocument/2006/relationships" xmlns:o="urn:schemas-microsoft-com:office:office" xmlns:v="urn:schemas-microsoft-com:vml" xmlns:w10="urn:schemas-microsoft-com:office:word" xmlns:a="http://schemas.openxmlformats.org/drawingml/2006/main" xmlns:pic="http://schemas.openxmlformats.org/drawingml/2006/picture" xmlns:wp="http://schemas.openxmlformats.org/drawingml/2006/wordprocessingDrawing">
   <w:body>
-    <w:sdt>
-      <w:sdtPr>
-        <w:docPartObj>
-          <w:docPartGallery w:val="Table of Contents"/>
-          <w:docPartUnique/>
-        </w:docPartObj>
-      </w:sdtPr>
-      <w:sdtContent>
-        <w:p>
-          <w:pPr>
-            <w:pStyle w:val="TOCHeading"/>
-          </w:pPr>
-          <w:r>
-            <w:t xml:space="preserve">Table of Contents</w:t>
-          </w:r>
-        </w:p>
-        <w:p>
-          <w:r>
-            <w:fldChar w:fldCharType="begin" w:dirty="true"/>
-            <w:instrText xml:space="preserve">TOC \o "1-2" \h \z \u</w:instrText>
-            <w:fldChar w:fldCharType="separate"/>
-            <w:fldChar w:fldCharType="end"/>
-          </w:r>
-        </w:p>
-      </w:sdtContent>
-    </w:sdt>
-    <w:bookmarkStart w:id="75" w:name="X31220271ecbc526c6ca7b619381978f1787cad8"/>
+    <w:bookmarkStart w:id="74" w:name="X31220271ecbc526c6ca7b619381978f1787cad8"/>
     <w:p>
       <w:pPr>
         <w:pStyle w:val="Heading1"/>
@@ -46,7 +20,7 @@
           <w:b/>
           <w:bCs/>
         </w:rPr>
-        <w:t xml:space="preserve">CREST Gold Award: project report. Working draft.</w:t>
+        <w:t xml:space="preserve">CREST Gold Award: project report.</w:t>
       </w:r>
     </w:p>
     <w:tbl>
@@ -164,18 +138,18 @@
               <w:pStyle w:val="Compact"/>
             </w:pPr>
             <w:r>
-              <w:t xml:space="preserve">Draft date</w:t>
-            </w:r>
-          </w:p>
-        </w:tc>
-        <w:tc>
-          <w:tcPr/>
-          <w:p>
-            <w:pPr>
-              <w:pStyle w:val="Compact"/>
-            </w:pPr>
-            <w:r>
-              <w:t xml:space="preserve">4 September 2026</w:t>
+              <w:t xml:space="preserve">Date</w:t>
+            </w:r>
+          </w:p>
+        </w:tc>
+        <w:tc>
+          <w:tcPr/>
+          <w:p>
+            <w:pPr>
+              <w:pStyle w:val="Compact"/>
+            </w:pPr>
+            <w:r>
+              <w:t xml:space="preserve">5 September 2026</w:t>
             </w:r>
           </w:p>
         </w:tc>
@@ -205,48 +179,6 @@
         </w:tc>
       </w:tr>
     </w:tbl>
-    <w:p>
-      <w:pPr>
-        <w:pStyle w:val="BlockText"/>
-      </w:pPr>
-      <w:r>
-        <w:rPr>
-          <w:b/>
-          <w:bCs/>
-        </w:rPr>
-        <w:t xml:space="preserve">What this draft is, and what it is not.</w:t>
-      </w:r>
-      <w:r>
-        <w:t xml:space="preserve"> </w:t>
-      </w:r>
-      <w:r>
-        <w:t xml:space="preserve">The estimator, the simulator that tests it and</w:t>
-      </w:r>
-      <w:r>
-        <w:t xml:space="preserve"> </w:t>
-      </w:r>
-      <w:r>
-        <w:t xml:space="preserve">the comparison against current practice are finished and every number below comes from one</w:t>
-      </w:r>
-      <w:r>
-        <w:t xml:space="preserve"> </w:t>
-      </w:r>
-      <w:r>
-        <w:t xml:space="preserve">seeded script. The measurement that finally settles the question, scanning real Alphonso trees</w:t>
-      </w:r>
-      <w:r>
-        <w:t xml:space="preserve"> </w:t>
-      </w:r>
-      <w:r>
-        <w:t xml:space="preserve">and then picking them and counting the fruit, waits for the fruiting season. Nothing here has</w:t>
-      </w:r>
-      <w:r>
-        <w:t xml:space="preserve"> </w:t>
-      </w:r>
-      <w:r>
-        <w:t xml:space="preserve">yet been measured on a real tree, and the text says so wherever a number appears.</w:t>
-      </w:r>
-    </w:p>
     <w:p>
       <w:r>
         <w:pict>
@@ -268,61 +200,7 @@
         <w:pStyle w:val="FirstParagraph"/>
       </w:pPr>
       <w:r>
-        <w:t xml:space="preserve">My project asks how many mangoes a tree carries when a camera can only see some of them. Fruit</w:t>
-      </w:r>
-      <w:r>
-        <w:t xml:space="preserve"> </w:t>
-      </w:r>
-      <w:r>
-        <w:t xml:space="preserve">detectors already find visible mangoes almost perfectly, so the remaining error is the fruit</w:t>
-      </w:r>
-      <w:r>
-        <w:t xml:space="preserve"> </w:t>
-      </w:r>
-      <w:r>
-        <w:t xml:space="preserve">hidden behind leaves, limbs and other fruit, which published work corrects with a multiplier</w:t>
-      </w:r>
-      <w:r>
-        <w:t xml:space="preserve"> </w:t>
-      </w:r>
-      <w:r>
-        <w:t xml:space="preserve">fitted per orchard. I built a canopy simulator whose fruit count is known by construction, and an</w:t>
-      </w:r>
-      <w:r>
-        <w:t xml:space="preserve"> </w:t>
-      </w:r>
-      <w:r>
-        <w:t xml:space="preserve">estimator that treats each camera position as a survey occasion and uses the reconstructed canopy</w:t>
-      </w:r>
-      <w:r>
-        <w:t xml:space="preserve"> </w:t>
-      </w:r>
-      <w:r>
-        <w:t xml:space="preserve">to measure the volume no camera could see into. On sixty simulated trees the estimator reached a</w:t>
-      </w:r>
-      <w:r>
-        <w:t xml:space="preserve"> </w:t>
-      </w:r>
-      <w:r>
-        <w:t xml:space="preserve">mean absolute error of 3.5% in total count from three viewpoints, against 7.9% for the fitted</w:t>
-      </w:r>
-      <w:r>
-        <w:t xml:space="preserve"> </w:t>
-      </w:r>
-      <w:r>
-        <w:t xml:space="preserve">multiplier and 24.5% for counting what is found. Three viewpoints with it matched twelve without.</w:t>
-      </w:r>
-      <w:r>
-        <w:t xml:space="preserve"> </w:t>
-      </w:r>
-      <w:r>
-        <w:t xml:space="preserve">It fails in one specific place, on two viewpoints with a poor detector, where a blunt constant</w:t>
-      </w:r>
-      <w:r>
-        <w:t xml:space="preserve"> </w:t>
-      </w:r>
-      <w:r>
-        <w:t xml:space="preserve">beats it. The measurement that would confirm any of this on real fruit is a harvest away.</w:t>
+        <w:t xml:space="preserve">My project asks how many mangoes a tree carries when a camera can only see some of them. Fruit detectors already find visible mangoes almost perfectly, so the remaining error is the fruit hidden behind leaves, limbs and other fruit, which published work corrects with a multiplier fitted per orchard. I built a canopy simulator whose fruit count is known by construction, and an estimator that treats each camera position as a survey occasion and uses the reconstructed canopy to measure the volume no camera could see into. On sixty simulated trees the estimator reached a mean absolute error of 3.5% in total count from three viewpoints, against 7.9% for the fitted multiplier and 24.5% for counting what is found. Three viewpoints with it matched twelve without. It fails in one specific place, on two viewpoints with a poor detector, where a blunt constant beats it. The measurement that would confirm any of this on real fruit is a harvest away.</w:t>
       </w:r>
     </w:p>
     <w:p>
@@ -453,6 +331,12 @@
         <w:t xml:space="preserve"> </w:t>
       </w:r>
       <w:r>
+        <w:t xml:space="preserve">Acknowledgements · A note on AI use</w:t>
+      </w:r>
+      <w:r>
+        <w:t xml:space="preserve"> </w:t>
+      </w:r>
+      <w:r>
         <w:t xml:space="preserve">Appendix A: glossary · Appendix B: full results and provenance · Appendix C: the mathematics</w:t>
       </w:r>
     </w:p>
@@ -478,31 +362,7 @@
         <w:pStyle w:val="FirstParagraph"/>
       </w:pPr>
       <w:r>
-        <w:t xml:space="preserve">My family buys Alphonso every summer from a grower in Ratnagiri. Two summers ago he told my father</w:t>
-      </w:r>
-      <w:r>
-        <w:t xml:space="preserve"> </w:t>
-      </w:r>
-      <w:r>
-        <w:t xml:space="preserve">he had hired eleven people for a picking he thought would need six, and had paid them for a day of</w:t>
-      </w:r>
-      <w:r>
-        <w:t xml:space="preserve"> </w:t>
-      </w:r>
-      <w:r>
-        <w:t xml:space="preserve">standing about. He had guessed his crop by walking the rows and looking. That guess sets how many</w:t>
-      </w:r>
-      <w:r>
-        <w:t xml:space="preserve"> </w:t>
-      </w:r>
-      <w:r>
-        <w:t xml:space="preserve">pickers he hires, how much transport he books, what price he can hold out for, and what credit he</w:t>
-      </w:r>
-      <w:r>
-        <w:t xml:space="preserve"> </w:t>
-      </w:r>
-      <w:r>
-        <w:t xml:space="preserve">can raise against the season. He had no way to make it a number.</w:t>
+        <w:t xml:space="preserve">My family buys Alphonso every summer from a grower in Ratnagiri. Two summers ago he told my father he had hired eleven people for a picking he thought would need six, and had paid them for a day of standing about. He had guessed his crop by walking the rows and looking. That guess sets how many pickers he hires, how much transport he books, what price he can hold out for, and what credit he can raise against the season. He had no way to make it a number.</w:t>
       </w:r>
     </w:p>
     <w:p>
@@ -510,31 +370,7 @@
         <w:pStyle w:val="BodyText"/>
       </w:pPr>
       <w:r>
-        <w:t xml:space="preserve">India grows more mango than any other country, around 22 million tonnes in 2023 to 2024 [7], and</w:t>
-      </w:r>
-      <w:r>
-        <w:t xml:space="preserve"> </w:t>
-      </w:r>
-      <w:r>
-        <w:t xml:space="preserve">86% of the country’s farm holdings are under two hectares, working between them a little under half</w:t>
-      </w:r>
-      <w:r>
-        <w:t xml:space="preserve"> </w:t>
-      </w:r>
-      <w:r>
-        <w:t xml:space="preserve">the cultivated area [14]. Most of the people growing this crop are therefore working at a scale</w:t>
-      </w:r>
-      <w:r>
-        <w:t xml:space="preserve"> </w:t>
-      </w:r>
-      <w:r>
-        <w:t xml:space="preserve">where the fruit count per tree is the number everything else is planned around, and almost none of</w:t>
-      </w:r>
-      <w:r>
-        <w:t xml:space="preserve"> </w:t>
-      </w:r>
-      <w:r>
-        <w:t xml:space="preserve">them have it.</w:t>
+        <w:t xml:space="preserve">India grows more mango than any other country, around 22 million tonnes in 2023 to 2024 [7], and 86% of the country’s farm holdings are under two hectares, working between them a little under half the cultivated area [14]. Most of the people growing this crop are therefore working at a scale where the fruit count per tree is the number everything else is planned around, and almost none of them have it.</w:t>
       </w:r>
     </w:p>
     <w:p>
@@ -542,37 +378,7 @@
         <w:pStyle w:val="BodyText"/>
       </w:pPr>
       <w:r>
-        <w:t xml:space="preserve">Machine counting of fruit looks like a solved problem, and in one narrow sense it is. The published</w:t>
-      </w:r>
-      <w:r>
-        <w:t xml:space="preserve"> </w:t>
-      </w:r>
-      <w:r>
-        <w:t xml:space="preserve">MangoYOLO detector reaches an F1 score of 0.968 at finding mangoes in an orchard image [3]. The</w:t>
-      </w:r>
-      <w:r>
-        <w:t xml:space="preserve"> </w:t>
-      </w:r>
-      <w:r>
-        <w:t xml:space="preserve">difficulty is that a mango tree hides most of its own crop. When Wang, Walsh and Koirala counted</w:t>
-      </w:r>
-      <w:r>
-        <w:t xml:space="preserve"> </w:t>
-      </w:r>
-      <w:r>
-        <w:t xml:space="preserve">fruit from a vehicle imaging both sides of a row and then harvested the trees to check, their</w:t>
-      </w:r>
-      <w:r>
-        <w:t xml:space="preserve"> </w:t>
-      </w:r>
-      <w:r>
-        <w:t xml:space="preserve">imaging recovered 40.2% of the fruit that were actually there [4]. Detection is not the bottleneck.</w:t>
-      </w:r>
-      <w:r>
-        <w:t xml:space="preserve"> </w:t>
-      </w:r>
-      <w:r>
-        <w:t xml:space="preserve">The bottleneck is the fruit no camera ever sees.</w:t>
+        <w:t xml:space="preserve">Machine counting of fruit looks like a solved problem, and in one narrow sense it is. The published MangoYOLO detector reaches an F1 score of 0.968 at finding mangoes in an orchard image [3]. The difficulty is that a mango tree hides most of its own crop. When Wang, Walsh and Koirala counted fruit from a vehicle imaging both sides of a row and then harvested the trees to check, their imaging recovered 40.2% of the fruit that were actually there [4]. Detection is not the bottleneck. The bottleneck is the fruit no camera ever sees.</w:t>
       </w:r>
     </w:p>
     <w:p>
@@ -580,25 +386,7 @@
         <w:pStyle w:val="BodyText"/>
       </w:pPr>
       <w:r>
-        <w:t xml:space="preserve">The standard repair is to multiply the visible count by a correction factor fitted on a few</w:t>
-      </w:r>
-      <w:r>
-        <w:t xml:space="preserve"> </w:t>
-      </w:r>
-      <w:r>
-        <w:t xml:space="preserve">harvested trees. Across orchards that factor runs from 1.05 to 2.43 [3, 4], and the authors of that</w:t>
-      </w:r>
-      <w:r>
-        <w:t xml:space="preserve"> </w:t>
-      </w:r>
-      <w:r>
-        <w:t xml:space="preserve">work say plainly that the final estimate is sensitive to it [4]. A number that varies by a factor of</w:t>
-      </w:r>
-      <w:r>
-        <w:t xml:space="preserve"> </w:t>
-      </w:r>
-      <w:r>
-        <w:t xml:space="preserve">two across orchards is being treated as a constant of the orchard.</w:t>
+        <w:t xml:space="preserve">The standard repair is to multiply the visible count by a correction factor fitted on a few harvested trees. Across orchards that factor runs from 1.05 to 2.43 [3, 4], and the authors of that work say plainly that the final estimate is sensitive to it [4]. A number that varies by a factor of two across orchards is being treated as a constant of the orchard.</w:t>
       </w:r>
     </w:p>
     <w:bookmarkStart w:id="11" w:name="aim"/>
@@ -615,19 +403,7 @@
         <w:pStyle w:val="FirstParagraph"/>
       </w:pPr>
       <w:r>
-        <w:t xml:space="preserve">My aim was to test whether the total number of mangoes on a tree, including fruit no camera</w:t>
-      </w:r>
-      <w:r>
-        <w:t xml:space="preserve"> </w:t>
-      </w:r>
-      <w:r>
-        <w:t xml:space="preserve">position can see, can be estimated from the images themselves rather than from a fitted constant,</w:t>
-      </w:r>
-      <w:r>
-        <w:t xml:space="preserve"> </w:t>
-      </w:r>
-      <w:r>
-        <w:t xml:space="preserve">and whether that is measurably closer to the true count than the multiplier the field uses now.</w:t>
+        <w:t xml:space="preserve">My aim was to test whether the total number of mangoes on a tree, including fruit no camera position can see, can be estimated from the images themselves rather than from a fitted constant, and whether that is measurably closer to the true count than the multiplier the field uses now.</w:t>
       </w:r>
     </w:p>
     <w:bookmarkEnd w:id="11"/>
@@ -659,13 +435,7 @@
         <w:t xml:space="preserve"> </w:t>
       </w:r>
       <w:r>
-        <w:t xml:space="preserve">Generate trees whose fruit count is known by</w:t>
-      </w:r>
-      <w:r>
-        <w:t xml:space="preserve"> </w:t>
-      </w:r>
-      <w:r>
-        <w:t xml:space="preserve">construction, with occlusion following from the physics of light through foliage.</w:t>
+        <w:t xml:space="preserve">Generate trees whose fruit count is known by construction, with occlusion following from the physics of light through foliage.</w:t>
       </w:r>
       <w:r>
         <w:t xml:space="preserve"> </w:t>
@@ -681,13 +451,7 @@
         <w:t xml:space="preserve"> </w:t>
       </w:r>
       <w:r>
-        <w:t xml:space="preserve">the visibility model reproduces the transmittance law it is built from, and the</w:t>
-      </w:r>
-      <w:r>
-        <w:t xml:space="preserve"> </w:t>
-      </w:r>
-      <w:r>
-        <w:t xml:space="preserve">fraction of fruit it leaves visible sits inside the range real mango canopies show.</w:t>
+        <w:t xml:space="preserve">the visibility model reproduces the transmittance law it is built from, and the fraction of fruit it leaves visible sits inside the range real mango canopies show.</w:t>
       </w:r>
     </w:p>
     <w:p>
@@ -709,13 +473,7 @@
         <w:t xml:space="preserve"> </w:t>
       </w:r>
       <w:r>
-        <w:t xml:space="preserve">Recover the total from which viewpoints</w:t>
-      </w:r>
-      <w:r>
-        <w:t xml:space="preserve"> </w:t>
-      </w:r>
-      <w:r>
-        <w:t xml:space="preserve">did and did not see each fruit.</w:t>
+        <w:t xml:space="preserve">Recover the total from which viewpoints did and did not see each fruit.</w:t>
       </w:r>
       <w:r>
         <w:t xml:space="preserve"> </w:t>
@@ -753,13 +511,7 @@
         <w:t xml:space="preserve"> </w:t>
       </w:r>
       <w:r>
-        <w:t xml:space="preserve">Use the reconstructed canopy to account for volume</w:t>
-      </w:r>
-      <w:r>
-        <w:t xml:space="preserve"> </w:t>
-      </w:r>
-      <w:r>
-        <w:t xml:space="preserve">no viewpoint could see into.</w:t>
+        <w:t xml:space="preserve">Use the reconstructed canopy to account for volume no viewpoint could see into.</w:t>
       </w:r>
       <w:r>
         <w:t xml:space="preserve"> </w:t>
@@ -775,13 +527,7 @@
         <w:t xml:space="preserve"> </w:t>
       </w:r>
       <w:r>
-        <w:t xml:space="preserve">it beats the estimator of objective 2 on canopies dense</w:t>
-      </w:r>
-      <w:r>
-        <w:t xml:space="preserve"> </w:t>
-      </w:r>
-      <w:r>
-        <w:t xml:space="preserve">enough to hide fruit from every camera position.</w:t>
+        <w:t xml:space="preserve">it beats the estimator of objective 2 on canopies dense enough to hide fruit from every camera position.</w:t>
       </w:r>
     </w:p>
     <w:p>
@@ -813,13 +559,7 @@
         <w:t xml:space="preserve"> </w:t>
       </w:r>
       <w:r>
-        <w:t xml:space="preserve">every method is scored on identical</w:t>
-      </w:r>
-      <w:r>
-        <w:t xml:space="preserve"> </w:t>
-      </w:r>
-      <w:r>
-        <w:t xml:space="preserve">trees from identical detections, so only the estimator differs.</w:t>
+        <w:t xml:space="preserve">every method is scored on identical trees from identical detections, so only the estimator differs.</w:t>
       </w:r>
     </w:p>
     <w:p>
@@ -883,842 +623,7 @@
         <w:pStyle w:val="FirstParagraph"/>
       </w:pPr>
       <w:r>
-        <w:t xml:space="preserve">This is the third attempt at the same question. I have been trying to put a number in a Konkan</w:t>
-      </w:r>
-      <w:r>
-        <w:t xml:space="preserve"> </w:t>
-      </w:r>
-      <w:r>
-        <w:t xml:space="preserve">grower’s hands since June, and the first two attempts are the reason this one takes the shape it</w:t>
-      </w:r>
-      <w:r>
-        <w:t xml:space="preserve"> </w:t>
-      </w:r>
-      <w:r>
-        <w:t xml:space="preserve">does. Every date below comes from the commit history of the repository, which is public and can be</w:t>
-      </w:r>
-      <w:r>
-        <w:t xml:space="preserve"> </w:t>
-      </w:r>
-      <w:r>
-        <w:t xml:space="preserve">checked.</w:t>
-      </w:r>
-    </w:p>
-    <w:tbl>
-      <w:tblPr>
-        <w:tblStyle w:val="Table"/>
-        <w:tblW w:type="pct" w:w="5000"/>
-        <w:tblLayout w:type="fixed"/>
-        <w:tblLook w:firstRow="1" w:lastRow="0" w:firstColumn="0" w:lastColumn="0" w:noHBand="0" w:noVBand="0" w:val="0020"/>
-      </w:tblPr>
-      <w:tblGrid>
-        <w:gridCol w:w="2640"/>
-        <w:gridCol w:w="2640"/>
-        <w:gridCol w:w="2640"/>
-      </w:tblGrid>
-      <w:tr>
-        <w:trPr>
-          <w:tblHeader w:val="on"/>
-        </w:trPr>
-        <w:tc>
-          <w:tcPr/>
-          <w:p>
-            <w:pPr>
-              <w:pStyle w:val="Compact"/>
-            </w:pPr>
-            <w:r>
-              <w:t xml:space="preserve">Stage</w:t>
-            </w:r>
-          </w:p>
-        </w:tc>
-        <w:tc>
-          <w:tcPr/>
-          <w:p>
-            <w:pPr>
-              <w:pStyle w:val="Compact"/>
-            </w:pPr>
-            <w:r>
-              <w:t xml:space="preserve">Dates</w:t>
-            </w:r>
-          </w:p>
-        </w:tc>
-        <w:tc>
-          <w:tcPr/>
-          <w:p>
-            <w:pPr>
-              <w:pStyle w:val="Compact"/>
-            </w:pPr>
-            <w:r>
-              <w:t xml:space="preserve">What happened</w:t>
-            </w:r>
-          </w:p>
-        </w:tc>
-      </w:tr>
-      <w:tr>
-        <w:tc>
-          <w:tcPr/>
-          <w:p>
-            <w:pPr>
-              <w:pStyle w:val="Compact"/>
-            </w:pPr>
-            <w:r>
-              <w:t xml:space="preserve">1. First attempt: an advisory system assembled from public data feeds</w:t>
-            </w:r>
-          </w:p>
-        </w:tc>
-        <w:tc>
-          <w:tcPr/>
-          <w:p>
-            <w:pPr>
-              <w:pStyle w:val="Compact"/>
-            </w:pPr>
-            <w:r>
-              <w:t xml:space="preserve">8-12 Jun 2026</w:t>
-            </w:r>
-          </w:p>
-        </w:tc>
-        <w:tc>
-          <w:tcPr/>
-          <w:p>
-            <w:pPr>
-              <w:pStyle w:val="Compact"/>
-            </w:pPr>
-            <w:r>
-              <w:t xml:space="preserve">Connectors for mandi prices, agrometeorological bulletins, satellite vegetation indices and pest surveillance, with a first report draft. Abandoned: it combined other people’s measurements and produced none of its own, so there was nothing in it I could test.</w:t>
-            </w:r>
-          </w:p>
-        </w:tc>
-      </w:tr>
-      <w:tr>
-        <w:tc>
-          <w:tcPr/>
-          <w:p>
-            <w:pPr>
-              <w:pStyle w:val="Compact"/>
-            </w:pPr>
-            <w:r>
-              <w:t xml:space="preserve">2. Second attempt: a low-cost near-infrared meter for dry matter</w:t>
-            </w:r>
-          </w:p>
-        </w:tc>
-        <w:tc>
-          <w:tcPr/>
-          <w:p>
-            <w:pPr>
-              <w:pStyle w:val="Compact"/>
-            </w:pPr>
-            <w:r>
-              <w:t xml:space="preserve">22 Jun - 12 Jul 2026</w:t>
-            </w:r>
-          </w:p>
-        </w:tc>
-        <w:tc>
-          <w:tcPr/>
-          <w:p>
-            <w:pPr>
-              <w:pStyle w:val="Compact"/>
-            </w:pPr>
-            <w:r>
-              <w:t xml:space="preserve">Wavelength selection on a public benchmark of 11,691 fruit, an eight-wavelength design, firmware and a build guide. The wavelength result held up. Abandoned: every claim about the instrument depended on hardware I had not built, so the central number could not be validated by me.</w:t>
-            </w:r>
-          </w:p>
-        </w:tc>
-      </w:tr>
-      <w:tr>
-        <w:tc>
-          <w:tcPr/>
-          <w:p>
-            <w:pPr>
-              <w:pStyle w:val="Compact"/>
-            </w:pPr>
-            <w:r>
-              <w:t xml:space="preserve">3. Examination period</w:t>
-            </w:r>
-          </w:p>
-        </w:tc>
-        <w:tc>
-          <w:tcPr/>
-          <w:p>
-            <w:pPr>
-              <w:pStyle w:val="Compact"/>
-            </w:pPr>
-            <w:r>
-              <w:t xml:space="preserve">mid-Jul - end Aug 2026</w:t>
-            </w:r>
-          </w:p>
-        </w:tc>
-        <w:tc>
-          <w:tcPr/>
-          <w:p>
-            <w:pPr>
-              <w:pStyle w:val="Compact"/>
-            </w:pPr>
-            <w:r>
-              <w:t xml:space="preserve">No project work. Planned.</w:t>
-            </w:r>
-          </w:p>
-        </w:tc>
-      </w:tr>
-      <w:tr>
-        <w:tc>
-          <w:tcPr/>
-          <w:p>
-            <w:pPr>
-              <w:pStyle w:val="Compact"/>
-            </w:pPr>
-            <w:r>
-              <w:t xml:space="preserve">4. Third attempt: counting fruit a camera cannot see</w:t>
-            </w:r>
-          </w:p>
-        </w:tc>
-        <w:tc>
-          <w:tcPr/>
-          <w:p>
-            <w:pPr>
-              <w:pStyle w:val="Compact"/>
-            </w:pPr>
-            <w:r>
-              <w:t xml:space="preserve">3 Sep 2026</w:t>
-            </w:r>
-          </w:p>
-        </w:tc>
-        <w:tc>
-          <w:tcPr/>
-          <w:p>
-            <w:pPr>
-              <w:pStyle w:val="Compact"/>
-            </w:pPr>
-            <w:r>
-              <w:t xml:space="preserve">Aim, objectives and success conditions fixed before any code. Canopy simulator built; three defects in its physics found and fixed the same day.</w:t>
-            </w:r>
-          </w:p>
-        </w:tc>
-      </w:tr>
-      <w:tr>
-        <w:tc>
-          <w:tcPr/>
-          <w:p>
-            <w:pPr>
-              <w:pStyle w:val="Compact"/>
-            </w:pPr>
-            <w:r>
-              <w:t xml:space="preserve">5. Estimators and the viewpoint study</w:t>
-            </w:r>
-          </w:p>
-        </w:tc>
-        <w:tc>
-          <w:tcPr/>
-          <w:p>
-            <w:pPr>
-              <w:pStyle w:val="Compact"/>
-            </w:pPr>
-            <w:r>
-              <w:t xml:space="preserve">3 Sep 2026</w:t>
-            </w:r>
-          </w:p>
-        </w:tc>
-        <w:tc>
-          <w:tcPr/>
-          <w:p>
-            <w:pPr>
-              <w:pStyle w:val="Compact"/>
-            </w:pPr>
-            <w:r>
-              <w:t xml:space="preserve">The corrected simulator contradicted the premise I had started from, and the aim narrowed in response.</w:t>
-            </w:r>
-          </w:p>
-        </w:tc>
-      </w:tr>
-      <w:tr>
-        <w:tc>
-          <w:tcPr/>
-          <w:p>
-            <w:pPr>
-              <w:pStyle w:val="Compact"/>
-            </w:pPr>
-            <w:r>
-              <w:t xml:space="preserve">6. Reconstruction module and the estimator built on it</w:t>
-            </w:r>
-          </w:p>
-        </w:tc>
-        <w:tc>
-          <w:tcPr/>
-          <w:p>
-            <w:pPr>
-              <w:pStyle w:val="Compact"/>
-            </w:pPr>
-            <w:r>
-              <w:t xml:space="preserve">3-4 Sep 2026</w:t>
-            </w:r>
-          </w:p>
-        </w:tc>
-        <w:tc>
-          <w:tcPr/>
-          <w:p>
-            <w:pPr>
-              <w:pStyle w:val="Compact"/>
-            </w:pPr>
-            <w:r>
-              <w:t xml:space="preserve">Replaced a smooth proxy that was barely improving on classical methods.</w:t>
-            </w:r>
-          </w:p>
-        </w:tc>
-      </w:tr>
-      <w:tr>
-        <w:tc>
-          <w:tcPr/>
-          <w:p>
-            <w:pPr>
-              <w:pStyle w:val="Compact"/>
-            </w:pPr>
-            <w:r>
-              <w:t xml:space="preserve">7. Calibration against published field counts</w:t>
-            </w:r>
-          </w:p>
-        </w:tc>
-        <w:tc>
-          <w:tcPr/>
-          <w:p>
-            <w:pPr>
-              <w:pStyle w:val="Compact"/>
-            </w:pPr>
-            <w:r>
-              <w:t xml:space="preserve">4 Sep 2026</w:t>
-            </w:r>
-          </w:p>
-        </w:tc>
-        <w:tc>
-          <w:tcPr/>
-          <w:p>
-            <w:pPr>
-              <w:pStyle w:val="Compact"/>
-            </w:pPr>
-            <w:r>
-              <w:t xml:space="preserve">Identified a missing occluder and reset the canopy parameters to physical values.</w:t>
-            </w:r>
-          </w:p>
-        </w:tc>
-      </w:tr>
-      <w:tr>
-        <w:tc>
-          <w:tcPr/>
-          <w:p>
-            <w:pPr>
-              <w:pStyle w:val="Compact"/>
-            </w:pPr>
-            <w:r>
-              <w:t xml:space="preserve">8. Detector model, interval calibration, figures, this draft</w:t>
-            </w:r>
-          </w:p>
-        </w:tc>
-        <w:tc>
-          <w:tcPr/>
-          <w:p>
-            <w:pPr>
-              <w:pStyle w:val="Compact"/>
-            </w:pPr>
-            <w:r>
-              <w:t xml:space="preserve">4 Sep 2026</w:t>
-            </w:r>
-          </w:p>
-        </w:tc>
-        <w:tc>
-          <w:tcPr/>
-          <w:p>
-            <w:pPr>
-              <w:pStyle w:val="Compact"/>
-            </w:pPr>
-            <w:r>
-              <w:t xml:space="preserve">Found the setting where the method fails, by testing it against a worse detector.</w:t>
-            </w:r>
-          </w:p>
-        </w:tc>
-      </w:tr>
-      <w:tr>
-        <w:tc>
-          <w:tcPr/>
-          <w:p>
-            <w:pPr>
-              <w:pStyle w:val="Compact"/>
-            </w:pPr>
-            <w:r>
-              <w:t xml:space="preserve">9.</w:t>
-            </w:r>
-            <w:r>
-              <w:t xml:space="preserve"> </w:t>
-            </w:r>
-            <w:r>
-              <w:rPr>
-                <w:i/>
-                <w:iCs/>
-              </w:rPr>
-              <w:t xml:space="preserve">Planned:</w:t>
-            </w:r>
-            <w:r>
-              <w:t xml:space="preserve"> </w:t>
-            </w:r>
-            <w:r>
-              <w:t xml:space="preserve">fruit detector run on public orchard images</w:t>
-            </w:r>
-          </w:p>
-        </w:tc>
-        <w:tc>
-          <w:tcPr/>
-          <w:p>
-            <w:pPr>
-              <w:pStyle w:val="Compact"/>
-            </w:pPr>
-            <w:r>
-              <w:t xml:space="preserve">Oct - Dec 2026</w:t>
-            </w:r>
-          </w:p>
-        </w:tc>
-        <w:tc>
-          <w:tcPr/>
-          <w:p>
-            <w:pPr>
-              <w:pStyle w:val="Compact"/>
-            </w:pPr>
-            <w:r>
-              <w:t xml:space="preserve">To replace a modelled detector with a measured one.</w:t>
-            </w:r>
-          </w:p>
-        </w:tc>
-      </w:tr>
-      <w:tr>
-        <w:tc>
-          <w:tcPr/>
-          <w:p>
-            <w:pPr>
-              <w:pStyle w:val="Compact"/>
-            </w:pPr>
-            <w:r>
-              <w:t xml:space="preserve">10.</w:t>
-            </w:r>
-            <w:r>
-              <w:t xml:space="preserve"> </w:t>
-            </w:r>
-            <w:r>
-              <w:rPr>
-                <w:i/>
-                <w:iCs/>
-              </w:rPr>
-              <w:t xml:space="preserve">Planned:</w:t>
-            </w:r>
-            <w:r>
-              <w:t xml:space="preserve"> </w:t>
-            </w:r>
-            <w:r>
-              <w:t xml:space="preserve">orchard campaign, scan then pick and count</w:t>
-            </w:r>
-          </w:p>
-        </w:tc>
-        <w:tc>
-          <w:tcPr/>
-          <w:p>
-            <w:pPr>
-              <w:pStyle w:val="Compact"/>
-            </w:pPr>
-            <w:r>
-              <w:t xml:space="preserve">Feb - May 2027</w:t>
-            </w:r>
-          </w:p>
-        </w:tc>
-        <w:tc>
-          <w:tcPr/>
-          <w:p>
-            <w:pPr>
-              <w:pStyle w:val="Compact"/>
-            </w:pPr>
-            <w:r>
-              <w:t xml:space="preserve">Constrained by the fruiting season. Nothing can substitute for it.</w:t>
-            </w:r>
-          </w:p>
-        </w:tc>
-      </w:tr>
-      <w:tr>
-        <w:tc>
-          <w:tcPr/>
-          <w:p>
-            <w:pPr>
-              <w:pStyle w:val="Compact"/>
-            </w:pPr>
-            <w:r>
-              <w:t xml:space="preserve">11.</w:t>
-            </w:r>
-            <w:r>
-              <w:t xml:space="preserve"> </w:t>
-            </w:r>
-            <w:r>
-              <w:rPr>
-                <w:i/>
-                <w:iCs/>
-              </w:rPr>
-              <w:t xml:space="preserve">Planned:</w:t>
-            </w:r>
-            <w:r>
-              <w:t xml:space="preserve"> </w:t>
-            </w:r>
-            <w:r>
-              <w:t xml:space="preserve">final analysis and submission</w:t>
-            </w:r>
-          </w:p>
-        </w:tc>
-        <w:tc>
-          <w:tcPr/>
-          <w:p>
-            <w:pPr>
-              <w:pStyle w:val="Compact"/>
-            </w:pPr>
-            <w:r>
-              <w:t xml:space="preserve">Jun - Jul 2027</w:t>
-            </w:r>
-          </w:p>
-        </w:tc>
-        <w:tc>
-          <w:tcPr/>
-          <w:p>
-            <w:pPr>
-              <w:pStyle w:val="Compact"/>
-            </w:pPr>
-          </w:p>
-        </w:tc>
-      </w:tr>
-    </w:tbl>
-    <w:p>
-      <w:pPr>
-        <w:pStyle w:val="BodyText"/>
-      </w:pPr>
-      <w:r>
-        <w:t xml:space="preserve">Two things are worth saying about that table rather than leaving them to be inferred. The first is</w:t>
-      </w:r>
-      <w:r>
-        <w:t xml:space="preserve"> </w:t>
-      </w:r>
-      <w:r>
-        <w:t xml:space="preserve">that stages 4 to 8 are compressed into two days, which is unusual and is the direct result of the</w:t>
-      </w:r>
-      <w:r>
-        <w:t xml:space="preserve"> </w:t>
-      </w:r>
-      <w:r>
-        <w:t xml:space="preserve">two attempts before them: the dataset, the evaluation discipline and the reason for caring about</w:t>
-      </w:r>
-      <w:r>
-        <w:t xml:space="preserve"> </w:t>
-      </w:r>
-      <w:r>
-        <w:t xml:space="preserve">occlusion all came out of stage 2. The second is that stages 9 to 11 have not happened. They are</w:t>
-      </w:r>
-      <w:r>
-        <w:t xml:space="preserve"> </w:t>
-      </w:r>
-      <w:r>
-        <w:t xml:space="preserve">marked as plans, and the work is not finished until they have.</w:t>
-      </w:r>
-    </w:p>
-    <w:p>
-      <w:r>
-        <w:pict>
-          <v:rect style="width:0;height:1.5pt" o:hralign="center" o:hrstd="t" o:hr="t"/>
-        </w:pict>
-      </w:r>
-    </w:p>
-    <w:bookmarkEnd w:id="13"/>
-    <w:bookmarkEnd w:id="14"/>
-    <w:bookmarkStart w:id="15" w:name="background"/>
-    <w:p>
-      <w:pPr>
-        <w:pStyle w:val="Heading2"/>
-      </w:pPr>
-      <w:r>
-        <w:t xml:space="preserve">2. Background</w:t>
-      </w:r>
-    </w:p>
-    <w:p>
-      <w:pPr>
-        <w:pStyle w:val="FirstParagraph"/>
-      </w:pPr>
-      <w:r>
-        <w:t xml:space="preserve">Three lines of work meet at the question I am asking, and the gap sits where they meet.</w:t>
-      </w:r>
-    </w:p>
-    <w:p>
-      <w:pPr>
-        <w:pStyle w:val="BodyText"/>
-      </w:pPr>
-      <w:r>
-        <w:rPr>
-          <w:b/>
-          <w:bCs/>
-        </w:rPr>
-        <w:t xml:space="preserve">Detection is solved; counting is not.</w:t>
-      </w:r>
-      <w:r>
-        <w:t xml:space="preserve"> </w:t>
-      </w:r>
-      <w:r>
-        <w:t xml:space="preserve">Convolutional detectors reached orchard-grade accuracy on</w:t>
-      </w:r>
-      <w:r>
-        <w:t xml:space="preserve"> </w:t>
-      </w:r>
-      <w:r>
-        <w:t xml:space="preserve">fruit around 2019. MangoYOLO reports an F1 of 0.968 and average precision of 0.983 on a held-out</w:t>
-      </w:r>
-      <w:r>
-        <w:t xml:space="preserve"> </w:t>
-      </w:r>
-      <w:r>
-        <w:t xml:space="preserve">test set, at 8 ms per image tile [3]. Later work moved from single images to video, tracking fruit</w:t>
-      </w:r>
-      <w:r>
-        <w:t xml:space="preserve"> </w:t>
-      </w:r>
-      <w:r>
-        <w:t xml:space="preserve">between frames with a Kalman filter and the Hungarian algorithm so that the same mango is not</w:t>
-      </w:r>
-      <w:r>
-        <w:t xml:space="preserve"> </w:t>
-      </w:r>
-      <w:r>
-        <w:t xml:space="preserve">counted twice [4]. The same shift had already happened for apples and mangoes in orchard imagery</w:t>
-      </w:r>
-      <w:r>
-        <w:t xml:space="preserve"> </w:t>
-      </w:r>
-      <w:r>
-        <w:t xml:space="preserve">more broadly [1]. Both papers measure detection against fruit visible in the frame. Neither claims</w:t>
-      </w:r>
-      <w:r>
-        <w:t xml:space="preserve"> </w:t>
-      </w:r>
-      <w:r>
-        <w:t xml:space="preserve">that number is the crop.</w:t>
-      </w:r>
-    </w:p>
-    <w:p>
-      <w:pPr>
-        <w:pStyle w:val="BodyText"/>
-      </w:pPr>
-      <w:r>
-        <w:rPr>
-          <w:b/>
-          <w:bCs/>
-        </w:rPr>
-        <w:t xml:space="preserve">The gap between what is seen and what is there is large, and it is measured.</w:t>
-      </w:r>
-      <w:r>
-        <w:t xml:space="preserve"> </w:t>
-      </w:r>
-      <w:r>
-        <w:t xml:space="preserve">The same group</w:t>
-      </w:r>
-      <w:r>
-        <w:t xml:space="preserve"> </w:t>
-      </w:r>
-      <w:r>
-        <w:t xml:space="preserve">harvested twenty-one trees and counted every fruit by hand, which is the only ground truth that</w:t>
-      </w:r>
-      <w:r>
-        <w:t xml:space="preserve"> </w:t>
-      </w:r>
-      <w:r>
-        <w:t xml:space="preserve">settles the question. Dual-view imaging recovered 40.2% of the harvest count and video tracking</w:t>
-      </w:r>
-      <w:r>
-        <w:t xml:space="preserve"> </w:t>
-      </w:r>
-      <w:r>
-        <w:t xml:space="preserve">62.3% [4]. That is the size of the problem: on the harder protocol, three fruit in five are never</w:t>
-      </w:r>
-      <w:r>
-        <w:t xml:space="preserve"> </w:t>
-      </w:r>
-      <w:r>
-        <w:t xml:space="preserve">seen at all.</w:t>
-      </w:r>
-    </w:p>
-    <w:p>
-      <w:pPr>
-        <w:pStyle w:val="BodyText"/>
-      </w:pPr>
-      <w:r>
-        <w:rPr>
-          <w:b/>
-          <w:bCs/>
-        </w:rPr>
-        <w:t xml:space="preserve">The repair is a constant, and the field knows it is not constant.</w:t>
-      </w:r>
-      <w:r>
-        <w:t xml:space="preserve"> </w:t>
-      </w:r>
-      <w:r>
-        <w:t xml:space="preserve">Both papers apply a correction</w:t>
-      </w:r>
-      <w:r>
-        <w:t xml:space="preserve"> </w:t>
-      </w:r>
-      <w:r>
-        <w:t xml:space="preserve">factor, the ratio of harvest count to machine count, fitted on harvested trees. Koirala and</w:t>
-      </w:r>
-      <w:r>
-        <w:t xml:space="preserve"> </w:t>
-      </w:r>
-      <w:r>
-        <w:t xml:space="preserve">colleagues report factors from 1.05 for open canopies with sparse foliage up to 2.43 for large trees</w:t>
-      </w:r>
-      <w:r>
-        <w:t xml:space="preserve"> </w:t>
-      </w:r>
-      <w:r>
-        <w:t xml:space="preserve">with dense foliage [3, 4]. Wang and colleagues state that the final orchard estimate is sensitive to</w:t>
-      </w:r>
-      <w:r>
-        <w:t xml:space="preserve"> </w:t>
-      </w:r>
-      <w:r>
-        <w:t xml:space="preserve">that factor, and that the approach suits orchards managed so that all fruit sit on the outer wall of</w:t>
-      </w:r>
-      <w:r>
-        <w:t xml:space="preserve"> </w:t>
-      </w:r>
-      <w:r>
-        <w:t xml:space="preserve">the canopy [4]. That is a candid description of a limitation, and it is the opening this project</w:t>
-      </w:r>
-      <w:r>
-        <w:t xml:space="preserve"> </w:t>
-      </w:r>
-      <w:r>
-        <w:t xml:space="preserve">works in.</w:t>
-      </w:r>
-    </w:p>
-    <w:p>
-      <w:pPr>
-        <w:pStyle w:val="BodyText"/>
-      </w:pPr>
-      <w:r>
-        <w:rPr>
-          <w:b/>
-          <w:bCs/>
-        </w:rPr>
-        <w:t xml:space="preserve">The statistics for this problem already exist, in another field.</w:t>
-      </w:r>
-      <w:r>
-        <w:t xml:space="preserve"> </w:t>
-      </w:r>
-      <w:r>
-        <w:t xml:space="preserve">Ecologists have counted animals</w:t>
-      </w:r>
-      <w:r>
-        <w:t xml:space="preserve"> </w:t>
-      </w:r>
-      <w:r>
-        <w:t xml:space="preserve">that hide for a century. Capture-recapture estimates a population from the pattern of which survey</w:t>
-      </w:r>
-      <w:r>
-        <w:t xml:space="preserve"> </w:t>
-      </w:r>
-      <w:r>
-        <w:t xml:space="preserve">occasions saw which individuals: an individual seen on two occasions out of twelve is evidence that</w:t>
-      </w:r>
-      <w:r>
-        <w:t xml:space="preserve"> </w:t>
-      </w:r>
-      <w:r>
-        <w:t xml:space="preserve">individuals like it are easy to miss, and the frequency distribution of sightings implies how many</w:t>
-      </w:r>
-      <w:r>
-        <w:t xml:space="preserve"> </w:t>
-      </w:r>
-      <w:r>
-        <w:t xml:space="preserve">were missed entirely [13, 2, 8]. Horvitz and Thompson’s estimator weights each observed individual by</w:t>
-      </w:r>
-      <w:r>
-        <w:t xml:space="preserve"> </w:t>
-      </w:r>
-      <w:r>
-        <w:t xml:space="preserve">the reciprocal of its probability of being observed, so a fruit that had a one-in-four chance of</w:t>
-      </w:r>
-      <w:r>
-        <w:t xml:space="preserve"> </w:t>
-      </w:r>
-      <w:r>
-        <w:t xml:space="preserve">appearing stands for four fruit [5]. None of this has been applied to fruit counting, as far as I can</w:t>
-      </w:r>
-      <w:r>
-        <w:t xml:space="preserve"> </w:t>
-      </w:r>
-      <w:r>
-        <w:t xml:space="preserve">find, and the reason it fits is that a camera walked around a tree produces exactly the structure</w:t>
-      </w:r>
-      <w:r>
-        <w:t xml:space="preserve"> </w:t>
-      </w:r>
-      <w:r>
-        <w:t xml:space="preserve">these methods need: repeated survey occasions of the same population.</w:t>
-      </w:r>
-    </w:p>
-    <w:p>
-      <w:pPr>
-        <w:pStyle w:val="BodyText"/>
-      </w:pPr>
-      <w:r>
-        <w:rPr>
-          <w:b/>
-          <w:bCs/>
-        </w:rPr>
-        <w:t xml:space="preserve">The gap.</w:t>
-      </w:r>
-      <w:r>
-        <w:t xml:space="preserve"> </w:t>
-      </w:r>
-      <w:r>
-        <w:t xml:space="preserve">Detection is solved. The hidden fraction is large, varies by a factor of two across</w:t>
-      </w:r>
-      <w:r>
-        <w:t xml:space="preserve"> </w:t>
-      </w:r>
-      <w:r>
-        <w:t xml:space="preserve">orchards, and is currently handled by a constant. A body of statistics exists for populations that</w:t>
-      </w:r>
-      <w:r>
-        <w:t xml:space="preserve"> </w:t>
-      </w:r>
-      <w:r>
-        <w:t xml:space="preserve">hide, and it has one blind spot that matters here, which the next section sets out. Nobody has</w:t>
-      </w:r>
-      <w:r>
-        <w:t xml:space="preserve"> </w:t>
-      </w:r>
-      <w:r>
-        <w:t xml:space="preserve">brought the two together.</w:t>
-      </w:r>
-    </w:p>
-    <w:p>
-      <w:r>
-        <w:pict>
-          <v:rect style="width:0;height:1.5pt" o:hralign="center" o:hrstd="t" o:hr="t"/>
-        </w:pict>
-      </w:r>
-    </w:p>
-    <w:bookmarkEnd w:id="15"/>
-    <w:bookmarkStart w:id="24" w:name="method"/>
-    <w:p>
-      <w:pPr>
-        <w:pStyle w:val="Heading2"/>
-      </w:pPr>
-      <w:r>
-        <w:t xml:space="preserve">3. Method</w:t>
-      </w:r>
-    </w:p>
-    <w:bookmarkStart w:id="16" w:name="the-approaches-i-weighed"/>
-    <w:p>
-      <w:pPr>
-        <w:pStyle w:val="Heading3"/>
-      </w:pPr>
-      <w:r>
-        <w:t xml:space="preserve">3.1 The approaches I weighed</w:t>
+        <w:t xml:space="preserve">This is the third attempt at the same question. I have been trying to put a number in a Konkan grower’s hands since June, and the first two attempts are the reason this one takes the shape it does. Every date below comes from the commit history of the repository, which is public and can be checked.</w:t>
       </w:r>
     </w:p>
     <w:tbl>
@@ -1745,40 +650,40 @@
               <w:pStyle w:val="Compact"/>
             </w:pPr>
             <w:r>
-              <w:t xml:space="preserve">Approach</w:t>
-            </w:r>
-          </w:p>
-        </w:tc>
-        <w:tc>
-          <w:tcPr/>
-          <w:p>
-            <w:pPr>
-              <w:pStyle w:val="Compact"/>
-            </w:pPr>
-            <w:r>
-              <w:t xml:space="preserve">For</w:t>
-            </w:r>
-          </w:p>
-        </w:tc>
-        <w:tc>
-          <w:tcPr/>
-          <w:p>
-            <w:pPr>
-              <w:pStyle w:val="Compact"/>
-            </w:pPr>
-            <w:r>
-              <w:t xml:space="preserve">Against</w:t>
-            </w:r>
-          </w:p>
-        </w:tc>
-        <w:tc>
-          <w:tcPr/>
-          <w:p>
-            <w:pPr>
-              <w:pStyle w:val="Compact"/>
-            </w:pPr>
-            <w:r>
-              <w:t xml:space="preserve">Verdict</w:t>
+              <w:t xml:space="preserve">Stage</w:t>
+            </w:r>
+          </w:p>
+        </w:tc>
+        <w:tc>
+          <w:tcPr/>
+          <w:p>
+            <w:pPr>
+              <w:pStyle w:val="Compact"/>
+            </w:pPr>
+            <w:r>
+              <w:t xml:space="preserve">Dates</w:t>
+            </w:r>
+          </w:p>
+        </w:tc>
+        <w:tc>
+          <w:tcPr/>
+          <w:p>
+            <w:pPr>
+              <w:pStyle w:val="Compact"/>
+            </w:pPr>
+            <w:r>
+              <w:t xml:space="preserve">What happened</w:t>
+            </w:r>
+          </w:p>
+        </w:tc>
+        <w:tc>
+          <w:tcPr/>
+          <w:p>
+            <w:pPr>
+              <w:pStyle w:val="Compact"/>
+            </w:pPr>
+            <w:r>
+              <w:t xml:space="preserve">Status</w:t>
             </w:r>
           </w:p>
         </w:tc>
@@ -1791,40 +696,40 @@
               <w:pStyle w:val="Compact"/>
             </w:pPr>
             <w:r>
-              <w:t xml:space="preserve">A person walks the rows and counts</w:t>
-            </w:r>
-          </w:p>
-        </w:tc>
-        <w:tc>
-          <w:tcPr/>
-          <w:p>
-            <w:pPr>
-              <w:pStyle w:val="Compact"/>
-            </w:pPr>
-            <w:r>
-              <w:t xml:space="preserve">No equipment</w:t>
-            </w:r>
-          </w:p>
-        </w:tc>
-        <w:tc>
-          <w:tcPr/>
-          <w:p>
-            <w:pPr>
-              <w:pStyle w:val="Compact"/>
-            </w:pPr>
-            <w:r>
-              <w:t xml:space="preserve">Hours per tree, and it counts only visible fruit anyway, less consistently than a detector</w:t>
-            </w:r>
-          </w:p>
-        </w:tc>
-        <w:tc>
-          <w:tcPr/>
-          <w:p>
-            <w:pPr>
-              <w:pStyle w:val="Compact"/>
-            </w:pPr>
-            <w:r>
-              <w:t xml:space="preserve">This is the problem, not a solution</w:t>
+              <w:t xml:space="preserve">1. First attempt: advisory system from public data feeds</w:t>
+            </w:r>
+          </w:p>
+        </w:tc>
+        <w:tc>
+          <w:tcPr/>
+          <w:p>
+            <w:pPr>
+              <w:pStyle w:val="Compact"/>
+            </w:pPr>
+            <w:r>
+              <w:t xml:space="preserve">8–12 Jun 2026</w:t>
+            </w:r>
+          </w:p>
+        </w:tc>
+        <w:tc>
+          <w:tcPr/>
+          <w:p>
+            <w:pPr>
+              <w:pStyle w:val="Compact"/>
+            </w:pPr>
+            <w:r>
+              <w:t xml:space="preserve">Connectors for mandi prices, agrometeorological bulletins, satellite vegetation indices and pest surveillance. Abandoned: it combined other people’s measurements and produced none of its own.</w:t>
+            </w:r>
+          </w:p>
+        </w:tc>
+        <w:tc>
+          <w:tcPr/>
+          <w:p>
+            <w:pPr>
+              <w:pStyle w:val="Compact"/>
+            </w:pPr>
+            <w:r>
+              <w:t xml:space="preserve">Done</w:t>
             </w:r>
           </w:p>
         </w:tc>
@@ -1837,40 +742,40 @@
               <w:pStyle w:val="Compact"/>
             </w:pPr>
             <w:r>
-              <w:t xml:space="preserve">Detect fruit in images, multiply by a fitted constant</w:t>
-            </w:r>
-          </w:p>
-        </w:tc>
-        <w:tc>
-          <w:tcPr/>
-          <w:p>
-            <w:pPr>
-              <w:pStyle w:val="Compact"/>
-            </w:pPr>
-            <w:r>
-              <w:t xml:space="preserve">Current published practice, cheap, fast</w:t>
-            </w:r>
-          </w:p>
-        </w:tc>
-        <w:tc>
-          <w:tcPr/>
-          <w:p>
-            <w:pPr>
-              <w:pStyle w:val="Compact"/>
-            </w:pPr>
-            <w:r>
-              <w:t xml:space="preserve">The constant varies from 1.05 to 2.43 across orchards and needs harvested trees to fit</w:t>
-            </w:r>
-          </w:p>
-        </w:tc>
-        <w:tc>
-          <w:tcPr/>
-          <w:p>
-            <w:pPr>
-              <w:pStyle w:val="Compact"/>
-            </w:pPr>
-            <w:r>
-              <w:t xml:space="preserve">The baseline I measure against</w:t>
+              <w:t xml:space="preserve">2. Second attempt: low-cost NIR meter for dry matter</w:t>
+            </w:r>
+          </w:p>
+        </w:tc>
+        <w:tc>
+          <w:tcPr/>
+          <w:p>
+            <w:pPr>
+              <w:pStyle w:val="Compact"/>
+            </w:pPr>
+            <w:r>
+              <w:t xml:space="preserve">22 Jun – 12 Jul 2026</w:t>
+            </w:r>
+          </w:p>
+        </w:tc>
+        <w:tc>
+          <w:tcPr/>
+          <w:p>
+            <w:pPr>
+              <w:pStyle w:val="Compact"/>
+            </w:pPr>
+            <w:r>
+              <w:t xml:space="preserve">Wavelength selection on a public benchmark of 11,691 fruit, an eight-wavelength design, firmware and build guide. Abandoned: every claim depended on hardware I had not built.</w:t>
+            </w:r>
+          </w:p>
+        </w:tc>
+        <w:tc>
+          <w:tcPr/>
+          <w:p>
+            <w:pPr>
+              <w:pStyle w:val="Compact"/>
+            </w:pPr>
+            <w:r>
+              <w:t xml:space="preserve">Done</w:t>
             </w:r>
           </w:p>
         </w:tc>
@@ -1883,40 +788,40 @@
               <w:pStyle w:val="Compact"/>
             </w:pPr>
             <w:r>
-              <w:t xml:space="preserve">Reconstruct the tree in three dimensions, count the fruit visible in the reconstruction</w:t>
-            </w:r>
-          </w:p>
-        </w:tc>
-        <w:tc>
-          <w:tcPr/>
-          <w:p>
-            <w:pPr>
-              <w:pStyle w:val="Compact"/>
-            </w:pPr>
-            <w:r>
-              <w:t xml:space="preserve">Removes double counting between frames, and gives fruit size</w:t>
-            </w:r>
-          </w:p>
-        </w:tc>
-        <w:tc>
-          <w:tcPr/>
-          <w:p>
-            <w:pPr>
-              <w:pStyle w:val="Compact"/>
-            </w:pPr>
-            <w:r>
-              <w:t xml:space="preserve">Still counts only what was seen</w:t>
-            </w:r>
-          </w:p>
-        </w:tc>
-        <w:tc>
-          <w:tcPr/>
-          <w:p>
-            <w:pPr>
-              <w:pStyle w:val="Compact"/>
-            </w:pPr>
-            <w:r>
-              <w:t xml:space="preserve">A component, not an answer</w:t>
+              <w:t xml:space="preserve">3. Examination period</w:t>
+            </w:r>
+          </w:p>
+        </w:tc>
+        <w:tc>
+          <w:tcPr/>
+          <w:p>
+            <w:pPr>
+              <w:pStyle w:val="Compact"/>
+            </w:pPr>
+            <w:r>
+              <w:t xml:space="preserve">mid-Jul – end Aug 2026</w:t>
+            </w:r>
+          </w:p>
+        </w:tc>
+        <w:tc>
+          <w:tcPr/>
+          <w:p>
+            <w:pPr>
+              <w:pStyle w:val="Compact"/>
+            </w:pPr>
+            <w:r>
+              <w:t xml:space="preserve">No project work. Planned.</w:t>
+            </w:r>
+          </w:p>
+        </w:tc>
+        <w:tc>
+          <w:tcPr/>
+          <w:p>
+            <w:pPr>
+              <w:pStyle w:val="Compact"/>
+            </w:pPr>
+            <w:r>
+              <w:t xml:space="preserve">Done</w:t>
             </w:r>
           </w:p>
         </w:tc>
@@ -1929,40 +834,313 @@
               <w:pStyle w:val="Compact"/>
             </w:pPr>
             <w:r>
-              <w:t xml:space="preserve">Reconstruct, then estimate abundance statistically</w:t>
-            </w:r>
-          </w:p>
-        </w:tc>
-        <w:tc>
-          <w:tcPr/>
-          <w:p>
-            <w:pPr>
-              <w:pStyle w:val="Compact"/>
-            </w:pPr>
-            <w:r>
-              <w:t xml:space="preserve">Each viewpoint is a survey occasion; the canopy says what was never observable</w:t>
-            </w:r>
-          </w:p>
-        </w:tc>
-        <w:tc>
-          <w:tcPr/>
-          <w:p>
-            <w:pPr>
-              <w:pStyle w:val="Compact"/>
-            </w:pPr>
-            <w:r>
-              <w:t xml:space="preserve">More machinery, and it rests on a detection model that must itself be checked</w:t>
-            </w:r>
-          </w:p>
-        </w:tc>
-        <w:tc>
-          <w:tcPr/>
-          <w:p>
-            <w:pPr>
-              <w:pStyle w:val="Compact"/>
-            </w:pPr>
-            <w:r>
-              <w:t xml:space="preserve">Chosen</w:t>
+              <w:t xml:space="preserve">4. Canopy simulator and estimator</w:t>
+            </w:r>
+          </w:p>
+        </w:tc>
+        <w:tc>
+          <w:tcPr/>
+          <w:p>
+            <w:pPr>
+              <w:pStyle w:val="Compact"/>
+            </w:pPr>
+            <w:r>
+              <w:t xml:space="preserve">3 Sep 2026</w:t>
+            </w:r>
+          </w:p>
+        </w:tc>
+        <w:tc>
+          <w:tcPr/>
+          <w:p>
+            <w:pPr>
+              <w:pStyle w:val="Compact"/>
+            </w:pPr>
+            <w:r>
+              <w:t xml:space="preserve">Aim, objectives and success conditions fixed before any code. Simulator built; three physics defects found and fixed the same day. Corrected simulator contradicted the original premise; aim narrowed.</w:t>
+            </w:r>
+          </w:p>
+        </w:tc>
+        <w:tc>
+          <w:tcPr/>
+          <w:p>
+            <w:pPr>
+              <w:pStyle w:val="Compact"/>
+            </w:pPr>
+            <w:r>
+              <w:t xml:space="preserve">Done</w:t>
+            </w:r>
+          </w:p>
+        </w:tc>
+      </w:tr>
+      <w:tr>
+        <w:tc>
+          <w:tcPr/>
+          <w:p>
+            <w:pPr>
+              <w:pStyle w:val="Compact"/>
+            </w:pPr>
+            <w:r>
+              <w:t xml:space="preserve">5. Reconstruction module</w:t>
+            </w:r>
+          </w:p>
+        </w:tc>
+        <w:tc>
+          <w:tcPr/>
+          <w:p>
+            <w:pPr>
+              <w:pStyle w:val="Compact"/>
+            </w:pPr>
+            <w:r>
+              <w:t xml:space="preserve">3–4 Sep 2026</w:t>
+            </w:r>
+          </w:p>
+        </w:tc>
+        <w:tc>
+          <w:tcPr/>
+          <w:p>
+            <w:pPr>
+              <w:pStyle w:val="Compact"/>
+            </w:pPr>
+            <w:r>
+              <w:t xml:space="preserve">Replaced a smooth proxy that was barely improving on classical methods.</w:t>
+            </w:r>
+          </w:p>
+        </w:tc>
+        <w:tc>
+          <w:tcPr/>
+          <w:p>
+            <w:pPr>
+              <w:pStyle w:val="Compact"/>
+            </w:pPr>
+            <w:r>
+              <w:t xml:space="preserve">Done</w:t>
+            </w:r>
+          </w:p>
+        </w:tc>
+      </w:tr>
+      <w:tr>
+        <w:tc>
+          <w:tcPr/>
+          <w:p>
+            <w:pPr>
+              <w:pStyle w:val="Compact"/>
+            </w:pPr>
+            <w:r>
+              <w:t xml:space="preserve">6. Calibration against published field counts</w:t>
+            </w:r>
+          </w:p>
+        </w:tc>
+        <w:tc>
+          <w:tcPr/>
+          <w:p>
+            <w:pPr>
+              <w:pStyle w:val="Compact"/>
+            </w:pPr>
+            <w:r>
+              <w:t xml:space="preserve">4 Sep 2026</w:t>
+            </w:r>
+          </w:p>
+        </w:tc>
+        <w:tc>
+          <w:tcPr/>
+          <w:p>
+            <w:pPr>
+              <w:pStyle w:val="Compact"/>
+            </w:pPr>
+            <w:r>
+              <w:t xml:space="preserve">Identified a missing occluder (wood), reset canopy parameters to physical values.</w:t>
+            </w:r>
+          </w:p>
+        </w:tc>
+        <w:tc>
+          <w:tcPr/>
+          <w:p>
+            <w:pPr>
+              <w:pStyle w:val="Compact"/>
+            </w:pPr>
+            <w:r>
+              <w:t xml:space="preserve">Done</w:t>
+            </w:r>
+          </w:p>
+        </w:tc>
+      </w:tr>
+      <w:tr>
+        <w:tc>
+          <w:tcPr/>
+          <w:p>
+            <w:pPr>
+              <w:pStyle w:val="Compact"/>
+            </w:pPr>
+            <w:r>
+              <w:t xml:space="preserve">7. Detector model, interval calibration, figures, report draft</w:t>
+            </w:r>
+          </w:p>
+        </w:tc>
+        <w:tc>
+          <w:tcPr/>
+          <w:p>
+            <w:pPr>
+              <w:pStyle w:val="Compact"/>
+            </w:pPr>
+            <w:r>
+              <w:t xml:space="preserve">4–5 Sep 2026</w:t>
+            </w:r>
+          </w:p>
+        </w:tc>
+        <w:tc>
+          <w:tcPr/>
+          <w:p>
+            <w:pPr>
+              <w:pStyle w:val="Compact"/>
+            </w:pPr>
+            <w:r>
+              <w:t xml:space="preserve">Found the setting where the method fails by testing against a worse detector.</w:t>
+            </w:r>
+          </w:p>
+        </w:tc>
+        <w:tc>
+          <w:tcPr/>
+          <w:p>
+            <w:pPr>
+              <w:pStyle w:val="Compact"/>
+            </w:pPr>
+            <w:r>
+              <w:t xml:space="preserve">Done</w:t>
+            </w:r>
+          </w:p>
+        </w:tc>
+      </w:tr>
+      <w:tr>
+        <w:tc>
+          <w:tcPr/>
+          <w:p>
+            <w:pPr>
+              <w:pStyle w:val="Compact"/>
+            </w:pPr>
+            <w:r>
+              <w:t xml:space="preserve">8. Fruit detector on public orchard images</w:t>
+            </w:r>
+          </w:p>
+        </w:tc>
+        <w:tc>
+          <w:tcPr/>
+          <w:p>
+            <w:pPr>
+              <w:pStyle w:val="Compact"/>
+            </w:pPr>
+            <w:r>
+              <w:t xml:space="preserve">Oct – Dec 2026 (planned)</w:t>
+            </w:r>
+          </w:p>
+        </w:tc>
+        <w:tc>
+          <w:tcPr/>
+          <w:p>
+            <w:pPr>
+              <w:pStyle w:val="Compact"/>
+            </w:pPr>
+            <w:r>
+              <w:t xml:space="preserve">Replace the modelled detector with a measured one.</w:t>
+            </w:r>
+          </w:p>
+        </w:tc>
+        <w:tc>
+          <w:tcPr/>
+          <w:p>
+            <w:pPr>
+              <w:pStyle w:val="Compact"/>
+            </w:pPr>
+            <w:r>
+              <w:t xml:space="preserve">Planned</w:t>
+            </w:r>
+          </w:p>
+        </w:tc>
+      </w:tr>
+      <w:tr>
+        <w:tc>
+          <w:tcPr/>
+          <w:p>
+            <w:pPr>
+              <w:pStyle w:val="Compact"/>
+            </w:pPr>
+            <w:r>
+              <w:t xml:space="preserve">9. Orchard campaign: scan then pick and count</w:t>
+            </w:r>
+          </w:p>
+        </w:tc>
+        <w:tc>
+          <w:tcPr/>
+          <w:p>
+            <w:pPr>
+              <w:pStyle w:val="Compact"/>
+            </w:pPr>
+            <w:r>
+              <w:t xml:space="preserve">Feb – May 2027 (planned)</w:t>
+            </w:r>
+          </w:p>
+        </w:tc>
+        <w:tc>
+          <w:tcPr/>
+          <w:p>
+            <w:pPr>
+              <w:pStyle w:val="Compact"/>
+            </w:pPr>
+            <w:r>
+              <w:t xml:space="preserve">Constrained by the fruiting season. Nothing can substitute for it.</w:t>
+            </w:r>
+          </w:p>
+        </w:tc>
+        <w:tc>
+          <w:tcPr/>
+          <w:p>
+            <w:pPr>
+              <w:pStyle w:val="Compact"/>
+            </w:pPr>
+            <w:r>
+              <w:t xml:space="preserve">Planned</w:t>
+            </w:r>
+          </w:p>
+        </w:tc>
+      </w:tr>
+      <w:tr>
+        <w:tc>
+          <w:tcPr/>
+          <w:p>
+            <w:pPr>
+              <w:pStyle w:val="Compact"/>
+            </w:pPr>
+            <w:r>
+              <w:t xml:space="preserve">10. Final analysis and submission</w:t>
+            </w:r>
+          </w:p>
+        </w:tc>
+        <w:tc>
+          <w:tcPr/>
+          <w:p>
+            <w:pPr>
+              <w:pStyle w:val="Compact"/>
+            </w:pPr>
+            <w:r>
+              <w:t xml:space="preserve">Jun – Jul 2027 (planned)</w:t>
+            </w:r>
+          </w:p>
+        </w:tc>
+        <w:tc>
+          <w:tcPr/>
+          <w:p>
+            <w:pPr>
+              <w:pStyle w:val="Compact"/>
+            </w:pPr>
+          </w:p>
+        </w:tc>
+        <w:tc>
+          <w:tcPr/>
+          <w:p>
+            <w:pPr>
+              <w:pStyle w:val="Compact"/>
+            </w:pPr>
+            <w:r>
+              <w:t xml:space="preserve">Planned</w:t>
             </w:r>
           </w:p>
         </w:tc>
@@ -1973,19 +1151,412 @@
         <w:pStyle w:val="BodyText"/>
       </w:pPr>
       <w:r>
-        <w:t xml:space="preserve">I chose the last because it is the only one that uses the information already sitting unused in the</w:t>
-      </w:r>
-      <w:r>
-        <w:t xml:space="preserve"> </w:t>
-      </w:r>
-      <w:r>
-        <w:t xml:space="preserve">images. A fruit seen from three viewpoints out of twelve carries information that a fruit seen from</w:t>
-      </w:r>
-      <w:r>
-        <w:t xml:space="preserve"> </w:t>
-      </w:r>
-      <w:r>
-        <w:t xml:space="preserve">all twelve does not, and counting throws that away.</w:t>
+        <w:t xml:space="preserve">Two things are worth saying about that table rather than leaving them to be inferred. The first is that stages 4 to 7 are compressed into two days, which is unusual and is the direct result of the two attempts before them: the dataset, the evaluation discipline and the reason for caring about occlusion all came out of stage 2. The second is that stages 8 to 10 have not happened. They are marked as plans, and the work is not finished until they have.</w:t>
+      </w:r>
+    </w:p>
+    <w:p>
+      <w:pPr>
+        <w:pStyle w:val="BodyText"/>
+      </w:pPr>
+      <w:r>
+        <w:t xml:space="preserve">The main deviation from the original plan came when the corrected simulator contradicted my starting premise. I had framed the project around recovering fruit no camera can see, and at the twelve-viewpoint protocol that was about 2% of fruit. Rather than adjusting the simulator to rescue the premise, I narrowed the aim to the question the measurement supported: how few viewpoints an estimator needs to match what naive counting achieves with many. This is recorded as a dated amendment in the project definition.</w:t>
+      </w:r>
+    </w:p>
+    <w:p>
+      <w:r>
+        <w:pict>
+          <v:rect style="width:0;height:1.5pt" o:hralign="center" o:hrstd="t" o:hr="t"/>
+        </w:pict>
+      </w:r>
+    </w:p>
+    <w:bookmarkEnd w:id="13"/>
+    <w:bookmarkEnd w:id="14"/>
+    <w:bookmarkStart w:id="15" w:name="background"/>
+    <w:p>
+      <w:pPr>
+        <w:pStyle w:val="Heading2"/>
+      </w:pPr>
+      <w:r>
+        <w:t xml:space="preserve">2. Background</w:t>
+      </w:r>
+    </w:p>
+    <w:p>
+      <w:pPr>
+        <w:pStyle w:val="FirstParagraph"/>
+      </w:pPr>
+      <w:r>
+        <w:t xml:space="preserve">Three lines of work meet at the question I am asking, and the gap sits where they meet.</w:t>
+      </w:r>
+    </w:p>
+    <w:p>
+      <w:pPr>
+        <w:pStyle w:val="BodyText"/>
+      </w:pPr>
+      <w:r>
+        <w:rPr>
+          <w:b/>
+          <w:bCs/>
+        </w:rPr>
+        <w:t xml:space="preserve">Detection is solved; counting is not.</w:t>
+      </w:r>
+      <w:r>
+        <w:t xml:space="preserve"> </w:t>
+      </w:r>
+      <w:r>
+        <w:t xml:space="preserve">Convolutional detectors reached orchard-grade accuracy on fruit around 2019. MangoYOLO reports an F1 of 0.968 and average precision of 0.983 on a held-out test set, at 8 ms per image tile [3]. Later work moved from single images to video, tracking fruit between frames with a Kalman filter and the Hungarian algorithm so that the same mango is not counted twice [4]. The same shift had already happened for apples and mangoes in orchard imagery more broadly [1]. Both papers measure detection against fruit visible in the frame. Neither claims that number is the crop.</w:t>
+      </w:r>
+    </w:p>
+    <w:p>
+      <w:pPr>
+        <w:pStyle w:val="BodyText"/>
+      </w:pPr>
+      <w:r>
+        <w:rPr>
+          <w:b/>
+          <w:bCs/>
+        </w:rPr>
+        <w:t xml:space="preserve">The gap between what is seen and what is there is large, and it is measured.</w:t>
+      </w:r>
+      <w:r>
+        <w:t xml:space="preserve"> </w:t>
+      </w:r>
+      <w:r>
+        <w:t xml:space="preserve">The same group harvested twenty-one trees and counted every fruit by hand, which is the only ground truth that settles the question. Dual-view imaging recovered 40.2% of the harvest count and video tracking 62.3% [4]. That is the size of the problem: on the harder protocol, three fruit in five are never seen at all.</w:t>
+      </w:r>
+    </w:p>
+    <w:p>
+      <w:pPr>
+        <w:pStyle w:val="BodyText"/>
+      </w:pPr>
+      <w:r>
+        <w:rPr>
+          <w:b/>
+          <w:bCs/>
+        </w:rPr>
+        <w:t xml:space="preserve">The repair is a constant, and the field knows it is not constant.</w:t>
+      </w:r>
+      <w:r>
+        <w:t xml:space="preserve"> </w:t>
+      </w:r>
+      <w:r>
+        <w:t xml:space="preserve">Both papers apply a correction factor, the ratio of harvest count to machine count, fitted on harvested trees. Koirala and colleagues report factors from 1.05 for open canopies with sparse foliage up to 2.43 for large trees with dense foliage [3, 4]. Wang and colleagues state that the final orchard estimate is sensitive to that factor, and that the approach suits orchards managed so that all fruit sit on the outer wall of the canopy [4]. That is a candid description of a limitation, and it is the opening this project works in.</w:t>
+      </w:r>
+    </w:p>
+    <w:p>
+      <w:pPr>
+        <w:pStyle w:val="BodyText"/>
+      </w:pPr>
+      <w:r>
+        <w:rPr>
+          <w:b/>
+          <w:bCs/>
+        </w:rPr>
+        <w:t xml:space="preserve">The statistics for this problem already exist, in another field.</w:t>
+      </w:r>
+      <w:r>
+        <w:t xml:space="preserve"> </w:t>
+      </w:r>
+      <w:r>
+        <w:t xml:space="preserve">Ecologists have counted animals that hide for a century. Capture-recapture estimates a population from the pattern of which survey occasions saw which individuals: an individual seen on two occasions out of twelve is evidence that individuals like it are easy to miss, and the frequency distribution of sightings implies how many were missed entirely [13, 2, 8]. Horvitz and Thompson’s estimator weights each observed individual by the reciprocal of its probability of being observed, so a fruit that had a one-in-four chance of appearing stands for four fruit [5]. None of this has been applied to fruit counting, as far as I can find, and the reason it fits is that a camera walked around a tree produces exactly the structure these methods need: repeated survey occasions of the same population.</w:t>
+      </w:r>
+    </w:p>
+    <w:p>
+      <w:pPr>
+        <w:pStyle w:val="BodyText"/>
+      </w:pPr>
+      <w:r>
+        <w:rPr>
+          <w:b/>
+          <w:bCs/>
+        </w:rPr>
+        <w:t xml:space="preserve">The gap.</w:t>
+      </w:r>
+      <w:r>
+        <w:t xml:space="preserve"> </w:t>
+      </w:r>
+      <w:r>
+        <w:t xml:space="preserve">Detection is solved. The hidden fraction is large, varies by a factor of two across orchards, and is currently handled by a constant. A body of statistics exists for populations that hide, and it has one blind spot that matters here, which the next section sets out. Nobody has brought the two together.</w:t>
+      </w:r>
+    </w:p>
+    <w:p>
+      <w:r>
+        <w:pict>
+          <v:rect style="width:0;height:1.5pt" o:hralign="center" o:hrstd="t" o:hr="t"/>
+        </w:pict>
+      </w:r>
+    </w:p>
+    <w:bookmarkEnd w:id="15"/>
+    <w:bookmarkStart w:id="24" w:name="method"/>
+    <w:p>
+      <w:pPr>
+        <w:pStyle w:val="Heading2"/>
+      </w:pPr>
+      <w:r>
+        <w:t xml:space="preserve">3. Method</w:t>
+      </w:r>
+    </w:p>
+    <w:bookmarkStart w:id="16" w:name="the-approaches-i-weighed"/>
+    <w:p>
+      <w:pPr>
+        <w:pStyle w:val="Heading3"/>
+      </w:pPr>
+      <w:r>
+        <w:t xml:space="preserve">3.1 The approaches I weighed</w:t>
+      </w:r>
+    </w:p>
+    <w:tbl>
+      <w:tblPr>
+        <w:tblStyle w:val="Table"/>
+        <w:tblW w:type="pct" w:w="5000"/>
+        <w:tblLayout w:type="fixed"/>
+        <w:tblLook w:firstRow="1" w:lastRow="0" w:firstColumn="0" w:lastColumn="0" w:noHBand="0" w:noVBand="0" w:val="0020"/>
+      </w:tblPr>
+      <w:tblGrid>
+        <w:gridCol w:w="1980"/>
+        <w:gridCol w:w="1980"/>
+        <w:gridCol w:w="1980"/>
+        <w:gridCol w:w="1980"/>
+      </w:tblGrid>
+      <w:tr>
+        <w:trPr>
+          <w:tblHeader w:val="on"/>
+        </w:trPr>
+        <w:tc>
+          <w:tcPr/>
+          <w:p>
+            <w:pPr>
+              <w:pStyle w:val="Compact"/>
+            </w:pPr>
+            <w:r>
+              <w:t xml:space="preserve">Approach</w:t>
+            </w:r>
+          </w:p>
+        </w:tc>
+        <w:tc>
+          <w:tcPr/>
+          <w:p>
+            <w:pPr>
+              <w:pStyle w:val="Compact"/>
+            </w:pPr>
+            <w:r>
+              <w:t xml:space="preserve">For</w:t>
+            </w:r>
+          </w:p>
+        </w:tc>
+        <w:tc>
+          <w:tcPr/>
+          <w:p>
+            <w:pPr>
+              <w:pStyle w:val="Compact"/>
+            </w:pPr>
+            <w:r>
+              <w:t xml:space="preserve">Against</w:t>
+            </w:r>
+          </w:p>
+        </w:tc>
+        <w:tc>
+          <w:tcPr/>
+          <w:p>
+            <w:pPr>
+              <w:pStyle w:val="Compact"/>
+            </w:pPr>
+            <w:r>
+              <w:t xml:space="preserve">Verdict</w:t>
+            </w:r>
+          </w:p>
+        </w:tc>
+      </w:tr>
+      <w:tr>
+        <w:tc>
+          <w:tcPr/>
+          <w:p>
+            <w:pPr>
+              <w:pStyle w:val="Compact"/>
+            </w:pPr>
+            <w:r>
+              <w:t xml:space="preserve">A person walks the rows and counts</w:t>
+            </w:r>
+          </w:p>
+        </w:tc>
+        <w:tc>
+          <w:tcPr/>
+          <w:p>
+            <w:pPr>
+              <w:pStyle w:val="Compact"/>
+            </w:pPr>
+            <w:r>
+              <w:t xml:space="preserve">No equipment</w:t>
+            </w:r>
+          </w:p>
+        </w:tc>
+        <w:tc>
+          <w:tcPr/>
+          <w:p>
+            <w:pPr>
+              <w:pStyle w:val="Compact"/>
+            </w:pPr>
+            <w:r>
+              <w:t xml:space="preserve">Hours per tree, and it counts only visible fruit anyway, less consistently than a detector</w:t>
+            </w:r>
+          </w:p>
+        </w:tc>
+        <w:tc>
+          <w:tcPr/>
+          <w:p>
+            <w:pPr>
+              <w:pStyle w:val="Compact"/>
+            </w:pPr>
+            <w:r>
+              <w:t xml:space="preserve">This is the problem, not a solution</w:t>
+            </w:r>
+          </w:p>
+        </w:tc>
+      </w:tr>
+      <w:tr>
+        <w:tc>
+          <w:tcPr/>
+          <w:p>
+            <w:pPr>
+              <w:pStyle w:val="Compact"/>
+            </w:pPr>
+            <w:r>
+              <w:t xml:space="preserve">Detect fruit in images, multiply by a fitted constant</w:t>
+            </w:r>
+          </w:p>
+        </w:tc>
+        <w:tc>
+          <w:tcPr/>
+          <w:p>
+            <w:pPr>
+              <w:pStyle w:val="Compact"/>
+            </w:pPr>
+            <w:r>
+              <w:t xml:space="preserve">Current published practice, cheap, fast</w:t>
+            </w:r>
+          </w:p>
+        </w:tc>
+        <w:tc>
+          <w:tcPr/>
+          <w:p>
+            <w:pPr>
+              <w:pStyle w:val="Compact"/>
+            </w:pPr>
+            <w:r>
+              <w:t xml:space="preserve">The constant varies from 1.05 to 2.43 across orchards and needs harvested trees to fit</w:t>
+            </w:r>
+          </w:p>
+        </w:tc>
+        <w:tc>
+          <w:tcPr/>
+          <w:p>
+            <w:pPr>
+              <w:pStyle w:val="Compact"/>
+            </w:pPr>
+            <w:r>
+              <w:t xml:space="preserve">The baseline I measure against</w:t>
+            </w:r>
+          </w:p>
+        </w:tc>
+      </w:tr>
+      <w:tr>
+        <w:tc>
+          <w:tcPr/>
+          <w:p>
+            <w:pPr>
+              <w:pStyle w:val="Compact"/>
+            </w:pPr>
+            <w:r>
+              <w:t xml:space="preserve">Reconstruct the tree in three dimensions, count the fruit visible in the reconstruction</w:t>
+            </w:r>
+          </w:p>
+        </w:tc>
+        <w:tc>
+          <w:tcPr/>
+          <w:p>
+            <w:pPr>
+              <w:pStyle w:val="Compact"/>
+            </w:pPr>
+            <w:r>
+              <w:t xml:space="preserve">Removes double counting between frames, and gives fruit size</w:t>
+            </w:r>
+          </w:p>
+        </w:tc>
+        <w:tc>
+          <w:tcPr/>
+          <w:p>
+            <w:pPr>
+              <w:pStyle w:val="Compact"/>
+            </w:pPr>
+            <w:r>
+              <w:t xml:space="preserve">Still counts only what was seen</w:t>
+            </w:r>
+          </w:p>
+        </w:tc>
+        <w:tc>
+          <w:tcPr/>
+          <w:p>
+            <w:pPr>
+              <w:pStyle w:val="Compact"/>
+            </w:pPr>
+            <w:r>
+              <w:t xml:space="preserve">A component, not an answer</w:t>
+            </w:r>
+          </w:p>
+        </w:tc>
+      </w:tr>
+      <w:tr>
+        <w:tc>
+          <w:tcPr/>
+          <w:p>
+            <w:pPr>
+              <w:pStyle w:val="Compact"/>
+            </w:pPr>
+            <w:r>
+              <w:t xml:space="preserve">Reconstruct, then estimate abundance statistically</w:t>
+            </w:r>
+          </w:p>
+        </w:tc>
+        <w:tc>
+          <w:tcPr/>
+          <w:p>
+            <w:pPr>
+              <w:pStyle w:val="Compact"/>
+            </w:pPr>
+            <w:r>
+              <w:t xml:space="preserve">Each viewpoint is a survey occasion; the canopy says what was never observable</w:t>
+            </w:r>
+          </w:p>
+        </w:tc>
+        <w:tc>
+          <w:tcPr/>
+          <w:p>
+            <w:pPr>
+              <w:pStyle w:val="Compact"/>
+            </w:pPr>
+            <w:r>
+              <w:t xml:space="preserve">More machinery, and it rests on a detection model that must itself be checked</w:t>
+            </w:r>
+          </w:p>
+        </w:tc>
+        <w:tc>
+          <w:tcPr/>
+          <w:p>
+            <w:pPr>
+              <w:pStyle w:val="Compact"/>
+            </w:pPr>
+            <w:r>
+              <w:t xml:space="preserve">Chosen</w:t>
+            </w:r>
+          </w:p>
+        </w:tc>
+      </w:tr>
+    </w:tbl>
+    <w:p>
+      <w:pPr>
+        <w:pStyle w:val="BodyText"/>
+      </w:pPr>
+      <w:r>
+        <w:t xml:space="preserve">I chose the last because it is the only one that uses the information already sitting unused in the images. A fruit seen from three viewpoints out of twelve carries information that a fruit seen from all twelve does not, and counting throws that away.</w:t>
       </w:r>
     </w:p>
     <w:bookmarkEnd w:id="16"/>
@@ -2003,25 +1574,7 @@
         <w:pStyle w:val="FirstParagraph"/>
       </w:pPr>
       <w:r>
-        <w:t xml:space="preserve">Suppose every fruit on a tree has some chance of being caught by a camera on each pass. Fruit deep</w:t>
-      </w:r>
-      <w:r>
-        <w:t xml:space="preserve"> </w:t>
-      </w:r>
-      <w:r>
-        <w:t xml:space="preserve">in the canopy have a low chance, fruit on the outside a high one. The distribution of how often</w:t>
-      </w:r>
-      <w:r>
-        <w:t xml:space="preserve"> </w:t>
-      </w:r>
-      <w:r>
-        <w:t xml:space="preserve">fruit were actually seen then carries the information needed to estimate how many were never seen.</w:t>
-      </w:r>
-      <w:r>
-        <w:t xml:space="preserve"> </w:t>
-      </w:r>
-      <w:r>
-        <w:t xml:space="preserve">This is capture-recapture, and on its own it is enough for animals that move.</w:t>
+        <w:t xml:space="preserve">Suppose every fruit on a tree has some chance of being caught by a camera on each pass. Fruit deep in the canopy have a low chance, fruit on the outside a high one. The distribution of how often fruit were actually seen then carries the information needed to estimate how many were never seen. This is capture-recapture, and on its own it is enough for animals that move.</w:t>
       </w:r>
     </w:p>
     <w:p>
@@ -2029,25 +1582,7 @@
         <w:pStyle w:val="BodyText"/>
       </w:pPr>
       <w:r>
-        <w:t xml:space="preserve">It has one blind spot, and on a mango tree the blind spot is the whole problem. A fruit with no</w:t>
-      </w:r>
-      <w:r>
-        <w:t xml:space="preserve"> </w:t>
-      </w:r>
-      <w:r>
-        <w:t xml:space="preserve">chance at all of being seen from any camera position leaves no trace in the data. It is not</w:t>
-      </w:r>
-      <w:r>
-        <w:t xml:space="preserve"> </w:t>
-      </w:r>
-      <w:r>
-        <w:t xml:space="preserve">under-represented; it is absent. No amount of statistics recovers a population that left no</w:t>
-      </w:r>
-      <w:r>
-        <w:t xml:space="preserve"> </w:t>
-      </w:r>
-      <w:r>
-        <w:t xml:space="preserve">evidence.</w:t>
+        <w:t xml:space="preserve">It has one blind spot, and on a mango tree the blind spot is the whole problem. A fruit with no chance at all of being seen from any camera position leaves no trace in the data. It is not under-represented; it is absent. No amount of statistics recovers a population that left no evidence.</w:t>
       </w:r>
     </w:p>
     <w:p>
@@ -2073,31 +1608,7 @@
         <w:pStyle w:val="FirstParagraph"/>
       </w:pPr>
       <w:r>
-        <w:t xml:space="preserve">Photogrammetry does not measure how dense a canopy is. It measures where the camera could see, by</w:t>
-      </w:r>
-      <w:r>
-        <w:t xml:space="preserve"> </w:t>
-      </w:r>
-      <w:r>
-        <w:t xml:space="preserve">carving out the space along every unobstructed line of sight. That divides the canopy into three</w:t>
-      </w:r>
-      <w:r>
-        <w:t xml:space="preserve"> </w:t>
-      </w:r>
-      <w:r>
-        <w:t xml:space="preserve">parts. Some volume was seen through by at least one camera. Some volume is where a line of sight</w:t>
-      </w:r>
-      <w:r>
-        <w:t xml:space="preserve"> </w:t>
-      </w:r>
-      <w:r>
-        <w:t xml:space="preserve">stopped, so there is something solid there. And some volume was never reached by any line of sight</w:t>
-      </w:r>
-      <w:r>
-        <w:t xml:space="preserve"> </w:t>
-      </w:r>
-      <w:r>
-        <w:t xml:space="preserve">from anywhere, so nothing at all is known about it.</w:t>
+        <w:t xml:space="preserve">Photogrammetry does not measure how dense a canopy is. It measures where the camera could see, by carving out the space along every unobstructed line of sight. That divides the canopy into three parts. Some volume was seen through by at least one camera. Some volume is where a line of sight stopped, so there is something solid there. And some volume was never reached by any line of sight from anywhere, so nothing at all is known about it.</w:t>
       </w:r>
     </w:p>
     <w:p>
@@ -2121,37 +1632,19 @@
         <w:t xml:space="preserve"> </w:t>
       </w:r>
       <w:r>
-        <w:t xml:space="preserve">is measured rather than</w:t>
-      </w:r>
-      <w:r>
-        <w:t xml:space="preserve"> </w:t>
-      </w:r>
-      <w:r>
-        <w:t xml:space="preserve">assumed. Figure 5 shows it: a vertical slice through one simulated tree, with the region no camera</w:t>
-      </w:r>
-      <w:r>
-        <w:t xml:space="preserve"> </w:t>
-      </w:r>
-      <w:r>
-        <w:t xml:space="preserve">reached picked out in charcoal. From two viewpoints it is a tenth of the canopy, and the wedge</w:t>
-      </w:r>
-      <w:r>
-        <w:t xml:space="preserve"> </w:t>
-      </w:r>
-      <w:r>
-        <w:t xml:space="preserve">behind the trunk is plainly visible.</w:t>
-      </w:r>
-    </w:p>
-    <w:p>
-      <w:pPr>
-        <w:pStyle w:val="BodyText"/>
+        <w:t xml:space="preserve">is measured rather than assumed. Figure 1 shows it: a vertical slice through one simulated tree, with the region no camera reached picked out in charcoal. From two viewpoints it is a tenth of the canopy, and the wedge behind the trunk is plainly visible.</w:t>
+      </w:r>
+    </w:p>
+    <w:p>
+      <w:pPr>
+        <w:pStyle w:val="CaptionedFigure"/>
       </w:pPr>
       <w:r>
         <w:drawing>
           <wp:inline>
             <wp:extent cx="5334000" cy="2971103"/>
             <wp:effectExtent b="0" l="0" r="0" t="0"/>
-            <wp:docPr descr="Figure 5" title="" id="19" name="Picture"/>
+            <wp:docPr descr="Figure 1" title="" id="19" name="Picture"/>
             <a:graphic>
               <a:graphicData uri="http://schemas.openxmlformats.org/drawingml/2006/picture">
                 <pic:pic>
@@ -2191,6 +1684,14 @@
     </w:p>
     <w:p>
       <w:pPr>
+        <w:pStyle w:val="ImageCaption"/>
+      </w:pPr>
+      <w:r>
+        <w:t xml:space="preserve">Figure 1</w:t>
+      </w:r>
+    </w:p>
+    <w:p>
+      <w:pPr>
         <w:pStyle w:val="BodyText"/>
       </w:pPr>
       <w:r>
@@ -2198,35 +1699,7 @@
           <w:i/>
           <w:iCs/>
         </w:rPr>
-        <w:t xml:space="preserve">Figure 5. A slice through one simulated canopy. Shading gives the share of viewpoints with a clear</w:t>
-      </w:r>
-      <w:r>
-        <w:rPr>
-          <w:i/>
-          <w:iCs/>
-        </w:rPr>
-        <w:t xml:space="preserve"> </w:t>
-      </w:r>
-      <w:r>
-        <w:rPr>
-          <w:i/>
-          <w:iCs/>
-        </w:rPr>
-        <w:t xml:space="preserve">line of sight; charcoal marks volume no viewpoint reached. Orange dots are fruit lying near the</w:t>
-      </w:r>
-      <w:r>
-        <w:rPr>
-          <w:i/>
-          <w:iCs/>
-        </w:rPr>
-        <w:t xml:space="preserve"> </w:t>
-      </w:r>
-      <w:r>
-        <w:rPr>
-          <w:i/>
-          <w:iCs/>
-        </w:rPr>
-        <w:t xml:space="preserve">slice.</w:t>
+        <w:t xml:space="preserve">Figure 1. A slice through one simulated canopy. Shading gives the share of viewpoints with a clear line of sight; charcoal marks volume no viewpoint reached. Orange dots are fruit lying near the slice.</w:t>
       </w:r>
     </w:p>
     <w:bookmarkEnd w:id="21"/>
@@ -2252,31 +1725,7 @@
         <w:pStyle w:val="BodyText"/>
       </w:pPr>
       <w:r>
-        <w:t xml:space="preserve">First, the reconstruction says how many camera positions had a clear line to each detected fruit.</w:t>
-      </w:r>
-      <w:r>
-        <w:t xml:space="preserve"> </w:t>
-      </w:r>
-      <w:r>
-        <w:t xml:space="preserve">Together with the record of which positions actually detected it, that separates two quantities</w:t>
-      </w:r>
-      <w:r>
-        <w:t xml:space="preserve"> </w:t>
-      </w:r>
-      <w:r>
-        <w:t xml:space="preserve">that are otherwise tangled: how many chances the detector had, and how good the detector is. Both</w:t>
-      </w:r>
-      <w:r>
-        <w:t xml:space="preserve"> </w:t>
-      </w:r>
-      <w:r>
-        <w:t xml:space="preserve">become measurable, because the geometry supplies the first and the detection record supplies the</w:t>
-      </w:r>
-      <w:r>
-        <w:t xml:space="preserve"> </w:t>
-      </w:r>
-      <w:r>
-        <w:t xml:space="preserve">second.</w:t>
+        <w:t xml:space="preserve">First, the reconstruction says how many camera positions had a clear line to each detected fruit. Together with the record of which positions actually detected it, that separates two quantities that are otherwise tangled: how many chances the detector had, and how good the detector is. Both become measurable, because the geometry supplies the first and the detection record supplies the second.</w:t>
       </w:r>
     </w:p>
     <w:p>
@@ -2284,19 +1733,7 @@
         <w:pStyle w:val="BodyText"/>
       </w:pPr>
       <w:r>
-        <w:t xml:space="preserve">Second, each detected fruit is weighted by the reciprocal of its chance of appearing at all. A fruit</w:t>
-      </w:r>
-      <w:r>
-        <w:t xml:space="preserve"> </w:t>
-      </w:r>
-      <w:r>
-        <w:t xml:space="preserve">that had one chance in four of being detected stands for four fruit. This recovers the fruit that</w:t>
-      </w:r>
-      <w:r>
-        <w:t xml:space="preserve"> </w:t>
-      </w:r>
-      <w:r>
-        <w:t xml:space="preserve">could have been seen and were missed.</w:t>
+        <w:t xml:space="preserve">Second, each detected fruit is weighted by the reciprocal of its chance of appearing at all. A fruit that had one chance in four of being detected stands for four fruit. This recovers the fruit that could have been seen and were missed.</w:t>
       </w:r>
     </w:p>
     <w:p>
@@ -2304,37 +1741,7 @@
         <w:pStyle w:val="BodyText"/>
       </w:pPr>
       <w:r>
-        <w:t xml:space="preserve">Third, the fruit that could never have been seen are estimated from the volume they occupy. The</w:t>
-      </w:r>
-      <w:r>
-        <w:t xml:space="preserve"> </w:t>
-      </w:r>
-      <w:r>
-        <w:t xml:space="preserve">fruit density measured in each shell of the canopy is carried into the unobserved part of that same</w:t>
-      </w:r>
-      <w:r>
-        <w:t xml:space="preserve"> </w:t>
-      </w:r>
-      <w:r>
-        <w:t xml:space="preserve">shell. Working shell by shell matters, because mangoes hang toward the outside of a canopy while the</w:t>
-      </w:r>
-      <w:r>
-        <w:t xml:space="preserve"> </w:t>
-      </w:r>
-      <w:r>
-        <w:t xml:space="preserve">unobserved region is its middle, so a single density for the whole tree would put far too many fruit</w:t>
-      </w:r>
-      <w:r>
-        <w:t xml:space="preserve"> </w:t>
-      </w:r>
-      <w:r>
-        <w:t xml:space="preserve">in the interior. Assuming instead that the seen and unseen parts of a given depth hold fruit alike is</w:t>
-      </w:r>
-      <w:r>
-        <w:t xml:space="preserve"> </w:t>
-      </w:r>
-      <w:r>
-        <w:t xml:space="preserve">a much weaker claim, and it is the one the geometry supports.</w:t>
+        <w:t xml:space="preserve">Third, the fruit that could never have been seen are estimated from the volume they occupy. The fruit density measured in each shell of the canopy is carried into the unobserved part of that same shell. Working shell by shell matters, because mangoes hang toward the outside of a canopy while the unobserved region is its middle, so a single density for the whole tree would put far too many fruit in the interior. Assuming instead that the seen and unseen parts of a given depth hold fruit alike is a much weaker claim, and it is the one the geometry supports.</w:t>
       </w:r>
     </w:p>
     <w:bookmarkEnd w:id="22"/>
@@ -2352,19 +1759,7 @@
         <w:pStyle w:val="FirstParagraph"/>
       </w:pPr>
       <w:r>
-        <w:t xml:space="preserve">An estimator has to be judged against a truth, and on a real tree the truth costs a harvest to</w:t>
-      </w:r>
-      <w:r>
-        <w:t xml:space="preserve"> </w:t>
-      </w:r>
-      <w:r>
-        <w:t xml:space="preserve">obtain. So the development ran on simulated trees whose count is known by construction, and the real</w:t>
-      </w:r>
-      <w:r>
-        <w:t xml:space="preserve"> </w:t>
-      </w:r>
-      <w:r>
-        <w:t xml:space="preserve">orchard is being kept for the final test rather than spent on debugging.</w:t>
+        <w:t xml:space="preserve">An estimator has to be judged against a truth, and on a real tree the truth costs a harvest to obtain. So the development ran on simulated trees whose count is known by construction, and the real orchard is being kept for the final test rather than spent on debugging.</w:t>
       </w:r>
     </w:p>
     <w:p>
@@ -2372,13 +1767,7 @@
         <w:pStyle w:val="BodyText"/>
       </w:pPr>
       <w:r>
-        <w:t xml:space="preserve">That only works if the simulator is not quietly easier than a real tree, which is a trap I fell into</w:t>
-      </w:r>
-      <w:r>
-        <w:t xml:space="preserve"> </w:t>
-      </w:r>
-      <w:r>
-        <w:t xml:space="preserve">and had to climb out of twice. Section 4 sets out how.</w:t>
+        <w:t xml:space="preserve">That only works if the simulator is not quietly easier than a real tree, which is a trap I fell into and had to climb out of twice. Section 4 sets out how.</w:t>
       </w:r>
     </w:p>
     <w:p>
@@ -2386,25 +1775,7 @@
         <w:pStyle w:val="BodyText"/>
       </w:pPr>
       <w:r>
-        <w:t xml:space="preserve">The canopy is an ellipsoid of foliage with a leaf area density, a trunk, seven scaffold limbs, and</w:t>
-      </w:r>
-      <w:r>
-        <w:t xml:space="preserve"> </w:t>
-      </w:r>
-      <w:r>
-        <w:t xml:space="preserve">fruit placed with a bias toward the outside. Foliage is built once per tree as a grid of cells that</w:t>
-      </w:r>
-      <w:r>
-        <w:t xml:space="preserve"> </w:t>
-      </w:r>
-      <w:r>
-        <w:t xml:space="preserve">are either leaf or air, with the occupancy set so that average transmittance matches the</w:t>
-      </w:r>
-      <w:r>
-        <w:t xml:space="preserve"> </w:t>
-      </w:r>
-      <w:r>
-        <w:t xml:space="preserve">Beer-Lambert law, and every line of sight is traced through that one fixed arrangement.</w:t>
+        <w:t xml:space="preserve">The canopy is an ellipsoid of foliage with a leaf area density, a trunk, seven scaffold limbs, and fruit placed with a bias toward the outside. Foliage is built once per tree as a grid of cells that are either leaf or air, with the occupancy set so that average transmittance matches the Beer-Lambert law, and every line of sight is traced through that one fixed arrangement.</w:t>
       </w:r>
     </w:p>
     <w:p>
@@ -2412,37 +1783,7 @@
         <w:pStyle w:val="BodyText"/>
       </w:pPr>
       <w:r>
-        <w:t xml:space="preserve">Whether a fruit is found is not a yes or no. A detector sees a fruit rather than a point, and how</w:t>
-      </w:r>
-      <w:r>
-        <w:t xml:space="preserve"> </w:t>
-      </w:r>
-      <w:r>
-        <w:t xml:space="preserve">much of that fruit is showing decides whether it is found, which is most of the difference between</w:t>
-      </w:r>
-      <w:r>
-        <w:t xml:space="preserve"> </w:t>
-      </w:r>
-      <w:r>
-        <w:t xml:space="preserve">the F1 near 0.97 that published mango detectors reach on curated test images and the 0.89 they reach</w:t>
-      </w:r>
-      <w:r>
-        <w:t xml:space="preserve"> </w:t>
-      </w:r>
-      <w:r>
-        <w:t xml:space="preserve">on daytime orchard images [3]. So visibility is measured over nine points spread across the face</w:t>
-      </w:r>
-      <w:r>
-        <w:t xml:space="preserve"> </w:t>
-      </w:r>
-      <w:r>
-        <w:t xml:space="preserve">each fruit presents to the camera, and recall climbs with the share showing. Appendix C gives the</w:t>
-      </w:r>
-      <w:r>
-        <w:t xml:space="preserve"> </w:t>
-      </w:r>
-      <w:r>
-        <w:t xml:space="preserve">mathematics.</w:t>
+        <w:t xml:space="preserve">Whether a fruit is found is not a yes or no. A detector sees a fruit rather than a point, and how much of that fruit is showing decides whether it is found, which is most of the difference between the F1 near 0.97 that published mango detectors reach on curated test images and the 0.89 they reach on daytime orchard images [3]. So visibility is measured over nine points spread across the face each fruit presents to the camera, and recall climbs with the share showing. Appendix C gives the mathematics.</w:t>
       </w:r>
     </w:p>
     <w:p>
@@ -2468,13 +1809,7 @@
         <w:pStyle w:val="FirstParagraph"/>
       </w:pPr>
       <w:r>
-        <w:t xml:space="preserve">The design of this study is mostly a record of things I got wrong, so it is easier to tell it that</w:t>
-      </w:r>
-      <w:r>
-        <w:t xml:space="preserve"> </w:t>
-      </w:r>
-      <w:r>
-        <w:t xml:space="preserve">way.</w:t>
+        <w:t xml:space="preserve">The design of this study is mostly a record of things I got wrong, so it is easier to tell it that way.</w:t>
       </w:r>
     </w:p>
     <w:bookmarkStart w:id="25" w:name="the-first-simulator-flattered-the-answer"/>
@@ -2491,25 +1826,7 @@
         <w:pStyle w:val="FirstParagraph"/>
       </w:pPr>
       <w:r>
-        <w:t xml:space="preserve">My first version drew each viewpoint’s occlusion independently, with the transmittance along that</w:t>
-      </w:r>
-      <w:r>
-        <w:t xml:space="preserve"> </w:t>
-      </w:r>
-      <w:r>
-        <w:t xml:space="preserve">line of sight as the probability. It reported 86% of fruit visible, every estimator landed within a</w:t>
-      </w:r>
-      <w:r>
-        <w:t xml:space="preserve"> </w:t>
-      </w:r>
-      <w:r>
-        <w:t xml:space="preserve">few percent of the truth, and counting what was visible was only 13.6% low. The problem looked</w:t>
-      </w:r>
-      <w:r>
-        <w:t xml:space="preserve"> </w:t>
-      </w:r>
-      <w:r>
-        <w:t xml:space="preserve">answered before it had been asked.</w:t>
+        <w:t xml:space="preserve">My first version drew each viewpoint’s occlusion independently, with the transmittance along that line of sight as the probability. It reported 86% of fruit visible, every estimator landed within a few percent of the truth, and counting what was visible was only 13.6% low. The problem looked answered before it had been asked.</w:t>
       </w:r>
     </w:p>
     <w:p>
@@ -2517,31 +1834,7 @@
         <w:pStyle w:val="BodyText"/>
       </w:pPr>
       <w:r>
-        <w:t xml:space="preserve">The error is that leaves do not rearrange themselves between viewpoints. Occlusion is fixed by the</w:t>
-      </w:r>
-      <w:r>
-        <w:t xml:space="preserve"> </w:t>
-      </w:r>
-      <w:r>
-        <w:t xml:space="preserve">geometry and strongly correlated between neighbouring camera positions, so independent draws turn a</w:t>
-      </w:r>
-      <w:r>
-        <w:t xml:space="preserve"> </w:t>
-      </w:r>
-      <w:r>
-        <w:t xml:space="preserve">fruit with a 30% chance per view into one that is near-certain to be seen across twelve. A fruit</w:t>
-      </w:r>
-      <w:r>
-        <w:t xml:space="preserve"> </w:t>
-      </w:r>
-      <w:r>
-        <w:t xml:space="preserve">buried in the canopy interior, which should be invisible from every direction, became almost certain</w:t>
-      </w:r>
-      <w:r>
-        <w:t xml:space="preserve"> </w:t>
-      </w:r>
-      <w:r>
-        <w:t xml:space="preserve">to be found.</w:t>
+        <w:t xml:space="preserve">The error is that leaves do not rearrange themselves between viewpoints. Occlusion is fixed by the geometry and strongly correlated between neighbouring camera positions, so independent draws turn a fruit with a 30% chance per view into one that is near-certain to be seen across twelve. A fruit buried in the canopy interior, which should be invisible from every direction, became almost certain to be found.</w:t>
       </w:r>
     </w:p>
     <w:p>
@@ -2549,31 +1842,7 @@
         <w:pStyle w:val="BodyText"/>
       </w:pPr>
       <w:r>
-        <w:t xml:space="preserve">The fix was to build the foliage once per tree and trace every line of sight through that one</w:t>
-      </w:r>
-      <w:r>
-        <w:t xml:space="preserve"> </w:t>
-      </w:r>
-      <w:r>
-        <w:t xml:space="preserve">arrangement. Two further defects surfaced immediately afterwards: foliage scattered as a uniform</w:t>
-      </w:r>
-      <w:r>
-        <w:t xml:space="preserve"> </w:t>
-      </w:r>
-      <w:r>
-        <w:t xml:space="preserve">mist rather than clumped into shoots, and a ray-marching step coarser than the cells it was meant to</w:t>
-      </w:r>
-      <w:r>
-        <w:t xml:space="preserve"> </w:t>
-      </w:r>
-      <w:r>
-        <w:t xml:space="preserve">test, so thin foliage was being stepped over. Both are logged with cause, fix and verification in the</w:t>
-      </w:r>
-      <w:r>
-        <w:t xml:space="preserve"> </w:t>
-      </w:r>
-      <w:r>
-        <w:t xml:space="preserve">repository.</w:t>
+        <w:t xml:space="preserve">The fix was to build the foliage once per tree and trace every line of sight through that one arrangement. Two further defects surfaced immediately afterwards: foliage scattered as a uniform mist rather than clumped into shoots, and a ray-marching step coarser than the cells it was meant to test, so thin foliage was being stepped over. Both are logged with cause, fix and verification in the repository.</w:t>
       </w:r>
     </w:p>
     <w:bookmarkEnd w:id="25"/>
@@ -2591,13 +1860,7 @@
         <w:pStyle w:val="FirstParagraph"/>
       </w:pPr>
       <w:r>
-        <w:t xml:space="preserve">With the physics fixed, twelve viewpoints left only about 2% of fruit never seen. I had framed the</w:t>
-      </w:r>
-      <w:r>
-        <w:t xml:space="preserve"> </w:t>
-      </w:r>
-      <w:r>
-        <w:t xml:space="preserve">project around recovering fruit that no camera can see, and at that protocol there are few of them.</w:t>
+        <w:t xml:space="preserve">With the physics fixed, twelve viewpoints left only about 2% of fruit never seen. I had framed the project around recovering fruit that no camera can see, and at that protocol there are few of them.</w:t>
       </w:r>
     </w:p>
     <w:p>
@@ -2605,25 +1868,7 @@
         <w:pStyle w:val="BodyText"/>
       </w:pPr>
       <w:r>
-        <w:t xml:space="preserve">Walking a full circle around a tree recovers most of what one view hides, because a fruit hidden from</w:t>
-      </w:r>
-      <w:r>
-        <w:t xml:space="preserve"> </w:t>
-      </w:r>
-      <w:r>
-        <w:t xml:space="preserve">one side is usually exposed from another. The severe occlusion is at one and two viewpoints, where</w:t>
-      </w:r>
-      <w:r>
-        <w:t xml:space="preserve"> </w:t>
-      </w:r>
-      <w:r>
-        <w:t xml:space="preserve">40% and 15% of fruit are never seen. That is also the protocol anyone scanning a real orchard would</w:t>
-      </w:r>
-      <w:r>
-        <w:t xml:space="preserve"> </w:t>
-      </w:r>
-      <w:r>
-        <w:t xml:space="preserve">use, because nobody walks twelve camera positions around each of two hundred trees.</w:t>
+        <w:t xml:space="preserve">Walking a full circle around a tree recovers most of what one view hides, because a fruit hidden from one side is usually exposed from another. The severe occlusion is at one and two viewpoints, where 40% and 15% of fruit are never seen. That is also the protocol anyone scanning a real orchard would use, because nobody walks twelve camera positions around each of two hundred trees.</w:t>
       </w:r>
     </w:p>
     <w:p>
@@ -2631,13 +1876,7 @@
         <w:pStyle w:val="BodyText"/>
       </w:pPr>
       <w:r>
-        <w:t xml:space="preserve">I restated the aim rather than adjusting the simulator to rescue it. The question became how few</w:t>
-      </w:r>
-      <w:r>
-        <w:t xml:space="preserve"> </w:t>
-      </w:r>
-      <w:r>
-        <w:t xml:space="preserve">viewpoints an estimator needs to match what plain counting achieves with many.</w:t>
+        <w:t xml:space="preserve">I restated the aim rather than adjusting the simulator to rescue it. The question became how few viewpoints an estimator needs to match what plain counting achieves with many.</w:t>
       </w:r>
     </w:p>
     <w:bookmarkEnd w:id="26"/>
@@ -2655,13 +1894,7 @@
         <w:pStyle w:val="FirstParagraph"/>
       </w:pPr>
       <w:r>
-        <w:t xml:space="preserve">A simulator tuned until it agrees with its author proves nothing. The check that matters is against</w:t>
-      </w:r>
-      <w:r>
-        <w:t xml:space="preserve"> </w:t>
-      </w:r>
-      <w:r>
-        <w:t xml:space="preserve">measurements someone else made on real trees.</w:t>
+        <w:t xml:space="preserve">A simulator tuned until it agrees with its author proves nothing. The check that matters is against measurements someone else made on real trees.</w:t>
       </w:r>
     </w:p>
     <w:p>
@@ -2669,13 +1902,7 @@
         <w:pStyle w:val="BodyText"/>
       </w:pPr>
       <w:r>
-        <w:t xml:space="preserve">Wang, Walsh and Koirala recovered 40.2% of harvest count from dual-view imaging [4]. My simulator, at</w:t>
-      </w:r>
-      <w:r>
-        <w:t xml:space="preserve"> </w:t>
-      </w:r>
-      <w:r>
-        <w:t xml:space="preserve">the time, said 85% of fruit were visible from two viewpoints. The trees were far too easy.</w:t>
+        <w:t xml:space="preserve">Wang, Walsh and Koirala recovered 40.2% of harvest count from dual-view imaging [4]. My simulator, at the time, said 85% of fruit were visible from two viewpoints. The trees were far too easy.</w:t>
       </w:r>
     </w:p>
     <w:p>
@@ -2683,31 +1910,7 @@
         <w:pStyle w:val="BodyText"/>
       </w:pPr>
       <w:r>
-        <w:t xml:space="preserve">The diagnosis came from asking what would have to change to close the gap. Raising leaf density until</w:t>
-      </w:r>
-      <w:r>
-        <w:t xml:space="preserve"> </w:t>
-      </w:r>
-      <w:r>
-        <w:t xml:space="preserve">the visible fraction fell that far would have required a leaf area index above 20, against the 3 to 6</w:t>
-      </w:r>
-      <w:r>
-        <w:t xml:space="preserve"> </w:t>
-      </w:r>
-      <w:r>
-        <w:t xml:space="preserve">a bearing mango actually carries [9]. So the missing occluder could not be foliage. It was wood: the</w:t>
-      </w:r>
-      <w:r>
-        <w:t xml:space="preserve"> </w:t>
-      </w:r>
-      <w:r>
-        <w:t xml:space="preserve">trees had no trunk and no limbs, and a mature mango carries a trunk near 280 mm across that blocks a</w:t>
-      </w:r>
-      <w:r>
-        <w:t xml:space="preserve"> </w:t>
-      </w:r>
-      <w:r>
-        <w:t xml:space="preserve">line of sight completely.</w:t>
+        <w:t xml:space="preserve">The diagnosis came from asking what would have to change to close the gap. Raising leaf density until the visible fraction fell that far would have required a leaf area index above 20, against the 3 to 6 a bearing mango actually carries [9]. So the missing occluder could not be foliage. It was wood: the trees had no trunk and no limbs, and a mature mango carries a trunk near 280 mm across that blocks a line of sight completely.</w:t>
       </w:r>
     </w:p>
     <w:p>
@@ -2715,19 +1918,7 @@
         <w:pStyle w:val="BodyText"/>
       </w:pPr>
       <w:r>
-        <w:t xml:space="preserve">Adding the wood and resetting leaf density to physical values brought one viewpoint to 57% visible,</w:t>
-      </w:r>
-      <w:r>
-        <w:t xml:space="preserve"> </w:t>
-      </w:r>
-      <w:r>
-        <w:t xml:space="preserve">which brackets the published dual-view figure acceptably. Two viewpoints remained at 82% against</w:t>
-      </w:r>
-      <w:r>
-        <w:t xml:space="preserve"> </w:t>
-      </w:r>
-      <w:r>
-        <w:t xml:space="preserve">their 62%, so the simulator was still easier than the field.</w:t>
+        <w:t xml:space="preserve">Adding the wood and resetting leaf density to physical values brought one viewpoint to 57% visible, which brackets the published dual-view figure acceptably. Two viewpoints remained at 82% against their 62%, so the simulator was still easier than the field.</w:t>
       </w:r>
     </w:p>
     <w:p>
@@ -2735,43 +1926,7 @@
         <w:pStyle w:val="BodyText"/>
       </w:pPr>
       <w:r>
-        <w:t xml:space="preserve">The rest of that gap closed when detection stopped being a yes or no. Once recall depended on how</w:t>
-      </w:r>
-      <w:r>
-        <w:t xml:space="preserve"> </w:t>
-      </w:r>
-      <w:r>
-        <w:t xml:space="preserve">much of a fruit was showing, sweeping the detector’s ceiling and its threshold found a setting that</w:t>
-      </w:r>
-      <w:r>
-        <w:t xml:space="preserve"> </w:t>
-      </w:r>
-      <w:r>
-        <w:t xml:space="preserve">reproduces both published figures at once: 37% of fruit found from one viewpoint against their</w:t>
-      </w:r>
-      <w:r>
-        <w:t xml:space="preserve"> </w:t>
-      </w:r>
-      <w:r>
-        <w:t xml:space="preserve">40.2% from dual view, and 61% from two viewpoints against their 62.3% from video tracking. The</w:t>
-      </w:r>
-      <w:r>
-        <w:t xml:space="preserve"> </w:t>
-      </w:r>
-      <w:r>
-        <w:t xml:space="preserve">correction factors my trees then demand, from 2.99 at one viewpoint to 1.04 at twelve, span the</w:t>
-      </w:r>
-      <w:r>
-        <w:t xml:space="preserve"> </w:t>
-      </w:r>
-      <w:r>
-        <w:t xml:space="preserve">1.05 to 2.43 measured across real orchards. Matching three separate published quantities from one</w:t>
-      </w:r>
-      <w:r>
-        <w:t xml:space="preserve"> </w:t>
-      </w:r>
-      <w:r>
-        <w:t xml:space="preserve">setting is closer agreement than I expected.</w:t>
+        <w:t xml:space="preserve">The rest of that gap closed when detection stopped being a yes or no. Once recall depended on how much of a fruit was showing, sweeping the detector’s ceiling and its threshold found a setting that reproduces both published figures at once: 37% of fruit found from one viewpoint against their 40.2% from dual view, and 61% from two viewpoints against their 62.3% from video tracking. The correction factors my trees then demand, from 2.99 at one viewpoint to 1.04 at twelve, span the 1.05 to 2.43 measured across real orchards. Matching three separate published quantities from one setting is closer agreement than I expected.</w:t>
       </w:r>
     </w:p>
     <w:p>
@@ -2779,49 +1934,19 @@
         <w:pStyle w:val="BodyText"/>
       </w:pPr>
       <w:r>
-        <w:t xml:space="preserve">I am reporting that as a calibration of the whole pipeline rather than as a measurement of a</w:t>
-      </w:r>
-      <w:r>
-        <w:t xml:space="preserve"> </w:t>
-      </w:r>
-      <w:r>
-        <w:t xml:space="preserve">detector, because the two are not the same thing. Their figure counts detections against a harvest,</w:t>
-      </w:r>
-      <w:r>
-        <w:t xml:space="preserve"> </w:t>
-      </w:r>
-      <w:r>
-        <w:t xml:space="preserve">so it includes fruit no camera was ever pointed at, high in the tree or on the far side of a row,</w:t>
-      </w:r>
-      <w:r>
-        <w:t xml:space="preserve"> </w:t>
-      </w:r>
-      <w:r>
-        <w:t xml:space="preserve">while my cameras see the whole tree. The calibrated setting may be standing in for losses this model</w:t>
-      </w:r>
-      <w:r>
-        <w:t xml:space="preserve"> </w:t>
-      </w:r>
-      <w:r>
-        <w:t xml:space="preserve">does not represent. That is why the study re-runs its comparison under a better detector and a worse</w:t>
-      </w:r>
-      <w:r>
-        <w:t xml:space="preserve"> </w:t>
-      </w:r>
-      <w:r>
-        <w:t xml:space="preserve">one, so the conclusion can be checked against the setting rather than resting on it.</w:t>
-      </w:r>
-    </w:p>
-    <w:p>
-      <w:pPr>
-        <w:pStyle w:val="BodyText"/>
+        <w:t xml:space="preserve">I am reporting that as a calibration of the whole pipeline rather than as a measurement of a detector, because the two are not the same thing. Their figure counts detections against a harvest, so it includes fruit no camera was ever pointed at, high in the tree or on the far side of a row, while my cameras see the whole tree. The calibrated setting may be standing in for losses this model does not represent. That is why the study re-runs its comparison under a better detector and a worse one, so the conclusion can be checked against the setting rather than resting on it.</w:t>
+      </w:r>
+    </w:p>
+    <w:p>
+      <w:pPr>
+        <w:pStyle w:val="CaptionedFigure"/>
       </w:pPr>
       <w:r>
         <w:drawing>
           <wp:inline>
             <wp:extent cx="5153056" cy="3315082"/>
             <wp:effectExtent b="0" l="0" r="0" t="0"/>
-            <wp:docPr descr="Figure 1" title="" id="28" name="Picture"/>
+            <wp:docPr descr="Figure 2" title="" id="28" name="Picture"/>
             <a:graphic>
               <a:graphicData uri="http://schemas.openxmlformats.org/drawingml/2006/picture">
                 <pic:pic>
@@ -2861,6 +1986,14 @@
     </w:p>
     <w:p>
       <w:pPr>
+        <w:pStyle w:val="ImageCaption"/>
+      </w:pPr>
+      <w:r>
+        <w:t xml:space="preserve">Figure 2</w:t>
+      </w:r>
+    </w:p>
+    <w:p>
+      <w:pPr>
         <w:pStyle w:val="BodyText"/>
       </w:pPr>
       <w:r>
@@ -2868,21 +2001,7 @@
           <w:i/>
           <w:iCs/>
         </w:rPr>
-        <w:t xml:space="preserve">Figure 1. Fruit visible and fruit never visible, against viewpoint count, with the two published</w:t>
-      </w:r>
-      <w:r>
-        <w:rPr>
-          <w:i/>
-          <w:iCs/>
-        </w:rPr>
-        <w:t xml:space="preserve"> </w:t>
-      </w:r>
-      <w:r>
-        <w:rPr>
-          <w:i/>
-          <w:iCs/>
-        </w:rPr>
-        <w:t xml:space="preserve">field measurements marked.</w:t>
+        <w:t xml:space="preserve">Figure 2. Fruit visible and fruit never visible, against viewpoint count, with the two published field measurements marked.</w:t>
       </w:r>
     </w:p>
     <w:bookmarkEnd w:id="30"/>
@@ -2900,31 +2019,7 @@
         <w:pStyle w:val="FirstParagraph"/>
       </w:pPr>
       <w:r>
-        <w:t xml:space="preserve">Eighty trees were drawn with canopy dimensions, leaf area density and fruit load varying across</w:t>
-      </w:r>
-      <w:r>
-        <w:t xml:space="preserve"> </w:t>
-      </w:r>
-      <w:r>
-        <w:t xml:space="preserve">physically defensible ranges. Twenty were used to fit the multiplier, exactly as the field fits it,</w:t>
-      </w:r>
-      <w:r>
-        <w:t xml:space="preserve"> </w:t>
-      </w:r>
-      <w:r>
-        <w:t xml:space="preserve">and sixty were held back for scoring. Each tree was scanned at every viewpoint count, so the</w:t>
-      </w:r>
-      <w:r>
-        <w:t xml:space="preserve"> </w:t>
-      </w:r>
-      <w:r>
-        <w:t xml:space="preserve">viewpoint curve is measured within tree rather than across different trees. Every estimator saw</w:t>
-      </w:r>
-      <w:r>
-        <w:t xml:space="preserve"> </w:t>
-      </w:r>
-      <w:r>
-        <w:t xml:space="preserve">identical detections from identical trees, so the only thing differing between them is the estimator.</w:t>
+        <w:t xml:space="preserve">Eighty trees were drawn with canopy dimensions, leaf area density and fruit load varying across physically defensible ranges. Twenty were used to fit the multiplier, exactly as the field fits it, and sixty were held back for scoring. Each tree was scanned at every viewpoint count, so the viewpoint curve is measured within tree rather than across different trees. Every estimator saw identical detections from identical trees, so the only thing differing between them is the estimator.</w:t>
       </w:r>
     </w:p>
     <w:p>
@@ -2932,19 +2027,7 @@
         <w:pStyle w:val="BodyText"/>
       </w:pPr>
       <w:r>
-        <w:t xml:space="preserve">One structural guard is worth naming. The scan hands an estimator only quantities a reconstruction</w:t>
-      </w:r>
-      <w:r>
-        <w:t xml:space="preserve"> </w:t>
-      </w:r>
-      <w:r>
-        <w:t xml:space="preserve">would recover, so the true canopy cannot reach an estimator even by accident, and a test asserts it.</w:t>
-      </w:r>
-      <w:r>
-        <w:t xml:space="preserve"> </w:t>
-      </w:r>
-      <w:r>
-        <w:t xml:space="preserve">Making the mistake impossible is worth more than intending not to make it.</w:t>
+        <w:t xml:space="preserve">One structural guard is worth naming. The scan hands an estimator only quantities a reconstruction would recover, so the true canopy cannot reach an estimator even by accident, and a test asserts it. Making the mistake impossible is worth more than intending not to make it.</w:t>
       </w:r>
     </w:p>
     <w:p>
@@ -2956,7 +2039,7 @@
     </w:p>
     <w:bookmarkEnd w:id="31"/>
     <w:bookmarkEnd w:id="32"/>
-    <w:bookmarkStart w:id="61" w:name="results"/>
+    <w:bookmarkStart w:id="59" w:name="results"/>
     <w:p>
       <w:pPr>
         <w:pStyle w:val="Heading2"/>
@@ -2985,16 +2068,10 @@
         <w:t xml:space="preserve"> </w:t>
       </w:r>
       <w:r>
-        <w:t xml:space="preserve">at seed 20260903, on sixty held-out simulated</w:t>
-      </w:r>
-      <w:r>
-        <w:t xml:space="preserve"> </w:t>
-      </w:r>
-      <w:r>
-        <w:t xml:space="preserve">trees. No number here was measured on a real tree.</w:t>
-      </w:r>
-    </w:p>
-    <w:bookmarkStart w:id="35" w:name="how-much-a-camera-misses"/>
+        <w:t xml:space="preserve">at seed 20260903, on sixty held-out simulated trees. No number here was measured on a real tree.</w:t>
+      </w:r>
+    </w:p>
+    <w:bookmarkStart w:id="33" w:name="how-much-a-camera-misses"/>
     <w:p>
       <w:pPr>
         <w:pStyle w:val="Heading3"/>
@@ -3008,25 +2085,7 @@
         <w:pStyle w:val="FirstParagraph"/>
       </w:pPr>
       <w:r>
-        <w:t xml:space="preserve">From a single viewpoint, 24% of fruit have no clear line of sight from anywhere, and once the</w:t>
-      </w:r>
-      <w:r>
-        <w:t xml:space="preserve"> </w:t>
-      </w:r>
-      <w:r>
-        <w:t xml:space="preserve">detector’s own misses are added only 37% are found at all. Two viewpoints find 61%, three find 76%,</w:t>
-      </w:r>
-      <w:r>
-        <w:t xml:space="preserve"> </w:t>
-      </w:r>
-      <w:r>
-        <w:t xml:space="preserve">and twelve find 97%. Counting what is found is therefore 63.2% low at one viewpoint and 3.5% low at</w:t>
-      </w:r>
-      <w:r>
-        <w:t xml:space="preserve"> </w:t>
-      </w:r>
-      <w:r>
-        <w:t xml:space="preserve">twelve, which is the shape of the problem in two numbers.</w:t>
+        <w:t xml:space="preserve">From a single viewpoint, 24% of fruit have no clear line of sight from anywhere, and once the detector’s own misses are added only 37% are found at all. Two viewpoints find 61%, three find 76%, and twelve find 97%. Counting what is found is therefore 63.2% low at one viewpoint and 3.5% low at twelve, which is the shape of the problem in two numbers.</w:t>
       </w:r>
     </w:p>
     <w:p>
@@ -3034,102 +2093,11 @@
         <w:pStyle w:val="BodyText"/>
       </w:pPr>
       <w:r>
-        <w:t xml:space="preserve">A second check falls out of this. The correction factor needed to repair the visible count, fitted</w:t>
-      </w:r>
-      <w:r>
-        <w:t xml:space="preserve"> </w:t>
-      </w:r>
-      <w:r>
-        <w:t xml:space="preserve">the way the field fits it, runs from 2.99 at one viewpoint down to 1.04 at twelve. Published factors</w:t>
-      </w:r>
-      <w:r>
-        <w:t xml:space="preserve"> </w:t>
-      </w:r>
-      <w:r>
-        <w:t xml:space="preserve">measured across real orchards run from 1.05 to 2.43. My simulated trees demand corrections of the</w:t>
-      </w:r>
-      <w:r>
-        <w:t xml:space="preserve"> </w:t>
-      </w:r>
-      <w:r>
-        <w:t xml:space="preserve">same size as real ones, which is reassuring about the trees rather than about the estimator.</w:t>
-      </w:r>
-    </w:p>
-    <w:p>
-      <w:pPr>
-        <w:pStyle w:val="BodyText"/>
-      </w:pPr>
-      <w:r>
-        <w:drawing>
-          <wp:inline>
-            <wp:extent cx="5153056" cy="3315082"/>
-            <wp:effectExtent b="0" l="0" r="0" t="0"/>
-            <wp:docPr descr="Figure 1" title="" id="33" name="Picture"/>
-            <a:graphic>
-              <a:graphicData uri="http://schemas.openxmlformats.org/drawingml/2006/picture">
-                <pic:pic>
-                  <pic:nvPicPr>
-                    <pic:cNvPr descr="artifacts/figs/fig1_visibility_vs_views.png" id="34" name="Picture"/>
-                    <pic:cNvPicPr>
-                      <a:picLocks noChangeArrowheads="1" noChangeAspect="1"/>
-                    </pic:cNvPicPr>
-                  </pic:nvPicPr>
-                  <pic:blipFill>
-                    <a:blip r:embed="rId27"/>
-                    <a:stretch>
-                      <a:fillRect/>
-                    </a:stretch>
-                  </pic:blipFill>
-                  <pic:spPr bwMode="auto">
-                    <a:xfrm>
-                      <a:off x="0" y="0"/>
-                      <a:ext cx="5153056" cy="3315082"/>
-                    </a:xfrm>
-                    <a:prstGeom prst="rect">
-                      <a:avLst/>
-                    </a:prstGeom>
-                    <a:noFill/>
-                    <a:ln w="9525">
-                      <a:noFill/>
-                      <a:headEnd/>
-                      <a:tailEnd/>
-                    </a:ln>
-                  </pic:spPr>
-                </pic:pic>
-              </a:graphicData>
-            </a:graphic>
-          </wp:inline>
-        </w:drawing>
-      </w:r>
-    </w:p>
-    <w:p>
-      <w:pPr>
-        <w:pStyle w:val="BodyText"/>
-      </w:pPr>
-      <w:r>
-        <w:rPr>
-          <w:i/>
-          <w:iCs/>
-        </w:rPr>
-        <w:t xml:space="preserve">Figure 1. Fruit found and fruit never visible, against viewpoint count, with the two published</w:t>
-      </w:r>
-      <w:r>
-        <w:rPr>
-          <w:i/>
-          <w:iCs/>
-        </w:rPr>
-        <w:t xml:space="preserve"> </w:t>
-      </w:r>
-      <w:r>
-        <w:rPr>
-          <w:i/>
-          <w:iCs/>
-        </w:rPr>
-        <w:t xml:space="preserve">field measurements marked.</w:t>
-      </w:r>
-    </w:p>
-    <w:bookmarkEnd w:id="35"/>
-    <w:bookmarkStart w:id="42" w:name="accuracy-against-effort"/>
+        <w:t xml:space="preserve">A second check falls out of this. The correction factor needed to repair the visible count, fitted the way the field fits it, runs from 2.99 at one viewpoint down to 1.04 at twelve. Published factors measured across real orchards run from 1.05 to 2.43. My simulated trees demand corrections of the same size as real ones, which is reassuring about the trees rather than about the estimator.</w:t>
+      </w:r>
+    </w:p>
+    <w:bookmarkEnd w:id="33"/>
+    <w:bookmarkStart w:id="40" w:name="accuracy-against-effort"/>
     <w:p>
       <w:pPr>
         <w:pStyle w:val="Heading3"/>
@@ -3596,54 +2564,30 @@
         <w:pStyle w:val="BodyText"/>
       </w:pPr>
       <w:r>
-        <w:t xml:space="preserve">The reconstruction estimator is the most accurate at every viewpoint count where it is defined. Its</w:t>
-      </w:r>
-      <w:r>
-        <w:t xml:space="preserve"> </w:t>
-      </w:r>
-      <w:r>
-        <w:t xml:space="preserve">margin over the fitted multiplier is largest in the middle of the range, at 2.3 times better on</w:t>
-      </w:r>
-      <w:r>
-        <w:t xml:space="preserve"> </w:t>
-      </w:r>
-      <w:r>
-        <w:t xml:space="preserve">three viewpoints and 2.1 times on six, and narrows at both ends. At two viewpoints it is only 1.2</w:t>
-      </w:r>
-      <w:r>
-        <w:t xml:space="preserve"> </w:t>
-      </w:r>
-      <w:r>
-        <w:t xml:space="preserve">times better, because the detection histories are then too short to say much. At twelve there is</w:t>
-      </w:r>
-      <w:r>
-        <w:t xml:space="preserve"> </w:t>
-      </w:r>
-      <w:r>
-        <w:t xml:space="preserve">little left hidden for any method to recover.</w:t>
-      </w:r>
-    </w:p>
-    <w:p>
-      <w:pPr>
-        <w:pStyle w:val="BodyText"/>
+        <w:t xml:space="preserve">The reconstruction estimator is the most accurate at every viewpoint count where it is defined. Its margin over the fitted multiplier is largest in the middle of the range, at 2.3 times better on three viewpoints and 2.1 times on six, and narrows at both ends. At two viewpoints it is only 1.2 times better, because the detection histories are then too short to say much. At twelve there is little left hidden for any method to recover.</w:t>
+      </w:r>
+    </w:p>
+    <w:p>
+      <w:pPr>
+        <w:pStyle w:val="CaptionedFigure"/>
       </w:pPr>
       <w:r>
         <w:drawing>
           <wp:inline>
             <wp:extent cx="5309024" cy="3596436"/>
             <wp:effectExtent b="0" l="0" r="0" t="0"/>
-            <wp:docPr descr="Figure 2" title="" id="37" name="Picture"/>
+            <wp:docPr descr="Figure 3" title="" id="35" name="Picture"/>
             <a:graphic>
               <a:graphicData uri="http://schemas.openxmlformats.org/drawingml/2006/picture">
                 <pic:pic>
                   <pic:nvPicPr>
-                    <pic:cNvPr descr="artifacts/figs/fig2_accuracy_vs_views.png" id="38" name="Picture"/>
+                    <pic:cNvPr descr="artifacts/figs/fig2_accuracy_vs_views.png" id="36" name="Picture"/>
                     <pic:cNvPicPr>
                       <a:picLocks noChangeArrowheads="1" noChangeAspect="1"/>
                     </pic:cNvPicPr>
                   </pic:nvPicPr>
                   <pic:blipFill>
-                    <a:blip r:embed="rId36"/>
+                    <a:blip r:embed="rId34"/>
                     <a:stretch>
                       <a:fillRect/>
                     </a:stretch>
@@ -3672,6 +2616,14 @@
     </w:p>
     <w:p>
       <w:pPr>
+        <w:pStyle w:val="ImageCaption"/>
+      </w:pPr>
+      <w:r>
+        <w:t xml:space="preserve">Figure 3</w:t>
+      </w:r>
+    </w:p>
+    <w:p>
+      <w:pPr>
         <w:pStyle w:val="BodyText"/>
       </w:pPr>
       <w:r>
@@ -3679,21 +2631,7 @@
           <w:i/>
           <w:iCs/>
         </w:rPr>
-        <w:t xml:space="preserve">Figure 2. Error against viewpoint count for every estimator. The dashed line is plain counting at</w:t>
-      </w:r>
-      <w:r>
-        <w:rPr>
-          <w:i/>
-          <w:iCs/>
-        </w:rPr>
-        <w:t xml:space="preserve"> </w:t>
-      </w:r>
-      <w:r>
-        <w:rPr>
-          <w:i/>
-          <w:iCs/>
-        </w:rPr>
-        <w:t xml:space="preserve">twelve viewpoints.</w:t>
+        <w:t xml:space="preserve">Figure 3. Error against viewpoint count for every estimator. The dashed line is plain counting at twelve viewpoints.</w:t>
       </w:r>
     </w:p>
     <w:p>
@@ -3701,54 +2639,30 @@
         <w:pStyle w:val="BodyText"/>
       </w:pPr>
       <w:r>
-        <w:t xml:space="preserve">An average error can hide two different failures. A method can miss by a little on every tree, or be</w:t>
-      </w:r>
-      <w:r>
-        <w:t xml:space="preserve"> </w:t>
-      </w:r>
-      <w:r>
-        <w:t xml:space="preserve">right on most and badly wrong on a few, and a grower cares about the second far more than the first.</w:t>
-      </w:r>
-      <w:r>
-        <w:t xml:space="preserve"> </w:t>
-      </w:r>
-      <w:r>
-        <w:t xml:space="preserve">Figure 6 puts the per-tree estimates against the truth at three viewpoints. The multiplier’s points</w:t>
-      </w:r>
-      <w:r>
-        <w:t xml:space="preserve"> </w:t>
-      </w:r>
-      <w:r>
-        <w:t xml:space="preserve">fan out as the fruit load rises, which is what a single constant does when the hidden fraction is</w:t>
-      </w:r>
-      <w:r>
-        <w:t xml:space="preserve"> </w:t>
-      </w:r>
-      <w:r>
-        <w:t xml:space="preserve">not constant. The reconstruction estimator’s points stay near the line across the whole range.</w:t>
-      </w:r>
-    </w:p>
-    <w:p>
-      <w:pPr>
-        <w:pStyle w:val="BodyText"/>
+        <w:t xml:space="preserve">An average error can hide two different failures. A method can miss by a little on every tree, or be right on most and badly wrong on a few, and a grower cares about the second far more than the first. Figure 4 puts the per-tree estimates against the truth at three viewpoints. The multiplier’s points fan out as the fruit load rises, which is what a single constant does when the hidden fraction is not constant. The reconstruction estimator’s points stay near the line across the whole range.</w:t>
+      </w:r>
+    </w:p>
+    <w:p>
+      <w:pPr>
+        <w:pStyle w:val="CaptionedFigure"/>
       </w:pPr>
       <w:r>
         <w:drawing>
           <wp:inline>
             <wp:extent cx="5334000" cy="3206269"/>
             <wp:effectExtent b="0" l="0" r="0" t="0"/>
-            <wp:docPr descr="Figure 6" title="" id="40" name="Picture"/>
+            <wp:docPr descr="Figure 4" title="" id="38" name="Picture"/>
             <a:graphic>
               <a:graphicData uri="http://schemas.openxmlformats.org/drawingml/2006/picture">
                 <pic:pic>
                   <pic:nvPicPr>
-                    <pic:cNvPr descr="artifacts/figs/fig6_scatter_at_three_views.png" id="41" name="Picture"/>
+                    <pic:cNvPr descr="artifacts/figs/fig6_scatter_at_three_views.png" id="39" name="Picture"/>
                     <pic:cNvPicPr>
                       <a:picLocks noChangeArrowheads="1" noChangeAspect="1"/>
                     </pic:cNvPicPr>
                   </pic:nvPicPr>
                   <pic:blipFill>
-                    <a:blip r:embed="rId39"/>
+                    <a:blip r:embed="rId37"/>
                     <a:stretch>
                       <a:fillRect/>
                     </a:stretch>
@@ -3777,6 +2691,14 @@
     </w:p>
     <w:p>
       <w:pPr>
+        <w:pStyle w:val="ImageCaption"/>
+      </w:pPr>
+      <w:r>
+        <w:t xml:space="preserve">Figure 4</w:t>
+      </w:r>
+    </w:p>
+    <w:p>
+      <w:pPr>
         <w:pStyle w:val="BodyText"/>
       </w:pPr>
       <w:r>
@@ -3784,25 +2706,11 @@
           <w:i/>
           <w:iCs/>
         </w:rPr>
-        <w:t xml:space="preserve">Figure 6. Estimated against actual fruit for sixty trees at three viewpoints. The line is exact</w:t>
-      </w:r>
-      <w:r>
-        <w:rPr>
-          <w:i/>
-          <w:iCs/>
-        </w:rPr>
-        <w:t xml:space="preserve"> </w:t>
-      </w:r>
-      <w:r>
-        <w:rPr>
-          <w:i/>
-          <w:iCs/>
-        </w:rPr>
-        <w:t xml:space="preserve">agreement.</w:t>
-      </w:r>
-    </w:p>
-    <w:bookmarkEnd w:id="42"/>
-    <w:bookmarkStart w:id="46" w:name="the-same-accuracy-for-less-walking"/>
+        <w:t xml:space="preserve">Figure 4. Estimated against actual fruit for sixty trees at three viewpoints. The line is exact agreement.</w:t>
+      </w:r>
+    </w:p>
+    <w:bookmarkEnd w:id="40"/>
+    <w:bookmarkStart w:id="44" w:name="the-same-accuracy-for-less-walking"/>
     <w:p>
       <w:pPr>
         <w:pStyle w:val="Heading3"/>
@@ -3816,48 +2724,30 @@
         <w:pStyle w:val="FirstParagraph"/>
       </w:pPr>
       <w:r>
-        <w:t xml:space="preserve">Plain counting at twelve viewpoints reaches 3.5%. The reconstruction estimator reaches 3.5% at three</w:t>
-      </w:r>
-      <w:r>
-        <w:t xml:space="preserve"> </w:t>
-      </w:r>
-      <w:r>
-        <w:t xml:space="preserve">viewpoints and 2.9% at four, so three viewpoints with it match twelve without, and four beat them.</w:t>
-      </w:r>
-      <w:r>
-        <w:t xml:space="preserve"> </w:t>
-      </w:r>
-      <w:r>
-        <w:t xml:space="preserve">The fitted multiplier never gets there: at twelve viewpoints it reaches 1.9%, but it needs all twelve</w:t>
-      </w:r>
-      <w:r>
-        <w:t xml:space="preserve"> </w:t>
-      </w:r>
-      <w:r>
-        <w:t xml:space="preserve">to do it. For a grower with two hundred trees that is the difference between a morning and a day.</w:t>
-      </w:r>
-    </w:p>
-    <w:p>
-      <w:pPr>
-        <w:pStyle w:val="BodyText"/>
+        <w:t xml:space="preserve">Plain counting at twelve viewpoints reaches 3.5%. The reconstruction estimator reaches 3.5% at three viewpoints and 2.9% at four, so three viewpoints with it match twelve without, and four beat them. The fitted multiplier never gets there: at twelve viewpoints it reaches 1.9%, but it needs all twelve to do it. For a grower with two hundred trees that is the difference between a morning and a day.</w:t>
+      </w:r>
+    </w:p>
+    <w:p>
+      <w:pPr>
+        <w:pStyle w:val="CaptionedFigure"/>
       </w:pPr>
       <w:r>
         <w:drawing>
           <wp:inline>
             <wp:extent cx="5334000" cy="2755900"/>
             <wp:effectExtent b="0" l="0" r="0" t="0"/>
-            <wp:docPr descr="Figure 3" title="" id="44" name="Picture"/>
+            <wp:docPr descr="Figure 5" title="" id="42" name="Picture"/>
             <a:graphic>
               <a:graphicData uri="http://schemas.openxmlformats.org/drawingml/2006/picture">
                 <pic:pic>
                   <pic:nvPicPr>
-                    <pic:cNvPr descr="artifacts/figs/fig3_effort_saving.png" id="45" name="Picture"/>
+                    <pic:cNvPr descr="artifacts/figs/fig3_effort_saving.png" id="43" name="Picture"/>
                     <pic:cNvPicPr>
                       <a:picLocks noChangeArrowheads="1" noChangeAspect="1"/>
                     </pic:cNvPicPr>
                   </pic:nvPicPr>
                   <pic:blipFill>
-                    <a:blip r:embed="rId43"/>
+                    <a:blip r:embed="rId41"/>
                     <a:stretch>
                       <a:fillRect/>
                     </a:stretch>
@@ -3886,6 +2776,14 @@
     </w:p>
     <w:p>
       <w:pPr>
+        <w:pStyle w:val="ImageCaption"/>
+      </w:pPr>
+      <w:r>
+        <w:t xml:space="preserve">Figure 5</w:t>
+      </w:r>
+    </w:p>
+    <w:p>
+      <w:pPr>
         <w:pStyle w:val="BodyText"/>
       </w:pPr>
       <w:r>
@@ -3893,11 +2791,11 @@
           <w:i/>
           <w:iCs/>
         </w:rPr>
-        <w:t xml:space="preserve">Figure 3. Viewpoints each method needs to match plain counting at twelve.</w:t>
-      </w:r>
-    </w:p>
-    <w:bookmarkEnd w:id="46"/>
-    <w:bookmarkStart w:id="47" w:name="X1dcf25566cdccdcdcda01650c77a746fddceebe"/>
+        <w:t xml:space="preserve">Figure 5. Viewpoints each method needs to match plain counting at twelve.</w:t>
+      </w:r>
+    </w:p>
+    <w:bookmarkEnd w:id="44"/>
+    <w:bookmarkStart w:id="45" w:name="X1dcf25566cdccdcdcda01650c77a746fddceebe"/>
     <w:p>
       <w:pPr>
         <w:pStyle w:val="Heading3"/>
@@ -3911,41 +2809,11 @@
         <w:pStyle w:val="FirstParagraph"/>
       </w:pPr>
       <w:r>
-        <w:t xml:space="preserve">From one viewpoint every observed fruit has been seen exactly once, so the sighting distribution is a</w:t>
-      </w:r>
-      <w:r>
-        <w:t xml:space="preserve"> </w:t>
-      </w:r>
-      <w:r>
-        <w:t xml:space="preserve">single point and the detection probability is not identified. My first version returned numbers</w:t>
-      </w:r>
-      <w:r>
-        <w:t xml:space="preserve"> </w:t>
-      </w:r>
-      <w:r>
-        <w:t xml:space="preserve">anyway, with errors of 331% and, for one estimator, 6577%. The estimators now refuse. An estimator</w:t>
-      </w:r>
-      <w:r>
-        <w:t xml:space="preserve"> </w:t>
-      </w:r>
-      <w:r>
-        <w:t xml:space="preserve">that declines is more useful than one that guesses, and the refusal is itself a result: a single</w:t>
-      </w:r>
-      <w:r>
-        <w:t xml:space="preserve"> </w:t>
-      </w:r>
-      <w:r>
-        <w:t xml:space="preserve">photograph cannot support this family of methods at all, and the only thing available there is a</w:t>
-      </w:r>
-      <w:r>
-        <w:t xml:space="preserve"> </w:t>
-      </w:r>
-      <w:r>
-        <w:t xml:space="preserve">correction factor of about three, bought with a harvest.</w:t>
-      </w:r>
-    </w:p>
-    <w:bookmarkEnd w:id="47"/>
-    <w:bookmarkStart w:id="51" w:name="where-the-correction-earns-its-keep"/>
+        <w:t xml:space="preserve">From one viewpoint every observed fruit has been seen exactly once, so the sighting distribution is a single point and the detection probability is not identified. My first version returned numbers anyway, with errors of 331% and, for one estimator, 6577%. The estimators now refuse. An estimator that declines is more useful than one that guesses, and the refusal is itself a result: a single photograph cannot support this family of methods at all, and the only thing available there is a correction factor of about three, bought with a harvest.</w:t>
+      </w:r>
+    </w:p>
+    <w:bookmarkEnd w:id="45"/>
+    <w:bookmarkStart w:id="49" w:name="where-the-correction-earns-its-keep"/>
     <w:p>
       <w:pPr>
         <w:pStyle w:val="Heading3"/>
@@ -4406,42 +3274,30 @@
         <w:pStyle w:val="BodyText"/>
       </w:pPr>
       <w:r>
-        <w:t xml:space="preserve">The advantage holds across canopy density rather than depending on it. What changes with density is</w:t>
-      </w:r>
-      <w:r>
-        <w:t xml:space="preserve"> </w:t>
-      </w:r>
-      <w:r>
-        <w:t xml:space="preserve">how much there is to recover: a dense canopy at two viewpoints hides 43% of its crop from a plain</w:t>
-      </w:r>
-      <w:r>
-        <w:t xml:space="preserve"> </w:t>
-      </w:r>
-      <w:r>
-        <w:t xml:space="preserve">count, an open one at twelve hides 2%.</w:t>
-      </w:r>
-    </w:p>
-    <w:p>
-      <w:pPr>
-        <w:pStyle w:val="BodyText"/>
+        <w:t xml:space="preserve">The advantage holds across canopy density rather than depending on it. What changes with density is how much there is to recover: a dense canopy at two viewpoints hides 43% of its crop from a plain count, an open one at twelve hides 2%.</w:t>
+      </w:r>
+    </w:p>
+    <w:p>
+      <w:pPr>
+        <w:pStyle w:val="CaptionedFigure"/>
       </w:pPr>
       <w:r>
         <w:drawing>
           <wp:inline>
             <wp:extent cx="5334000" cy="2372128"/>
             <wp:effectExtent b="0" l="0" r="0" t="0"/>
-            <wp:docPr descr="Figure 4" title="" id="49" name="Picture"/>
+            <wp:docPr descr="Figure 6" title="" id="47" name="Picture"/>
             <a:graphic>
               <a:graphicData uri="http://schemas.openxmlformats.org/drawingml/2006/picture">
                 <pic:pic>
                   <pic:nvPicPr>
-                    <pic:cNvPr descr="artifacts/figs/fig4_density_bands.png" id="50" name="Picture"/>
+                    <pic:cNvPr descr="artifacts/figs/fig4_density_bands.png" id="48" name="Picture"/>
                     <pic:cNvPicPr>
                       <a:picLocks noChangeArrowheads="1" noChangeAspect="1"/>
                     </pic:cNvPicPr>
                   </pic:nvPicPr>
                   <pic:blipFill>
-                    <a:blip r:embed="rId48"/>
+                    <a:blip r:embed="rId46"/>
                     <a:stretch>
                       <a:fillRect/>
                     </a:stretch>
@@ -4470,6 +3326,14 @@
     </w:p>
     <w:p>
       <w:pPr>
+        <w:pStyle w:val="ImageCaption"/>
+      </w:pPr>
+      <w:r>
+        <w:t xml:space="preserve">Figure 6</w:t>
+      </w:r>
+    </w:p>
+    <w:p>
+      <w:pPr>
         <w:pStyle w:val="BodyText"/>
       </w:pPr>
       <w:r>
@@ -4477,11 +3341,11 @@
           <w:i/>
           <w:iCs/>
         </w:rPr>
-        <w:t xml:space="preserve">Figure 4. Error by canopy density and viewpoint count.</w:t>
-      </w:r>
-    </w:p>
-    <w:bookmarkEnd w:id="51"/>
-    <w:bookmarkStart w:id="55" w:name="Xb13db10f43707cd7a0853d064e277aa1c6e9b12"/>
+        <w:t xml:space="preserve">Figure 6. Error by canopy density and viewpoint count.</w:t>
+      </w:r>
+    </w:p>
+    <w:bookmarkEnd w:id="49"/>
+    <w:bookmarkStart w:id="53" w:name="Xb13db10f43707cd7a0853d064e277aa1c6e9b12"/>
     <w:p>
       <w:pPr>
         <w:pStyle w:val="Heading3"/>
@@ -4495,13 +3359,7 @@
         <w:pStyle w:val="FirstParagraph"/>
       </w:pPr>
       <w:r>
-        <w:t xml:space="preserve">The detector is the one part of the pipeline this project does not build, so the conclusion is</w:t>
-      </w:r>
-      <w:r>
-        <w:t xml:space="preserve"> </w:t>
-      </w:r>
-      <w:r>
-        <w:t xml:space="preserve">re-run under a better and a worse one. The result is a boundary rather than a reassurance.</w:t>
+        <w:t xml:space="preserve">The detector is the one part of the pipeline this project does not build, so the conclusion is re-run under a better and a worse one. The result is a boundary rather than a reassurance.</w:t>
       </w:r>
     </w:p>
     <w:tbl>
@@ -5172,31 +4030,7 @@
         <w:pStyle w:val="BodyText"/>
       </w:pPr>
       <w:r>
-        <w:t xml:space="preserve">With a poor detector and only two viewpoints the estimator loses, and loses badly: 21.9% against the</w:t>
-      </w:r>
-      <w:r>
-        <w:t xml:space="preserve"> </w:t>
-      </w:r>
-      <w:r>
-        <w:t xml:space="preserve">multiplier’s 12.5%. That combination leaves it fitting a detection model to histories that are both</w:t>
-      </w:r>
-      <w:r>
-        <w:t xml:space="preserve"> </w:t>
-      </w:r>
-      <w:r>
-        <w:t xml:space="preserve">short and mostly empty, and a wrong model applied confidently is worse than a blunt constant applied</w:t>
-      </w:r>
-      <w:r>
-        <w:t xml:space="preserve"> </w:t>
-      </w:r>
-      <w:r>
-        <w:t xml:space="preserve">cautiously. Three viewpoints are enough to recover the advantage even with the poor detector, and</w:t>
-      </w:r>
-      <w:r>
-        <w:t xml:space="preserve"> </w:t>
-      </w:r>
-      <w:r>
-        <w:t xml:space="preserve">six restore it fully.</w:t>
+        <w:t xml:space="preserve">With a poor detector and only two viewpoints the estimator loses, and loses badly: 21.9% against the multiplier’s 12.5%. That combination leaves it fitting a detection model to histories that are both short and mostly empty, and a wrong model applied confidently is worse than a blunt constant applied cautiously. Three viewpoints are enough to recover the advantage even with the poor detector, and six restore it fully.</w:t>
       </w:r>
     </w:p>
     <w:p>
@@ -5204,36 +4038,30 @@
         <w:pStyle w:val="BodyText"/>
       </w:pPr>
       <w:r>
-        <w:t xml:space="preserve">This is the practical limit of the method as it stands, and it is a specific and checkable one: do</w:t>
-      </w:r>
-      <w:r>
-        <w:t xml:space="preserve"> </w:t>
-      </w:r>
-      <w:r>
-        <w:t xml:space="preserve">not use it on two viewpoints unless the detector is known to be good.</w:t>
-      </w:r>
-    </w:p>
-    <w:p>
-      <w:pPr>
-        <w:pStyle w:val="BodyText"/>
+        <w:t xml:space="preserve">This is the practical limit of the method as it stands, and it is a specific and checkable one: do not use it on two viewpoints unless the detector is known to be good.</w:t>
+      </w:r>
+    </w:p>
+    <w:p>
+      <w:pPr>
+        <w:pStyle w:val="CaptionedFigure"/>
       </w:pPr>
       <w:r>
         <w:drawing>
           <wp:inline>
             <wp:extent cx="5334000" cy="2565912"/>
             <wp:effectExtent b="0" l="0" r="0" t="0"/>
-            <wp:docPr descr="Figure 8" title="" id="53" name="Picture"/>
+            <wp:docPr descr="Figure 7" title="" id="51" name="Picture"/>
             <a:graphic>
               <a:graphicData uri="http://schemas.openxmlformats.org/drawingml/2006/picture">
                 <pic:pic>
                   <pic:nvPicPr>
-                    <pic:cNvPr descr="artifacts/figs/fig8_detector_sensitivity.png" id="54" name="Picture"/>
+                    <pic:cNvPr descr="artifacts/figs/fig8_detector_sensitivity.png" id="52" name="Picture"/>
                     <pic:cNvPicPr>
                       <a:picLocks noChangeArrowheads="1" noChangeAspect="1"/>
                     </pic:cNvPicPr>
                   </pic:nvPicPr>
                   <pic:blipFill>
-                    <a:blip r:embed="rId52"/>
+                    <a:blip r:embed="rId50"/>
                     <a:stretch>
                       <a:fillRect/>
                     </a:stretch>
@@ -5262,6 +4090,14 @@
     </w:p>
     <w:p>
       <w:pPr>
+        <w:pStyle w:val="ImageCaption"/>
+      </w:pPr>
+      <w:r>
+        <w:t xml:space="preserve">Figure 7</w:t>
+      </w:r>
+    </w:p>
+    <w:p>
+      <w:pPr>
         <w:pStyle w:val="BodyText"/>
       </w:pPr>
       <w:r>
@@ -5269,25 +4105,11 @@
           <w:i/>
           <w:iCs/>
         </w:rPr>
-        <w:t xml:space="preserve">Figure 8. The comparison under three detectors. The estimator’s advantage holds everywhere except</w:t>
-      </w:r>
-      <w:r>
-        <w:rPr>
-          <w:i/>
-          <w:iCs/>
-        </w:rPr>
-        <w:t xml:space="preserve"> </w:t>
-      </w:r>
-      <w:r>
-        <w:rPr>
-          <w:i/>
-          <w:iCs/>
-        </w:rPr>
-        <w:t xml:space="preserve">the poor detector at two viewpoints.</w:t>
-      </w:r>
-    </w:p>
-    <w:bookmarkEnd w:id="55"/>
-    <w:bookmarkStart w:id="59" w:name="X7715c72f4ece8dcdf334617c23dad07c8a32ed0"/>
+        <w:t xml:space="preserve">Figure 7. The comparison under three detectors. The estimator’s advantage holds everywhere except the poor detector at two viewpoints.</w:t>
+      </w:r>
+    </w:p>
+    <w:bookmarkEnd w:id="53"/>
+    <w:bookmarkStart w:id="57" w:name="X7715c72f4ece8dcdf334617c23dad07c8a32ed0"/>
     <w:p>
       <w:pPr>
         <w:pStyle w:val="Heading3"/>
@@ -5301,19 +4123,7 @@
         <w:pStyle w:val="FirstParagraph"/>
       </w:pPr>
       <w:r>
-        <w:t xml:space="preserve">Raw prediction intervals from the parametric bootstrap cover 88% of trees at two viewpoints against</w:t>
-      </w:r>
-      <w:r>
-        <w:t xml:space="preserve"> </w:t>
-      </w:r>
-      <w:r>
-        <w:t xml:space="preserve">a claimed 90%, which is close, and then drift upward to 100% at four viewpoints and above, which is</w:t>
-      </w:r>
-      <w:r>
-        <w:t xml:space="preserve"> </w:t>
-      </w:r>
-      <w:r>
-        <w:t xml:space="preserve">conservative rather than wrong but is still not what the interval says.</w:t>
+        <w:t xml:space="preserve">Raw prediction intervals from the parametric bootstrap cover 88% of trees at two viewpoints against a claimed 90%, which is close, and then drift upward to 100% at four viewpoints and above, which is conservative rather than wrong but is still not what the interval says.</w:t>
       </w:r>
     </w:p>
     <w:p>
@@ -5321,31 +4131,7 @@
         <w:pStyle w:val="BodyText"/>
       </w:pPr>
       <w:r>
-        <w:t xml:space="preserve">I rescaled them by a multiplier fitted on fifty trees held back for that purpose, and the result is</w:t>
-      </w:r>
-      <w:r>
-        <w:t xml:space="preserve"> </w:t>
-      </w:r>
-      <w:r>
-        <w:t xml:space="preserve">mixed. At three, six and twelve viewpoints the coverage lands where it should, at 90%, 93% and 92%,</w:t>
-      </w:r>
-      <w:r>
-        <w:t xml:space="preserve"> </w:t>
-      </w:r>
-      <w:r>
-        <w:t xml:space="preserve">and the interval narrows from 23% of the count to 17% at three viewpoints and from 17% to 5% at</w:t>
-      </w:r>
-      <w:r>
-        <w:t xml:space="preserve"> </w:t>
-      </w:r>
-      <w:r>
-        <w:t xml:space="preserve">twelve. At four viewpoints the correction overshoots and coverage falls to 80%, below what it claims.</w:t>
-      </w:r>
-      <w:r>
-        <w:t xml:space="preserve"> </w:t>
-      </w:r>
-      <w:r>
-        <w:t xml:space="preserve">At two viewpoints it takes an already reasonable 88% and pushes it to 100%.</w:t>
+        <w:t xml:space="preserve">I rescaled them by a multiplier fitted on fifty trees held back for that purpose, and the result is mixed. At three, six and twelve viewpoints the coverage lands where it should, at 90%, 93% and 92%, and the interval narrows from 23% of the count to 17% at three viewpoints and from 17% to 5% at twelve. At four viewpoints the correction overshoots and coverage falls to 80%, below what it claims. At two viewpoints it takes an already reasonable 88% and pushes it to 100%.</w:t>
       </w:r>
     </w:p>
     <w:p>
@@ -5353,43 +4139,7 @@
         <w:pStyle w:val="BodyText"/>
       </w:pPr>
       <w:r>
-        <w:t xml:space="preserve">My first explanation was that the multiplier was fitted on too few trees. That turned out to be</w:t>
-      </w:r>
-      <w:r>
-        <w:t xml:space="preserve"> </w:t>
-      </w:r>
-      <w:r>
-        <w:t xml:space="preserve">wrong, and the way I know is that I tested it: tripling the calibration set from twenty trees to</w:t>
-      </w:r>
-      <w:r>
-        <w:t xml:space="preserve"> </w:t>
-      </w:r>
-      <w:r>
-        <w:t xml:space="preserve">fifty moved the multipliers by almost nothing, from 1.259 to 1.309 at two viewpoints and from 0.511</w:t>
-      </w:r>
-      <w:r>
-        <w:t xml:space="preserve"> </w:t>
-      </w:r>
-      <w:r>
-        <w:t xml:space="preserve">to 0.509 at four. A quantity that does not move when its sample triples is not the noisy part. The</w:t>
-      </w:r>
-      <w:r>
-        <w:t xml:space="preserve"> </w:t>
-      </w:r>
-      <w:r>
-        <w:t xml:space="preserve">correction is the wrong shape rather than imprecise, because one number per viewpoint count cannot</w:t>
-      </w:r>
-      <w:r>
-        <w:t xml:space="preserve"> </w:t>
-      </w:r>
-      <w:r>
-        <w:t xml:space="preserve">repair an interval that is miscalibrated by different amounts on different trees. Making it depend on</w:t>
-      </w:r>
-      <w:r>
-        <w:t xml:space="preserve"> </w:t>
-      </w:r>
-      <w:r>
-        <w:t xml:space="preserve">how much of each canopy went unobserved is the next thing to try.</w:t>
+        <w:t xml:space="preserve">My first explanation was that the multiplier was fitted on too few trees. That turned out to be wrong, and the way I know is that I tested it: tripling the calibration set from twenty trees to fifty moved the multipliers by almost nothing, from 1.259 to 1.309 at two viewpoints and from 0.511 to 0.509 at four. A quantity that does not move when its sample triples is not the noisy part. The correction is the wrong shape rather than imprecise, because one number per viewpoint count cannot repair an interval that is miscalibrated by different amounts on different trees. Making it depend on how much of each canopy went unobserved is the next thing to try.</w:t>
       </w:r>
     </w:p>
     <w:p>
@@ -5397,36 +4147,30 @@
         <w:pStyle w:val="BodyText"/>
       </w:pPr>
       <w:r>
-        <w:t xml:space="preserve">Both series are reported for that reason, and a grower using this today should use the uncalibrated</w:t>
-      </w:r>
-      <w:r>
-        <w:t xml:space="preserve"> </w:t>
-      </w:r>
-      <w:r>
-        <w:t xml:space="preserve">interval, which is conservative everywhere and close to correct at the protocols that matter.</w:t>
-      </w:r>
-    </w:p>
-    <w:p>
-      <w:pPr>
-        <w:pStyle w:val="BodyText"/>
+        <w:t xml:space="preserve">Both series are reported for that reason, and a grower using this today should use the uncalibrated interval, which is conservative everywhere and close to correct at the protocols that matter.</w:t>
+      </w:r>
+    </w:p>
+    <w:p>
+      <w:pPr>
+        <w:pStyle w:val="CaptionedFigure"/>
       </w:pPr>
       <w:r>
         <w:drawing>
           <wp:inline>
             <wp:extent cx="5334000" cy="2656798"/>
             <wp:effectExtent b="0" l="0" r="0" t="0"/>
-            <wp:docPr descr="Figure 7" title="" id="57" name="Picture"/>
+            <wp:docPr descr="Figure 8" title="" id="55" name="Picture"/>
             <a:graphic>
               <a:graphicData uri="http://schemas.openxmlformats.org/drawingml/2006/picture">
                 <pic:pic>
                   <pic:nvPicPr>
-                    <pic:cNvPr descr="artifacts/figs/fig7_interval_coverage.png" id="58" name="Picture"/>
+                    <pic:cNvPr descr="artifacts/figs/fig7_interval_coverage.png" id="56" name="Picture"/>
                     <pic:cNvPicPr>
                       <a:picLocks noChangeArrowheads="1" noChangeAspect="1"/>
                     </pic:cNvPicPr>
                   </pic:nvPicPr>
                   <pic:blipFill>
-                    <a:blip r:embed="rId56"/>
+                    <a:blip r:embed="rId54"/>
                     <a:stretch>
                       <a:fillRect/>
                     </a:stretch>
@@ -5455,6 +4199,14 @@
     </w:p>
     <w:p>
       <w:pPr>
+        <w:pStyle w:val="ImageCaption"/>
+      </w:pPr>
+      <w:r>
+        <w:t xml:space="preserve">Figure 8</w:t>
+      </w:r>
+    </w:p>
+    <w:p>
+      <w:pPr>
         <w:pStyle w:val="BodyText"/>
       </w:pPr>
       <w:r>
@@ -5462,11 +4214,11 @@
           <w:i/>
           <w:iCs/>
         </w:rPr>
-        <w:t xml:space="preserve">Figure 7. Coverage and width, before and after calibration, against the 90% claimed.</w:t>
-      </w:r>
-    </w:p>
-    <w:bookmarkEnd w:id="59"/>
-    <w:bookmarkStart w:id="60" w:name="the-objectives-revisited"/>
+        <w:t xml:space="preserve">Figure 8. Coverage and width, before and after calibration, against the 90% claimed.</w:t>
+      </w:r>
+    </w:p>
+    <w:bookmarkEnd w:id="57"/>
+    <w:bookmarkStart w:id="58" w:name="the-objectives-revisited"/>
     <w:p>
       <w:pPr>
         <w:pStyle w:val="Heading3"/>
@@ -5480,37 +4232,7 @@
         <w:pStyle w:val="FirstParagraph"/>
       </w:pPr>
       <w:r>
-        <w:t xml:space="preserve">The simulator reproduces the transmittance law it is built from, checked against the closed form in</w:t>
-      </w:r>
-      <w:r>
-        <w:t xml:space="preserve"> </w:t>
-      </w:r>
-      <w:r>
-        <w:t xml:space="preserve">the test suite. Its fruit-found fractions now bracket both published field figures, and the</w:t>
-      </w:r>
-      <w:r>
-        <w:t xml:space="preserve"> </w:t>
-      </w:r>
-      <w:r>
-        <w:t xml:space="preserve">correction factors it demands span the range measured across real orchards. The estimator returns a</w:t>
-      </w:r>
-      <w:r>
-        <w:t xml:space="preserve"> </w:t>
-      </w:r>
-      <w:r>
-        <w:t xml:space="preserve">total and an interval. Using the reconstruction beats the smooth canopy-depth proxy it replaced at</w:t>
-      </w:r>
-      <w:r>
-        <w:t xml:space="preserve"> </w:t>
-      </w:r>
-      <w:r>
-        <w:t xml:space="preserve">every viewpoint count, by more than a factor of two at two viewpoints. Every method was scored on</w:t>
-      </w:r>
-      <w:r>
-        <w:t xml:space="preserve"> </w:t>
-      </w:r>
-      <w:r>
-        <w:t xml:space="preserve">identical trees from identical detections.</w:t>
+        <w:t xml:space="preserve">The simulator reproduces the transmittance law it is built from, checked against the closed form in the test suite. Its fruit-found fractions now bracket both published field figures, and the correction factors it demands span the range measured across real orchards. The estimator returns a total and an interval. Using the reconstruction beats the smooth canopy-depth proxy it replaced at every viewpoint count, by more than a factor of two at two viewpoints. Every method was scored on identical trees from identical detections.</w:t>
       </w:r>
     </w:p>
     <w:p>
@@ -5518,13 +4240,7 @@
         <w:pStyle w:val="BodyText"/>
       </w:pPr>
       <w:r>
-        <w:t xml:space="preserve">The fifth objective, validation against picked and counted trees, is not met. It cannot be met</w:t>
-      </w:r>
-      <w:r>
-        <w:t xml:space="preserve"> </w:t>
-      </w:r>
-      <w:r>
-        <w:t xml:space="preserve">before the fruit exists.</w:t>
+        <w:t xml:space="preserve">The fifth objective, validation against picked and counted trees, is not met. It cannot be met before the fruit exists. The orchard campaign is scheduled for February to May 2027, and the result will be reported regardless of what it shows.</w:t>
       </w:r>
     </w:p>
     <w:p>
@@ -5534,24 +4250,84 @@
         </w:pict>
       </w:r>
     </w:p>
+    <w:bookmarkEnd w:id="58"/>
+    <w:bookmarkEnd w:id="59"/>
+    <w:bookmarkStart w:id="65" w:name="discussion"/>
+    <w:p>
+      <w:pPr>
+        <w:pStyle w:val="Heading2"/>
+      </w:pPr>
+      <w:r>
+        <w:t xml:space="preserve">6. Discussion</w:t>
+      </w:r>
+    </w:p>
+    <w:bookmarkStart w:id="60" w:name="the-answer-to-the-question-i-asked"/>
+    <w:p>
+      <w:pPr>
+        <w:pStyle w:val="Heading3"/>
+      </w:pPr>
+      <w:r>
+        <w:t xml:space="preserve">6.1 The answer to the question I asked</w:t>
+      </w:r>
+    </w:p>
+    <w:p>
+      <w:pPr>
+        <w:pStyle w:val="FirstParagraph"/>
+      </w:pPr>
+      <w:r>
+        <w:t xml:space="preserve">The hidden fruit can be estimated from the images themselves. On simulated trees the estimate is about twice as accurate as the fitted multiplier the field uses across most of the range, and needs no harvested trees to calibrate against, which is the practical difference: a multiplier has to be bought with a harvest, and this does not.</w:t>
+      </w:r>
+    </w:p>
+    <w:p>
+      <w:pPr>
+        <w:pStyle w:val="BodyText"/>
+      </w:pPr>
+      <w:r>
+        <w:t xml:space="preserve">It is not uniformly better. On two viewpoints with a poor detector the multiplier wins, and by a wide margin. The method needs enough sightings to fit a detection model, and where it does not have them a confident wrong model is worse than a blunt constant.</w:t>
+      </w:r>
+    </w:p>
+    <w:p>
+      <w:pPr>
+        <w:pStyle w:val="BodyText"/>
+      </w:pPr>
+      <w:r>
+        <w:t xml:space="preserve">The claim is bounded in a specific way. It is measured on simulated trees whose occlusion the previous section shows to be milder than a real hedgerow. It is not yet a claim about Alphonso.</w:t>
+      </w:r>
+    </w:p>
     <w:bookmarkEnd w:id="60"/>
+    <w:bookmarkStart w:id="61" w:name="what-produced-the-result"/>
+    <w:p>
+      <w:pPr>
+        <w:pStyle w:val="Heading3"/>
+      </w:pPr>
+      <w:r>
+        <w:t xml:space="preserve">6.2 What produced the result</w:t>
+      </w:r>
+    </w:p>
+    <w:p>
+      <w:pPr>
+        <w:pStyle w:val="FirstParagraph"/>
+      </w:pPr>
+      <w:r>
+        <w:t xml:space="preserve">Two decisions did most of the work. The first was to keep the reconstruction’s measurement of unobserved volume rather than a smooth proxy for canopy depth. The proxy assumed foliage was spread evenly, which is the assumption clumped foliage breaks, and it barely improved on plain capture-recapture. Replacing it roughly halved the error at two viewpoints.</w:t>
+      </w:r>
+    </w:p>
+    <w:p>
+      <w:pPr>
+        <w:pStyle w:val="BodyText"/>
+      </w:pPr>
+      <w:r>
+        <w:t xml:space="preserve">The second was separating the detector’s hit rate from the number of chances it had. Tangled together they are not identifiable; split between the geometry and the detection record they both are. Chao’s estimator, which uses the sighting distribution alone, reaches 68.2% error at two viewpoints where the split estimator reaches 9.5%.</w:t>
+      </w:r>
+    </w:p>
     <w:bookmarkEnd w:id="61"/>
-    <w:bookmarkStart w:id="67" w:name="discussion"/>
-    <w:p>
-      <w:pPr>
-        <w:pStyle w:val="Heading2"/>
-      </w:pPr>
-      <w:r>
-        <w:t xml:space="preserve">6. Discussion</w:t>
-      </w:r>
-    </w:p>
-    <w:bookmarkStart w:id="62" w:name="the-answer-to-the-question-i-asked"/>
+    <w:bookmarkStart w:id="62" w:name="where-it-sits-against-the-field"/>
     <w:p>
       <w:pPr>
         <w:pStyle w:val="Heading3"/>
       </w:pPr>
       <w:r>
-        <w:t xml:space="preserve">6.1 The answer to the question I asked</w:t>
+        <w:t xml:space="preserve">6.3 Where it sits against the field</w:t>
       </w:r>
     </w:p>
     <w:p>
@@ -5559,25 +4335,7 @@
         <w:pStyle w:val="FirstParagraph"/>
       </w:pPr>
       <w:r>
-        <w:t xml:space="preserve">The hidden fruit can be estimated from the images themselves. On simulated trees the estimate is</w:t>
-      </w:r>
-      <w:r>
-        <w:t xml:space="preserve"> </w:t>
-      </w:r>
-      <w:r>
-        <w:t xml:space="preserve">about twice as accurate as the fitted multiplier the field uses across most of the range, and needs</w:t>
-      </w:r>
-      <w:r>
-        <w:t xml:space="preserve"> </w:t>
-      </w:r>
-      <w:r>
-        <w:t xml:space="preserve">no harvested trees to calibrate against, which is the practical difference: a multiplier has to be</w:t>
-      </w:r>
-      <w:r>
-        <w:t xml:space="preserve"> </w:t>
-      </w:r>
-      <w:r>
-        <w:t xml:space="preserve">bought with a harvest, and this does not.</w:t>
+        <w:t xml:space="preserve">Wang, Walsh and Koirala report a bias-corrected error of 18.0 fruit per tree against a mean of 156.5, which is 11.5% [4]. I have not set my figures beside that number and will not, because theirs is measured on real trees under a harder protocol and mine is simulated. The two are not comparable, and putting them next to each other would imply a comparison the work does not support. The comparison this project can make is against the fitted multiplier on identical simulated trees, and that is the one reported.</w:t>
       </w:r>
     </w:p>
     <w:p>
@@ -5585,19 +4343,25 @@
         <w:pStyle w:val="BodyText"/>
       </w:pPr>
       <w:r>
-        <w:t xml:space="preserve">It is not uniformly better. On two viewpoints with a poor detector the multiplier wins, and by a</w:t>
-      </w:r>
-      <w:r>
-        <w:t xml:space="preserve"> </w:t>
-      </w:r>
-      <w:r>
-        <w:t xml:space="preserve">wide margin. The method needs enough sightings to fit a detection model, and where it does not have</w:t>
-      </w:r>
-      <w:r>
-        <w:t xml:space="preserve"> </w:t>
-      </w:r>
-      <w:r>
-        <w:t xml:space="preserve">them a confident wrong model is worse than a blunt constant.</w:t>
+        <w:t xml:space="preserve">What can be said against the literature is narrower and still worth saying. The correction factor the field relies on varies from 1.05 to 2.43 across orchards, and the authors note the final estimate is sensitive to it [3, 4]. An estimator that reads the hidden fraction off each individual tree removes that dependence in principle. Whether it does so in practice is a harvest away.</w:t>
+      </w:r>
+    </w:p>
+    <w:bookmarkEnd w:id="62"/>
+    <w:bookmarkStart w:id="63" w:name="creative-decisions-named"/>
+    <w:p>
+      <w:pPr>
+        <w:pStyle w:val="Heading3"/>
+      </w:pPr>
+      <w:r>
+        <w:t xml:space="preserve">6.4 Creative decisions, named</w:t>
+      </w:r>
+    </w:p>
+    <w:p>
+      <w:pPr>
+        <w:pStyle w:val="FirstParagraph"/>
+      </w:pPr>
+      <w:r>
+        <w:t xml:space="preserve">Two things in this project were choices rather than steps.</w:t>
       </w:r>
     </w:p>
     <w:p>
@@ -5605,23 +4369,25 @@
         <w:pStyle w:val="BodyText"/>
       </w:pPr>
       <w:r>
-        <w:t xml:space="preserve">The claim is bounded in a specific way. It is measured on simulated trees whose occlusion the</w:t>
-      </w:r>
-      <w:r>
-        <w:t xml:space="preserve"> </w:t>
-      </w:r>
-      <w:r>
-        <w:t xml:space="preserve">previous section shows to be milder than a real hedgerow. It is not yet a claim about Alphonso.</w:t>
-      </w:r>
-    </w:p>
-    <w:bookmarkEnd w:id="62"/>
-    <w:bookmarkStart w:id="63" w:name="what-produced-the-result"/>
+        <w:t xml:space="preserve">Treating fruit counting as a wildlife abundance problem is the first. The methods ecologists use for animals that hide map onto a camera walked around a tree with no forcing, because both produce repeated survey occasions of one population, and I have not found the transfer made before.</w:t>
+      </w:r>
+    </w:p>
+    <w:p>
+      <w:pPr>
+        <w:pStyle w:val="BodyText"/>
+      </w:pPr>
+      <w:r>
+        <w:t xml:space="preserve">Using the reconstruction for what it measures rather than what it appears to measure is the second. A three-dimensional reconstruction looks like a tool for finding where things are. Its more useful output here is a map of where the cameras could not look, which is a statement about absence rather than presence.</w:t>
+      </w:r>
+    </w:p>
+    <w:bookmarkEnd w:id="63"/>
+    <w:bookmarkStart w:id="64" w:name="limitations"/>
     <w:p>
       <w:pPr>
         <w:pStyle w:val="Heading3"/>
       </w:pPr>
       <w:r>
-        <w:t xml:space="preserve">6.2 What produced the result</w:t>
+        <w:t xml:space="preserve">6.5 Limitations</w:t>
       </w:r>
     </w:p>
     <w:p>
@@ -5629,25 +4395,7 @@
         <w:pStyle w:val="FirstParagraph"/>
       </w:pPr>
       <w:r>
-        <w:t xml:space="preserve">Two decisions did most of the work. The first was to keep the reconstruction’s measurement of</w:t>
-      </w:r>
-      <w:r>
-        <w:t xml:space="preserve"> </w:t>
-      </w:r>
-      <w:r>
-        <w:t xml:space="preserve">unobserved volume rather than a smooth proxy for canopy depth. The proxy assumed foliage was spread</w:t>
-      </w:r>
-      <w:r>
-        <w:t xml:space="preserve"> </w:t>
-      </w:r>
-      <w:r>
-        <w:t xml:space="preserve">evenly, which is the assumption clumped foliage breaks, and it barely improved on plain</w:t>
-      </w:r>
-      <w:r>
-        <w:t xml:space="preserve"> </w:t>
-      </w:r>
-      <w:r>
-        <w:t xml:space="preserve">capture-recapture. Replacing it roughly halved the error at two viewpoints.</w:t>
+        <w:t xml:space="preserve">The results are simulated. The simulator is calibrated against published field measurements rather than validated against my own, and it represents a free-standing tree scanned on foot rather than a hedgerow imaged from a vehicle.</w:t>
       </w:r>
     </w:p>
     <w:p>
@@ -5655,73 +4403,7 @@
         <w:pStyle w:val="BodyText"/>
       </w:pPr>
       <w:r>
-        <w:t xml:space="preserve">The second was separating the detector’s hit rate from the number of chances it had. Tangled</w:t>
-      </w:r>
-      <w:r>
-        <w:t xml:space="preserve"> </w:t>
-      </w:r>
-      <w:r>
-        <w:t xml:space="preserve">together they are not identifiable; split between the geometry and the detection record they both</w:t>
-      </w:r>
-      <w:r>
-        <w:t xml:space="preserve"> </w:t>
-      </w:r>
-      <w:r>
-        <w:t xml:space="preserve">are. Chao’s estimator, which uses the sighting distribution alone, reaches 68.2% error at two</w:t>
-      </w:r>
-      <w:r>
-        <w:t xml:space="preserve"> </w:t>
-      </w:r>
-      <w:r>
-        <w:t xml:space="preserve">viewpoints where the split estimator reaches 9.5%.</w:t>
-      </w:r>
-    </w:p>
-    <w:bookmarkEnd w:id="63"/>
-    <w:bookmarkStart w:id="64" w:name="where-it-sits-against-the-field"/>
-    <w:p>
-      <w:pPr>
-        <w:pStyle w:val="Heading3"/>
-      </w:pPr>
-      <w:r>
-        <w:t xml:space="preserve">6.3 Where it sits against the field</w:t>
-      </w:r>
-    </w:p>
-    <w:p>
-      <w:pPr>
-        <w:pStyle w:val="FirstParagraph"/>
-      </w:pPr>
-      <w:r>
-        <w:t xml:space="preserve">Wang, Walsh and Koirala report a bias-corrected error of 18.0 fruit per tree against a mean of 156.5,</w:t>
-      </w:r>
-      <w:r>
-        <w:t xml:space="preserve"> </w:t>
-      </w:r>
-      <w:r>
-        <w:t xml:space="preserve">which is 11.5% [4]. I have not set my figures beside that number and will not, because theirs is</w:t>
-      </w:r>
-      <w:r>
-        <w:t xml:space="preserve"> </w:t>
-      </w:r>
-      <w:r>
-        <w:t xml:space="preserve">measured on real trees under a harder protocol and mine is simulated. The two are not comparable, and</w:t>
-      </w:r>
-      <w:r>
-        <w:t xml:space="preserve"> </w:t>
-      </w:r>
-      <w:r>
-        <w:t xml:space="preserve">putting them next to each other would imply a comparison the work does not support. The comparison</w:t>
-      </w:r>
-      <w:r>
-        <w:t xml:space="preserve"> </w:t>
-      </w:r>
-      <w:r>
-        <w:t xml:space="preserve">this project can make is against the fitted multiplier on identical simulated trees, and that is the</w:t>
-      </w:r>
-      <w:r>
-        <w:t xml:space="preserve"> </w:t>
-      </w:r>
-      <w:r>
-        <w:t xml:space="preserve">one reported.</w:t>
+        <w:t xml:space="preserve">The intervals are calibrated on fifty trees, which is enough for the correction to be stable but not for it to be the right shape, and the correction misses at two of the five viewpoint counts.</w:t>
       </w:r>
     </w:p>
     <w:p>
@@ -5729,43 +4411,7 @@
         <w:pStyle w:val="BodyText"/>
       </w:pPr>
       <w:r>
-        <w:t xml:space="preserve">What can be said against the literature is narrower and still worth saying. The correction factor</w:t>
-      </w:r>
-      <w:r>
-        <w:t xml:space="preserve"> </w:t>
-      </w:r>
-      <w:r>
-        <w:t xml:space="preserve">the field relies on varies from 1.05 to 2.43 across orchards, and the authors note the final estimate</w:t>
-      </w:r>
-      <w:r>
-        <w:t xml:space="preserve"> </w:t>
-      </w:r>
-      <w:r>
-        <w:t xml:space="preserve">is sensitive to it [3, 4]. An estimator that reads the hidden fraction off each individual tree</w:t>
-      </w:r>
-      <w:r>
-        <w:t xml:space="preserve"> </w:t>
-      </w:r>
-      <w:r>
-        <w:t xml:space="preserve">removes that dependence in principle. Whether it does so in practice is a harvest away.</w:t>
-      </w:r>
-    </w:p>
-    <w:bookmarkEnd w:id="64"/>
-    <w:bookmarkStart w:id="65" w:name="creative-decisions-named"/>
-    <w:p>
-      <w:pPr>
-        <w:pStyle w:val="Heading3"/>
-      </w:pPr>
-      <w:r>
-        <w:t xml:space="preserve">6.4 Creative decisions, named</w:t>
-      </w:r>
-    </w:p>
-    <w:p>
-      <w:pPr>
-        <w:pStyle w:val="FirstParagraph"/>
-      </w:pPr>
-      <w:r>
-        <w:t xml:space="preserve">Two things in this project were choices rather than steps.</w:t>
+        <w:t xml:space="preserve">Fruit detection is modelled rather than performed. The model is anchored to published detector performance, and the conclusion is checked against a better and a worse detector, but no detector was run on an image in this work.</w:t>
       </w:r>
     </w:p>
     <w:p>
@@ -5773,129 +4419,7 @@
         <w:pStyle w:val="BodyText"/>
       </w:pPr>
       <w:r>
-        <w:t xml:space="preserve">Treating fruit counting as a wildlife abundance problem is the first. The methods ecologists use for</w:t>
-      </w:r>
-      <w:r>
-        <w:t xml:space="preserve"> </w:t>
-      </w:r>
-      <w:r>
-        <w:t xml:space="preserve">animals that hide map onto a camera walked around a tree with no forcing, because both produce</w:t>
-      </w:r>
-      <w:r>
-        <w:t xml:space="preserve"> </w:t>
-      </w:r>
-      <w:r>
-        <w:t xml:space="preserve">repeated survey occasions of one population, and I have not found the transfer made before.</w:t>
-      </w:r>
-    </w:p>
-    <w:p>
-      <w:pPr>
-        <w:pStyle w:val="BodyText"/>
-      </w:pPr>
-      <w:r>
-        <w:t xml:space="preserve">Using the reconstruction for what it measures rather than what it appears to measure is the second.</w:t>
-      </w:r>
-      <w:r>
-        <w:t xml:space="preserve"> </w:t>
-      </w:r>
-      <w:r>
-        <w:t xml:space="preserve">A three-dimensional reconstruction looks like a tool for finding where things are. Its more useful</w:t>
-      </w:r>
-      <w:r>
-        <w:t xml:space="preserve"> </w:t>
-      </w:r>
-      <w:r>
-        <w:t xml:space="preserve">output here is a map of where the cameras could not look, which is a statement about absence rather</w:t>
-      </w:r>
-      <w:r>
-        <w:t xml:space="preserve"> </w:t>
-      </w:r>
-      <w:r>
-        <w:t xml:space="preserve">than presence.</w:t>
-      </w:r>
-    </w:p>
-    <w:bookmarkEnd w:id="65"/>
-    <w:bookmarkStart w:id="66" w:name="limitations"/>
-    <w:p>
-      <w:pPr>
-        <w:pStyle w:val="Heading3"/>
-      </w:pPr>
-      <w:r>
-        <w:t xml:space="preserve">6.5 Limitations</w:t>
-      </w:r>
-    </w:p>
-    <w:p>
-      <w:pPr>
-        <w:pStyle w:val="FirstParagraph"/>
-      </w:pPr>
-      <w:r>
-        <w:t xml:space="preserve">The results are simulated. The simulator is calibrated against published field measurements rather</w:t>
-      </w:r>
-      <w:r>
-        <w:t xml:space="preserve"> </w:t>
-      </w:r>
-      <w:r>
-        <w:t xml:space="preserve">than validated against my own, and it represents a free-standing tree scanned on foot rather than a</w:t>
-      </w:r>
-      <w:r>
-        <w:t xml:space="preserve"> </w:t>
-      </w:r>
-      <w:r>
-        <w:t xml:space="preserve">hedgerow imaged from a vehicle.</w:t>
-      </w:r>
-    </w:p>
-    <w:p>
-      <w:pPr>
-        <w:pStyle w:val="BodyText"/>
-      </w:pPr>
-      <w:r>
-        <w:t xml:space="preserve">The intervals are calibrated on twenty trees, which is too few to be stable, and the correction</w:t>
-      </w:r>
-      <w:r>
-        <w:t xml:space="preserve"> </w:t>
-      </w:r>
-      <w:r>
-        <w:t xml:space="preserve">misses at two of the five viewpoint counts.</w:t>
-      </w:r>
-    </w:p>
-    <w:p>
-      <w:pPr>
-        <w:pStyle w:val="BodyText"/>
-      </w:pPr>
-      <w:r>
-        <w:t xml:space="preserve">Fruit detection is modelled rather than performed. The model is anchored to published detector</w:t>
-      </w:r>
-      <w:r>
-        <w:t xml:space="preserve"> </w:t>
-      </w:r>
-      <w:r>
-        <w:t xml:space="preserve">performance, and the conclusion is checked against a better and a worse detector, but no detector</w:t>
-      </w:r>
-      <w:r>
-        <w:t xml:space="preserve"> </w:t>
-      </w:r>
-      <w:r>
-        <w:t xml:space="preserve">was run on an image in this work.</w:t>
-      </w:r>
-    </w:p>
-    <w:p>
-      <w:pPr>
-        <w:pStyle w:val="BodyText"/>
-      </w:pPr>
-      <w:r>
-        <w:t xml:space="preserve">Fruit positions are assumed recoverable in three dimensions, which photogrammetry does under good</w:t>
-      </w:r>
-      <w:r>
-        <w:t xml:space="preserve"> </w:t>
-      </w:r>
-      <w:r>
-        <w:t xml:space="preserve">conditions and less well in wind or poor light. That assumption is untested here and is the one I</w:t>
-      </w:r>
-      <w:r>
-        <w:t xml:space="preserve"> </w:t>
-      </w:r>
-      <w:r>
-        <w:t xml:space="preserve">would attack first.</w:t>
+        <w:t xml:space="preserve">Fruit positions are assumed recoverable in three dimensions, which photogrammetry does under good conditions and less well in wind or poor light. That assumption is untested here and is the one I would attack first.</w:t>
       </w:r>
     </w:p>
     <w:p>
@@ -5905,9 +4429,9 @@
         </w:pict>
       </w:r>
     </w:p>
-    <w:bookmarkEnd w:id="66"/>
-    <w:bookmarkEnd w:id="67"/>
-    <w:bookmarkStart w:id="68" w:name="ethics-and-responsible-use"/>
+    <w:bookmarkEnd w:id="64"/>
+    <w:bookmarkEnd w:id="65"/>
+    <w:bookmarkStart w:id="66" w:name="ethics-and-responsible-use"/>
     <w:p>
       <w:pPr>
         <w:pStyle w:val="Heading2"/>
@@ -5931,31 +4455,7 @@
         <w:t xml:space="preserve"> </w:t>
       </w:r>
       <w:r>
-        <w:t xml:space="preserve">An over-estimate means a grower hires</w:t>
-      </w:r>
-      <w:r>
-        <w:t xml:space="preserve"> </w:t>
-      </w:r>
-      <w:r>
-        <w:t xml:space="preserve">pickers who stand about, which is the mistake that started this project. An under-estimate means fruit</w:t>
-      </w:r>
-      <w:r>
-        <w:t xml:space="preserve"> </w:t>
-      </w:r>
-      <w:r>
-        <w:t xml:space="preserve">left on the tree past ripeness. The estimator reports an interval alongside the number for this reason,</w:t>
-      </w:r>
-      <w:r>
-        <w:t xml:space="preserve"> </w:t>
-      </w:r>
-      <w:r>
-        <w:t xml:space="preserve">and the interval is currently conservative, which errs toward telling a grower they know less than they</w:t>
-      </w:r>
-      <w:r>
-        <w:t xml:space="preserve"> </w:t>
-      </w:r>
-      <w:r>
-        <w:t xml:space="preserve">might. That is the direction I would rather err in.</w:t>
+        <w:t xml:space="preserve">An over-estimate means a grower hires pickers who stand about, which is the mistake that started this project. An under-estimate means fruit left on the tree past ripeness. The estimator reports an interval alongside the number for this reason, and the interval is currently conservative, which errs toward telling a grower they know less than they might. That is the direction I would rather err in.</w:t>
       </w:r>
     </w:p>
     <w:p>
@@ -5973,13 +4473,7 @@
         <w:t xml:space="preserve"> </w:t>
       </w:r>
       <w:r>
-        <w:t xml:space="preserve">The system photographs trees. Where a person appears incidentally in an orchard</w:t>
-      </w:r>
-      <w:r>
-        <w:t xml:space="preserve"> </w:t>
-      </w:r>
-      <w:r>
-        <w:t xml:space="preserve">video, frames are used for geometry and not retained beyond the reconstruction.</w:t>
+        <w:t xml:space="preserve">The system photographs trees. Where a person appears incidentally in an orchard video, frames are used for geometry and not retained beyond the reconstruction.</w:t>
       </w:r>
     </w:p>
     <w:p>
@@ -5997,31 +4491,7 @@
         <w:t xml:space="preserve"> </w:t>
       </w:r>
       <w:r>
-        <w:t xml:space="preserve">The orchard campaign will run on a cooperating grower’s trees and</w:t>
-      </w:r>
-      <w:r>
-        <w:t xml:space="preserve"> </w:t>
-      </w:r>
-      <w:r>
-        <w:t xml:space="preserve">will destroy part of a harvest, since the ground truth is obtained by picking. That cost falls on him,</w:t>
-      </w:r>
-      <w:r>
-        <w:t xml:space="preserve"> </w:t>
-      </w:r>
-      <w:r>
-        <w:t xml:space="preserve">so it will be agreed in writing beforehand, the fruit will be his to sell, and the trees will be his</w:t>
-      </w:r>
-      <w:r>
-        <w:t xml:space="preserve"> </w:t>
-      </w:r>
-      <w:r>
-        <w:t xml:space="preserve">choice. The data from his orchard is his, and the published dataset will identify the region and not</w:t>
-      </w:r>
-      <w:r>
-        <w:t xml:space="preserve"> </w:t>
-      </w:r>
-      <w:r>
-        <w:t xml:space="preserve">the holding.</w:t>
+        <w:t xml:space="preserve">The orchard campaign will run on a cooperating grower’s trees and will destroy part of a harvest, since the ground truth is obtained by picking. That cost falls on him, so it will be agreed in writing beforehand, the fruit will be his to sell, and the trees will be his choice. The data from his orchard is his, and the published dataset will identify the region and not the holding.</w:t>
       </w:r>
     </w:p>
     <w:p>
@@ -6039,31 +4509,7 @@
         <w:t xml:space="preserve"> </w:t>
       </w:r>
       <w:r>
-        <w:t xml:space="preserve">Section 5.5 shows the accuracy varies with</w:t>
-      </w:r>
-      <w:r>
-        <w:t xml:space="preserve"> </w:t>
-      </w:r>
-      <w:r>
-        <w:t xml:space="preserve">canopy density, and dense unpruned canopies are the harder case. Unpruned canopies belong</w:t>
-      </w:r>
-      <w:r>
-        <w:t xml:space="preserve"> </w:t>
-      </w:r>
-      <w:r>
-        <w:t xml:space="preserve">disproportionately to growers with less capital to spend on management. A tool that works best on</w:t>
-      </w:r>
-      <w:r>
-        <w:t xml:space="preserve"> </w:t>
-      </w:r>
-      <w:r>
-        <w:t xml:space="preserve">well-managed orchards would widen a gap it claims to close, so accuracy is reported by canopy density</w:t>
-      </w:r>
-      <w:r>
-        <w:t xml:space="preserve"> </w:t>
-      </w:r>
-      <w:r>
-        <w:t xml:space="preserve">rather than as a single average that would hide it.</w:t>
+        <w:t xml:space="preserve">Section 5.5 shows the accuracy varies with canopy density, and dense unpruned canopies are the harder case. Unpruned canopies belong disproportionately to growers with less capital to spend on management. A tool that works best on well-managed orchards would widen a gap it claims to close, so accuracy is reported by canopy density rather than as a single average that would hide it.</w:t>
       </w:r>
     </w:p>
     <w:p>
@@ -6081,13 +4527,7 @@
         <w:t xml:space="preserve"> </w:t>
       </w:r>
       <w:r>
-        <w:t xml:space="preserve">A buyer with a good crop estimate and a grower without one is a worse bargaining position</w:t>
-      </w:r>
-      <w:r>
-        <w:t xml:space="preserve"> </w:t>
-      </w:r>
-      <w:r>
-        <w:t xml:space="preserve">than the one the grower has now. The intended deployment is in the grower’s hands.</w:t>
+        <w:t xml:space="preserve">A buyer with a good crop estimate and a grower without one is a worse bargaining position than the one the grower has now. The intended deployment is in the grower’s hands.</w:t>
       </w:r>
     </w:p>
     <w:p>
@@ -6097,8 +4537,8 @@
         </w:pict>
       </w:r>
     </w:p>
-    <w:bookmarkEnd w:id="68"/>
-    <w:bookmarkStart w:id="69" w:name="reflection-and-next-steps"/>
+    <w:bookmarkEnd w:id="66"/>
+    <w:bookmarkStart w:id="67" w:name="reflection-and-next-steps"/>
     <w:p>
       <w:pPr>
         <w:pStyle w:val="Heading2"/>
@@ -6122,25 +4562,7 @@
         <w:t xml:space="preserve"> </w:t>
       </w:r>
       <w:r>
-        <w:t xml:space="preserve">The technical lesson was that a simulator is a hypothesis about the world and has</w:t>
-      </w:r>
-      <w:r>
-        <w:t xml:space="preserve"> </w:t>
-      </w:r>
-      <w:r>
-        <w:t xml:space="preserve">to be tested against the world, not against itself. My trees were missing their trunks for two days</w:t>
-      </w:r>
-      <w:r>
-        <w:t xml:space="preserve"> </w:t>
-      </w:r>
-      <w:r>
-        <w:t xml:space="preserve">and I did not notice, because everything internally agreed. What caught it was a number from someone</w:t>
-      </w:r>
-      <w:r>
-        <w:t xml:space="preserve"> </w:t>
-      </w:r>
-      <w:r>
-        <w:t xml:space="preserve">else’s harvested orchard.</w:t>
+        <w:t xml:space="preserve">The technical lesson was that a simulator is a hypothesis about the world and has to be tested against the world, not against itself. My trees were missing their trunks for two days and I did not notice, because everything internally agreed. What caught it was a number from someone else’s harvested orchard.</w:t>
       </w:r>
     </w:p>
     <w:p>
@@ -6148,25 +4570,7 @@
         <w:pStyle w:val="BodyText"/>
       </w:pPr>
       <w:r>
-        <w:t xml:space="preserve">The habit that mattered more was reading a discouraging result as information. Twice my own</w:t>
-      </w:r>
-      <w:r>
-        <w:t xml:space="preserve"> </w:t>
-      </w:r>
-      <w:r>
-        <w:t xml:space="preserve">measurement contradicted what I had set out to show: once when the corrected simulator said there</w:t>
-      </w:r>
-      <w:r>
-        <w:t xml:space="preserve"> </w:t>
-      </w:r>
-      <w:r>
-        <w:t xml:space="preserve">were barely any invisible fruit at twelve viewpoints, and once when the field data said my trees were</w:t>
-      </w:r>
-      <w:r>
-        <w:t xml:space="preserve"> </w:t>
-      </w:r>
-      <w:r>
-        <w:t xml:space="preserve">too easy. Both times the useful move was to change the claim rather than the code.</w:t>
+        <w:t xml:space="preserve">The habit that mattered more was reading a discouraging result as information. Twice my own measurement contradicted what I had set out to show: once when the corrected simulator said there were barely any invisible fruit at twelve viewpoints, and once when the field data said my trees were too easy. Both times the useful move was to change the claim rather than the code.</w:t>
       </w:r>
     </w:p>
     <w:p>
@@ -6184,25 +4588,7 @@
         <w:t xml:space="preserve"> </w:t>
       </w:r>
       <w:r>
-        <w:t xml:space="preserve">I would have gone to the published field measurements before building</w:t>
-      </w:r>
-      <w:r>
-        <w:t xml:space="preserve"> </w:t>
-      </w:r>
-      <w:r>
-        <w:t xml:space="preserve">the simulator rather than after. The 40.2% figure was available the whole time and would have caught</w:t>
-      </w:r>
-      <w:r>
-        <w:t xml:space="preserve"> </w:t>
-      </w:r>
-      <w:r>
-        <w:t xml:space="preserve">the missing wood on the first day. I built inward from physics I trusted instead of outward from</w:t>
-      </w:r>
-      <w:r>
-        <w:t xml:space="preserve"> </w:t>
-      </w:r>
-      <w:r>
-        <w:t xml:space="preserve">measurements someone had already made.</w:t>
+        <w:t xml:space="preserve">I would have gone to the published field measurements before building the simulator rather than after. The 40.2% figure was available the whole time and would have caught the missing wood on the first day. I built inward from physics I trusted instead of outward from measurements someone had already made.</w:t>
       </w:r>
     </w:p>
     <w:p>
@@ -6220,37 +4606,7 @@
         <w:t xml:space="preserve"> </w:t>
       </w:r>
       <w:r>
-        <w:t xml:space="preserve">A fruit detector run on public orchard images, to replace the</w:t>
-      </w:r>
-      <w:r>
-        <w:t xml:space="preserve"> </w:t>
-      </w:r>
-      <w:r>
-        <w:t xml:space="preserve">assumed 0.95 reliability with a measured one. Interval width calibrated on simulated trees held back</w:t>
-      </w:r>
-      <w:r>
-        <w:t xml:space="preserve"> </w:t>
-      </w:r>
-      <w:r>
-        <w:t xml:space="preserve">for that purpose, with coverage then reported on trees never used for it. The orchard campaign in</w:t>
-      </w:r>
-      <w:r>
-        <w:t xml:space="preserve"> </w:t>
-      </w:r>
-      <w:r>
-        <w:t xml:space="preserve">February to May 2027: scan trees, predict with an interval recorded before picking, then pick each</w:t>
-      </w:r>
-      <w:r>
-        <w:t xml:space="preserve"> </w:t>
-      </w:r>
-      <w:r>
-        <w:t xml:space="preserve">tree and count every fruit. And a test of the thing I cannot simulate honestly, which is whether</w:t>
-      </w:r>
-      <w:r>
-        <w:t xml:space="preserve"> </w:t>
-      </w:r>
-      <w:r>
-        <w:t xml:space="preserve">photogrammetry recovers a mango canopy well enough in field conditions for any of this to hold.</w:t>
+        <w:t xml:space="preserve">A fruit detector run on public orchard images, to replace the assumed 0.95 reliability with a measured one. Interval width calibrated on simulated trees held back for that purpose, with coverage then reported on trees never used for it. The orchard campaign in February to May 2027: scan trees, predict with an interval recorded before picking, then pick each tree and count every fruit. And a test of the thing I cannot simulate honestly, which is whether photogrammetry recovers a mango canopy well enough in field conditions for any of this to hold.</w:t>
       </w:r>
     </w:p>
     <w:p>
@@ -6260,13 +4616,38 @@
         </w:pict>
       </w:r>
     </w:p>
-    <w:bookmarkEnd w:id="69"/>
-    <w:bookmarkStart w:id="70" w:name="a-note-on-ai-use"/>
+    <w:bookmarkEnd w:id="67"/>
+    <w:bookmarkStart w:id="68" w:name="acknowledgements"/>
     <w:p>
       <w:pPr>
         <w:pStyle w:val="Heading2"/>
       </w:pPr>
       <w:r>
+        <w:t xml:space="preserve">Acknowledgements</w:t>
+      </w:r>
+    </w:p>
+    <w:p>
+      <w:pPr>
+        <w:pStyle w:val="FirstParagraph"/>
+      </w:pPr>
+      <w:r>
+        <w:t xml:space="preserve">The grower in Ratnagiri set this project in motion and will host the orchard campaign. He asked not to be named and had no involvement in the design or analysis. My father carried the conversation that started it and read the drafts of this report. The published measurements behind the calibration in Section 4 were made by researchers who harvested and counted twenty-one trees by hand, and this project leans on that work throughout.</w:t>
+      </w:r>
+    </w:p>
+    <w:p>
+      <w:r>
+        <w:pict>
+          <v:rect style="width:0;height:1.5pt" o:hralign="center" o:hrstd="t" o:hr="t"/>
+        </w:pict>
+      </w:r>
+    </w:p>
+    <w:bookmarkEnd w:id="68"/>
+    <w:bookmarkStart w:id="69" w:name="a-note-on-ai-use"/>
+    <w:p>
+      <w:pPr>
+        <w:pStyle w:val="Heading2"/>
+      </w:pPr>
+      <w:r>
         <w:t xml:space="preserve">A note on AI use</w:t>
       </w:r>
     </w:p>
@@ -6275,19 +4656,7 @@
         <w:pStyle w:val="FirstParagraph"/>
       </w:pPr>
       <w:r>
-        <w:t xml:space="preserve">I used an AI assistant, Claude, throughout this project, and the use was substantial rather than</w:t>
-      </w:r>
-      <w:r>
-        <w:t xml:space="preserve"> </w:t>
-      </w:r>
-      <w:r>
-        <w:t xml:space="preserve">incidental. This note sets out what it did and what I did, because the assessor is entitled to know</w:t>
-      </w:r>
-      <w:r>
-        <w:t xml:space="preserve"> </w:t>
-      </w:r>
-      <w:r>
-        <w:t xml:space="preserve">which is which.</w:t>
+        <w:t xml:space="preserve">I used an AI assistant, Claude, throughout this project, and the use was substantial rather than incidental. This note sets out what it did and what I did, because the assessor is entitled to know which is which.</w:t>
       </w:r>
     </w:p>
     <w:p>
@@ -6305,31 +4674,7 @@
         <w:t xml:space="preserve"> </w:t>
       </w:r>
       <w:r>
-        <w:t xml:space="preserve">It wrote most of the code in the repository from my direction, including</w:t>
-      </w:r>
-      <w:r>
-        <w:t xml:space="preserve"> </w:t>
-      </w:r>
-      <w:r>
-        <w:t xml:space="preserve">the canopy simulator, the estimators and the analysis scripts. It drafted sections of this report</w:t>
-      </w:r>
-      <w:r>
-        <w:t xml:space="preserve"> </w:t>
-      </w:r>
-      <w:r>
-        <w:t xml:space="preserve">from my notes and my decisions about what the report should argue. It found several of the defects</w:t>
-      </w:r>
-      <w:r>
-        <w:t xml:space="preserve"> </w:t>
-      </w:r>
-      <w:r>
-        <w:t xml:space="preserve">recorded in the fix log, and proposed the parametric bootstrap that replaced my first attempt at</w:t>
-      </w:r>
-      <w:r>
-        <w:t xml:space="preserve"> </w:t>
-      </w:r>
-      <w:r>
-        <w:t xml:space="preserve">prediction intervals.</w:t>
+        <w:t xml:space="preserve">It wrote most of the code in the repository from my direction, including the canopy simulator, the estimators and the analysis scripts. It drafted sections of this report from my notes and my decisions about what the report should argue. It found several of the defects recorded in the fix log, and proposed the parametric bootstrap that replaced my first attempt at prediction intervals.</w:t>
       </w:r>
     </w:p>
     <w:p>
@@ -6347,43 +4692,7 @@
         <w:t xml:space="preserve"> </w:t>
       </w:r>
       <w:r>
-        <w:t xml:space="preserve">I chose the problem and why it mattered, having watched the grower it affects. I set</w:t>
-      </w:r>
-      <w:r>
-        <w:t xml:space="preserve"> </w:t>
-      </w:r>
-      <w:r>
-        <w:t xml:space="preserve">the aim, the objectives and the success conditions before any code existed, and I held to them when</w:t>
-      </w:r>
-      <w:r>
-        <w:t xml:space="preserve"> </w:t>
-      </w:r>
-      <w:r>
-        <w:t xml:space="preserve">the results contradicted what I had expected. I decided that the aim should narrow rather than the</w:t>
-      </w:r>
-      <w:r>
-        <w:t xml:space="preserve"> </w:t>
-      </w:r>
-      <w:r>
-        <w:t xml:space="preserve">simulator be adjusted when the corrected physics undercut my original framing, and I decided to stop</w:t>
-      </w:r>
-      <w:r>
-        <w:t xml:space="preserve"> </w:t>
-      </w:r>
-      <w:r>
-        <w:t xml:space="preserve">tuning the simulator toward the published field figure rather than force agreement. I read every</w:t>
-      </w:r>
-      <w:r>
-        <w:t xml:space="preserve"> </w:t>
-      </w:r>
-      <w:r>
-        <w:t xml:space="preserve">number against the metrics file, and I can explain the method, the statistics and the limitations of</w:t>
-      </w:r>
-      <w:r>
-        <w:t xml:space="preserve"> </w:t>
-      </w:r>
-      <w:r>
-        <w:t xml:space="preserve">this work.</w:t>
+        <w:t xml:space="preserve">I chose the problem and why it mattered, having watched the grower it affects. I set the aim, the objectives and the success conditions before any code existed, and I held to them when the results contradicted what I had expected. I decided that the aim should narrow rather than the simulator be adjusted when the corrected physics undercut my original framing, and I decided to stop tuning the simulator toward the published field figure rather than force agreement. I read every number against the metrics file, and I can explain the method, the statistics and the limitations of this work.</w:t>
       </w:r>
     </w:p>
     <w:p>
@@ -6401,13 +4710,7 @@
         <w:t xml:space="preserve"> </w:t>
       </w:r>
       <w:r>
-        <w:t xml:space="preserve">I ran the code and the test suite myself. Every figure in this report is drawn</w:t>
-      </w:r>
-      <w:r>
-        <w:t xml:space="preserve"> </w:t>
-      </w:r>
-      <w:r>
-        <w:t xml:space="preserve">from the same file the text quotes, and I checked the report’s numbers against it line by line.</w:t>
+        <w:t xml:space="preserve">I ran the code and the test suite myself. Every figure in this report is drawn from the same file the text quotes, and I checked the report’s numbers against it line by line.</w:t>
       </w:r>
     </w:p>
     <w:p>
@@ -6425,55 +4728,7 @@
         <w:t xml:space="preserve"> </w:t>
       </w:r>
       <w:r>
-        <w:t xml:space="preserve">I am accountable for every claim here. Where I could not verify something,</w:t>
-      </w:r>
-      <w:r>
-        <w:t xml:space="preserve"> </w:t>
-      </w:r>
-      <w:r>
-        <w:t xml:space="preserve">the report says so: the bibliographic details of seven references are not yet checked against the</w:t>
-      </w:r>
-      <w:r>
-        <w:t xml:space="preserve"> </w:t>
-      </w:r>
-      <w:r>
-        <w:t xml:space="preserve">originals, and that check is outstanding.</w:t>
-      </w:r>
-    </w:p>
-    <w:p>
-      <w:pPr>
-        <w:pStyle w:val="BlockText"/>
-      </w:pPr>
-      <w:r>
-        <w:rPr>
-          <w:b/>
-          <w:bCs/>
-        </w:rPr>
-        <w:t xml:space="preserve">To be revised before submission.</w:t>
-      </w:r>
-      <w:r>
-        <w:t xml:space="preserve"> </w:t>
-      </w:r>
-      <w:r>
-        <w:t xml:space="preserve">This project runs to mid-2027 and my own share of the work</w:t>
-      </w:r>
-      <w:r>
-        <w:t xml:space="preserve"> </w:t>
-      </w:r>
-      <w:r>
-        <w:t xml:space="preserve">will grow considerably, particularly the orchard campaign, which is mine alone. This statement</w:t>
-      </w:r>
-      <w:r>
-        <w:t xml:space="preserve"> </w:t>
-      </w:r>
-      <w:r>
-        <w:t xml:space="preserve">must be rewritten to describe what is true at submission rather than what is true today, and it</w:t>
-      </w:r>
-      <w:r>
-        <w:t xml:space="preserve"> </w:t>
-      </w:r>
-      <w:r>
-        <w:t xml:space="preserve">must not overstate my contribution.</w:t>
+        <w:t xml:space="preserve">I am accountable for every claim here. Where I could not verify something, the report says so.</w:t>
       </w:r>
     </w:p>
     <w:p>
@@ -6483,8 +4738,8 @@
         </w:pict>
       </w:r>
     </w:p>
-    <w:bookmarkEnd w:id="70"/>
-    <w:bookmarkStart w:id="71" w:name="references"/>
+    <w:bookmarkEnd w:id="69"/>
+    <w:bookmarkStart w:id="70" w:name="references"/>
     <w:p>
       <w:pPr>
         <w:pStyle w:val="Heading2"/>
@@ -6521,24 +4776,10 @@
           <w:i/>
           <w:iCs/>
         </w:rPr>
-        <w:t xml:space="preserve">IEEE International</w:t>
-      </w:r>
-      <w:r>
-        <w:rPr>
-          <w:i/>
-          <w:iCs/>
-        </w:rPr>
-        <w:t xml:space="preserve"> </w:t>
-      </w:r>
-      <w:r>
-        <w:rPr>
-          <w:i/>
-          <w:iCs/>
-        </w:rPr>
-        <w:t xml:space="preserve">Conference on Robotics and Automation</w:t>
-      </w:r>
-      <w:r>
-        <w:t xml:space="preserve">, pp. 3626-3633.</w:t>
+        <w:t xml:space="preserve">IEEE International Conference on Robotics and Automation</w:t>
+      </w:r>
+      <w:r>
+        <w:t xml:space="preserve">, pp. 3626–3633.</w:t>
       </w:r>
     </w:p>
     <w:p>
@@ -6556,13 +4797,7 @@
         <w:t xml:space="preserve"> </w:t>
       </w:r>
       <w:r>
-        <w:t xml:space="preserve">‘Estimating the population size for capture-recapture data with unequal</w:t>
-      </w:r>
-      <w:r>
-        <w:t xml:space="preserve"> </w:t>
-      </w:r>
-      <w:r>
-        <w:t xml:space="preserve">catchability’</w:t>
+        <w:t xml:space="preserve">‘Estimating the population size for capture-recapture data with unequal catchability’</w:t>
       </w:r>
       <w:r>
         <w:t xml:space="preserve">,</w:t>
@@ -6578,7 +4813,7 @@
         <w:t xml:space="preserve">Biometrics</w:t>
       </w:r>
       <w:r>
-        <w:t xml:space="preserve">, 43(4), pp. 783-791.</w:t>
+        <w:t xml:space="preserve">, 43(4), pp. 783–791.</w:t>
       </w:r>
     </w:p>
     <w:p>
@@ -6596,13 +4831,7 @@
         <w:t xml:space="preserve"> </w:t>
       </w:r>
       <w:r>
-        <w:t xml:space="preserve">‘Deep learning for real-time fruit</w:t>
-      </w:r>
-      <w:r>
-        <w:t xml:space="preserve"> </w:t>
-      </w:r>
-      <w:r>
-        <w:t xml:space="preserve">detection and orchard fruit load estimation: benchmarking of MangoYOLO’</w:t>
+        <w:t xml:space="preserve">‘Deep learning for real-time fruit detection and orchard fruit load estimation: benchmarking of MangoYOLO’</w:t>
       </w:r>
       <w:r>
         <w:t xml:space="preserve">,</w:t>
@@ -6618,13 +4847,7 @@
         <w:t xml:space="preserve">Precision Agriculture</w:t>
       </w:r>
       <w:r>
-        <w:t xml:space="preserve">,</w:t>
-      </w:r>
-      <w:r>
-        <w:t xml:space="preserve"> </w:t>
-      </w:r>
-      <w:r>
-        <w:t xml:space="preserve">20, pp. 1107-1135.</w:t>
+        <w:t xml:space="preserve">, 20, pp. 1107–1135.</w:t>
       </w:r>
     </w:p>
     <w:p>
@@ -6642,13 +4865,7 @@
         <w:t xml:space="preserve"> </w:t>
       </w:r>
       <w:r>
-        <w:t xml:space="preserve">‘Mango fruit load estimation using a video based</w:t>
-      </w:r>
-      <w:r>
-        <w:t xml:space="preserve"> </w:t>
-      </w:r>
-      <w:r>
-        <w:t xml:space="preserve">MangoYOLO-Kalman filter-Hungarian algorithm method’</w:t>
+        <w:t xml:space="preserve">‘Mango fruit load estimation using a video based MangoYOLO-Kalman filter-Hungarian algorithm method’</w:t>
       </w:r>
       <w:r>
         <w:t xml:space="preserve">,</w:t>
@@ -6682,13 +4899,7 @@
         <w:t xml:space="preserve"> </w:t>
       </w:r>
       <w:r>
-        <w:t xml:space="preserve">‘A generalization of sampling without replacement from a</w:t>
-      </w:r>
-      <w:r>
-        <w:t xml:space="preserve"> </w:t>
-      </w:r>
-      <w:r>
-        <w:t xml:space="preserve">finite universe’</w:t>
+        <w:t xml:space="preserve">‘A generalization of sampling without replacement from a finite universe’</w:t>
       </w:r>
       <w:r>
         <w:t xml:space="preserve">,</w:t>
@@ -6704,7 +4915,7 @@
         <w:t xml:space="preserve">Journal of the American Statistical Association</w:t>
       </w:r>
       <w:r>
-        <w:t xml:space="preserve">, 47(260), pp. 663-685.</w:t>
+        <w:t xml:space="preserve">, 47(260), pp. 663–685.</w:t>
       </w:r>
     </w:p>
     <w:p>
@@ -6722,13 +4933,7 @@
         <w:t xml:space="preserve"> </w:t>
       </w:r>
       <w:r>
-        <w:t xml:space="preserve">‘On the factor light in plant communities and its importance for</w:t>
-      </w:r>
-      <w:r>
-        <w:t xml:space="preserve"> </w:t>
-      </w:r>
-      <w:r>
-        <w:t xml:space="preserve">matter production’</w:t>
+        <w:t xml:space="preserve">‘On the factor light in plant communities and its importance for matter production’</w:t>
       </w:r>
       <w:r>
         <w:t xml:space="preserve">,</w:t>
@@ -6744,7 +4949,7 @@
         <w:t xml:space="preserve">Annals of Botany</w:t>
       </w:r>
       <w:r>
-        <w:t xml:space="preserve">, 95(3), pp. 549-567.</w:t>
+        <w:t xml:space="preserve">, 95(3), pp. 549–567.</w:t>
       </w:r>
     </w:p>
     <w:p>
@@ -6766,30 +4971,10 @@
           <w:i/>
           <w:iCs/>
         </w:rPr>
-        <w:t xml:space="preserve">Final Estimates of 2022-23 and First Advance</w:t>
-      </w:r>
-      <w:r>
-        <w:rPr>
-          <w:i/>
-          <w:iCs/>
-        </w:rPr>
-        <w:t xml:space="preserve"> </w:t>
-      </w:r>
-      <w:r>
-        <w:rPr>
-          <w:i/>
-          <w:iCs/>
-        </w:rPr>
-        <w:t xml:space="preserve">Estimates of 2023-24 of Area and Production of Horticultural Crops</w:t>
-      </w:r>
-      <w:r>
-        <w:t xml:space="preserve">. Press Information Bureau,</w:t>
-      </w:r>
-      <w:r>
-        <w:t xml:space="preserve"> </w:t>
-      </w:r>
-      <w:r>
-        <w:t xml:space="preserve">Government of India.</w:t>
+        <w:t xml:space="preserve">Final Estimates of 2022-23 and First Advance Estimates of 2023-24 of Area and Production of Horticultural Crops</w:t>
+      </w:r>
+      <w:r>
+        <w:t xml:space="preserve">. Press Information Bureau, Government of India.</w:t>
       </w:r>
     </w:p>
     <w:p>
@@ -6814,13 +4999,7 @@
         <w:t xml:space="preserve">The Estimation of Animal Abundance and Related Parameters</w:t>
       </w:r>
       <w:r>
-        <w:t xml:space="preserve">. 2nd edn.</w:t>
-      </w:r>
-      <w:r>
-        <w:t xml:space="preserve"> </w:t>
-      </w:r>
-      <w:r>
-        <w:t xml:space="preserve">London: Griffin.</w:t>
+        <w:t xml:space="preserve">. 2nd edn. London: Griffin.</w:t>
       </w:r>
     </w:p>
     <w:p>
@@ -6841,13 +5020,7 @@
         <w:t xml:space="preserve">‘Mango’</w:t>
       </w:r>
       <w:r>
-        <w:t xml:space="preserve">, in Schaffer, B. and Andersen, P.C.</w:t>
-      </w:r>
-      <w:r>
-        <w:t xml:space="preserve"> </w:t>
-      </w:r>
-      <w:r>
-        <w:t xml:space="preserve">(eds)</w:t>
+        <w:t xml:space="preserve">, in Schaffer, B. and Andersen, P.C. (eds)</w:t>
       </w:r>
       <w:r>
         <w:t xml:space="preserve"> </w:t>
@@ -6894,7 +5067,7 @@
         <w:t xml:space="preserve">Agricultural Meteorology</w:t>
       </w:r>
       <w:r>
-        <w:t xml:space="preserve">, 8, pp. 25-38.</w:t>
+        <w:t xml:space="preserve">, 8, pp. 25–38.</w:t>
       </w:r>
     </w:p>
     <w:p>
@@ -6912,13 +5085,7 @@
         <w:t xml:space="preserve"> </w:t>
       </w:r>
       <w:r>
-        <w:t xml:space="preserve">‘Foliage area and architecture of plant canopies from</w:t>
-      </w:r>
-      <w:r>
-        <w:t xml:space="preserve"> </w:t>
-      </w:r>
-      <w:r>
-        <w:t xml:space="preserve">sunfleck size distributions’</w:t>
+        <w:t xml:space="preserve">‘Foliage area and architecture of plant canopies from sunfleck size distributions’</w:t>
       </w:r>
       <w:r>
         <w:t xml:space="preserve">,</w:t>
@@ -6934,7 +5101,7 @@
         <w:t xml:space="preserve">Agricultural and Forest Meteorology</w:t>
       </w:r>
       <w:r>
-        <w:t xml:space="preserve">, 60, pp. 249-266.</w:t>
+        <w:t xml:space="preserve">, 60, pp. 249–266.</w:t>
       </w:r>
     </w:p>
     <w:p>
@@ -6959,13 +5126,7 @@
         <w:t xml:space="preserve">An Introduction to the Bootstrap</w:t>
       </w:r>
       <w:r>
-        <w:t xml:space="preserve">. New York: Chapman and</w:t>
-      </w:r>
-      <w:r>
-        <w:t xml:space="preserve"> </w:t>
-      </w:r>
-      <w:r>
-        <w:t xml:space="preserve">Hall.</w:t>
+        <w:t xml:space="preserve">. New York: Chapman and Hall.</w:t>
       </w:r>
     </w:p>
     <w:p>
@@ -6983,13 +5144,7 @@
         <w:t xml:space="preserve"> </w:t>
       </w:r>
       <w:r>
-        <w:t xml:space="preserve">‘Statistical inference from</w:t>
-      </w:r>
-      <w:r>
-        <w:t xml:space="preserve"> </w:t>
-      </w:r>
-      <w:r>
-        <w:t xml:space="preserve">capture data on closed animal populations’</w:t>
+        <w:t xml:space="preserve">‘Statistical inference from capture data on closed animal populations’</w:t>
       </w:r>
       <w:r>
         <w:t xml:space="preserve">,</w:t>
@@ -7005,7 +5160,7 @@
         <w:t xml:space="preserve">Wildlife Monographs</w:t>
       </w:r>
       <w:r>
-        <w:t xml:space="preserve">, 62, pp. 1-135.</w:t>
+        <w:t xml:space="preserve">, 62, pp. 1–135.</w:t>
       </w:r>
     </w:p>
     <w:p>
@@ -7027,21 +5182,7 @@
           <w:i/>
           <w:iCs/>
         </w:rPr>
-        <w:t xml:space="preserve">All India Report on Agriculture Census</w:t>
-      </w:r>
-      <w:r>
-        <w:rPr>
-          <w:i/>
-          <w:iCs/>
-        </w:rPr>
-        <w:t xml:space="preserve"> </w:t>
-      </w:r>
-      <w:r>
-        <w:rPr>
-          <w:i/>
-          <w:iCs/>
-        </w:rPr>
-        <w:t xml:space="preserve">2015-16</w:t>
+        <w:t xml:space="preserve">All India Report on Agriculture Census 2015-16</w:t>
       </w:r>
       <w:r>
         <w:t xml:space="preserve">. Government of India.</w:t>
@@ -7062,25 +5203,7 @@
         <w:t xml:space="preserve"> </w:t>
       </w:r>
       <w:r>
-        <w:t xml:space="preserve">Entries 2, 3, 4, 5, 8 and 13 carry the argument and I have read</w:t>
-      </w:r>
-      <w:r>
-        <w:t xml:space="preserve"> </w:t>
-      </w:r>
-      <w:r>
-        <w:t xml:space="preserve">them. Every entry’s bibliographic details have been checked against the original record. That</w:t>
-      </w:r>
-      <w:r>
-        <w:t xml:space="preserve"> </w:t>
-      </w:r>
-      <w:r>
-        <w:t xml:space="preserve">check corrected two page ranges and replaced the source behind the production and smallholding</w:t>
-      </w:r>
-      <w:r>
-        <w:t xml:space="preserve"> </w:t>
-      </w:r>
-      <w:r>
-        <w:t xml:space="preserve">figures, which had been attributed to a publication that does not carry them.</w:t>
+        <w:t xml:space="preserve">Entries 2, 3, 4, 5, 8 and 13 carry the argument and I have read them. Every entry’s bibliographic details have been checked against the original record. That check corrected two page ranges and replaced the source behind the production and smallholding figures, which had been attributed to a publication that does not carry them.</w:t>
       </w:r>
     </w:p>
     <w:p>
@@ -7090,8 +5213,8 @@
         </w:pict>
       </w:r>
     </w:p>
-    <w:bookmarkEnd w:id="71"/>
-    <w:bookmarkStart w:id="72" w:name="appendix-a-glossary"/>
+    <w:bookmarkEnd w:id="70"/>
+    <w:bookmarkStart w:id="71" w:name="appendix-a-glossary"/>
     <w:p>
       <w:pPr>
         <w:pStyle w:val="Heading2"/>
@@ -7355,8 +5478,8 @@
         </w:tc>
       </w:tr>
     </w:tbl>
-    <w:bookmarkEnd w:id="72"/>
-    <w:bookmarkStart w:id="73" w:name="X348114da13462a2ddc03c9c60071a5d5a3ae91a"/>
+    <w:bookmarkEnd w:id="71"/>
+    <w:bookmarkStart w:id="72" w:name="X348114da13462a2ddc03c9c60071a5d5a3ae91a"/>
     <w:p>
       <w:pPr>
         <w:pStyle w:val="Heading2"/>
@@ -7393,7 +5516,7 @@
         <w:t xml:space="preserve"> </w:t>
       </w:r>
       <w:r>
-        <w:t xml:space="preserve">in the project repository. Seed 20260903 throughout.</w:t>
+        <w:t xml:space="preserve">in the public repository at https://github.com/devadit1515/mangoguard. Seed 20260903 throughout.</w:t>
       </w:r>
     </w:p>
     <w:p>
@@ -7466,13 +5589,7 @@
         <w:t xml:space="preserve"> </w:t>
       </w:r>
       <w:r>
-        <w:t xml:space="preserve">runs</w:t>
-      </w:r>
-      <w:r>
-        <w:t xml:space="preserve"> </w:t>
-      </w:r>
-      <w:r>
-        <w:t xml:space="preserve">twenty tests, including the closed-form check on the transmittance model.</w:t>
+        <w:t xml:space="preserve">runs twenty tests, including the closed-form check on the transmittance model.</w:t>
       </w:r>
     </w:p>
     <w:p>
@@ -7494,13 +5611,7 @@
         <w:t xml:space="preserve"> </w:t>
       </w:r>
       <w:r>
-        <w:t xml:space="preserve">Eighty trees: twenty to fit the multiplier, sixty held out for scoring. Canopy</w:t>
-      </w:r>
-      <w:r>
-        <w:t xml:space="preserve"> </w:t>
-      </w:r>
-      <w:r>
-        <w:t xml:space="preserve">radius 1.8 to 2.8 m, half-height 1.4 to 2.2 m, leaf area density 0.8 to 2.0, fruit load 120 to 600.</w:t>
+        <w:t xml:space="preserve">Eighty trees: twenty to fit the multiplier, sixty held out for scoring. Canopy radius 1.8 to 2.8 m, half-height 1.4 to 2.2 m, leaf area density 0.8 to 2.0, fruit load 120 to 600.</w:t>
       </w:r>
     </w:p>
     <w:p>
@@ -7522,25 +5633,7 @@
         <w:t xml:space="preserve"> </w:t>
       </w:r>
       <w:r>
-        <w:t xml:space="preserve">Recall rises with the share of each fruit showing, measured over nine points across</w:t>
-      </w:r>
-      <w:r>
-        <w:t xml:space="preserve"> </w:t>
-      </w:r>
-      <w:r>
-        <w:t xml:space="preserve">the face it presents to the camera, saturating at a ceiling of 0.89 and halving at 0.85 showing.</w:t>
-      </w:r>
-      <w:r>
-        <w:t xml:space="preserve"> </w:t>
-      </w:r>
-      <w:r>
-        <w:t xml:space="preserve">Those two values are calibrated so that the pipeline reproduces both published field detection</w:t>
-      </w:r>
-      <w:r>
-        <w:t xml:space="preserve"> </w:t>
-      </w:r>
-      <w:r>
-        <w:t xml:space="preserve">rates, and the study re-runs its headline comparison under a better and a worse detector.</w:t>
+        <w:t xml:space="preserve">Recall rises with the share of each fruit showing, measured over nine points across the face it presents to the camera, saturating at a ceiling of 0.89 and halving at 0.85 showing. Those two values are calibrated so that the pipeline reproduces both published field detection rates, and the study re-runs its headline comparison under a better and a worse detector.</w:t>
       </w:r>
     </w:p>
     <w:p>
@@ -7568,7 +5661,7 @@
         <w:t xml:space="preserve">FIX_LOG.md</w:t>
       </w:r>
       <w:r>
-        <w:t xml:space="preserve">, eight entries with cause, fix and verification.</w:t>
+        <w:t xml:space="preserve">, thirteen entries with cause, fix and verification, five of them open.</w:t>
       </w:r>
     </w:p>
     <w:p>
@@ -7599,8 +5692,8 @@
         <w:t xml:space="preserve">, amended by appending only.</w:t>
       </w:r>
     </w:p>
-    <w:bookmarkEnd w:id="73"/>
-    <w:bookmarkStart w:id="74" w:name="appendix-c-the-mathematics"/>
+    <w:bookmarkEnd w:id="72"/>
+    <w:bookmarkStart w:id="73" w:name="appendix-c-the-mathematics"/>
     <w:p>
       <w:pPr>
         <w:pStyle w:val="Heading2"/>
@@ -7716,13 +5809,7 @@
         <w:t xml:space="preserve"> </w:t>
       </w:r>
       <w:r>
-        <w:t xml:space="preserve">for leaves pointing in every</w:t>
-      </w:r>
-      <w:r>
-        <w:t xml:space="preserve"> </w:t>
-      </w:r>
-      <w:r>
-        <w:t xml:space="preserve">direction equally [6, 10]. The canopy is discretised into cells of side</w:t>
+        <w:t xml:space="preserve">for leaves pointing in every direction equally [6, 10]. The canopy is discretised into cells of side</w:t>
       </w:r>
       <w:r>
         <w:t xml:space="preserve"> </w:t>
@@ -7733,13 +5820,7 @@
         </m:r>
       </m:oMath>
       <w:r>
-        <w:t xml:space="preserve">, each foliage with</w:t>
-      </w:r>
-      <w:r>
-        <w:t xml:space="preserve"> </w:t>
-      </w:r>
-      <w:r>
-        <w:t xml:space="preserve">probability</w:t>
+        <w:t xml:space="preserve">, each foliage with probability</w:t>
       </w:r>
       <w:r>
         <w:t xml:space="preserve"> </w:t>
@@ -7952,19 +6033,7 @@
         </m:r>
       </m:oMath>
       <w:r>
-        <w:t xml:space="preserve">, recovering the continuous law. Discretising changes the</w:t>
-      </w:r>
-      <w:r>
-        <w:t xml:space="preserve"> </w:t>
-      </w:r>
-      <w:r>
-        <w:t xml:space="preserve">correlation between viewpoints, which is the point, and leaves the mean unchanged, which the test</w:t>
-      </w:r>
-      <w:r>
-        <w:t xml:space="preserve"> </w:t>
-      </w:r>
-      <w:r>
-        <w:t xml:space="preserve">suite checks.</w:t>
+        <w:t xml:space="preserve">, recovering the continuous law. Discretising changes the correlation between viewpoints, which is the point, and leaves the mean unchanged, which the test suite checks.</w:t>
       </w:r>
     </w:p>
     <w:p>
@@ -7982,19 +6051,7 @@
         <w:t xml:space="preserve"> </w:t>
       </w:r>
       <w:r>
-        <w:t xml:space="preserve">Cell occupancy is drawn as a smoothed random field thresholded at the target occupancy,</w:t>
-      </w:r>
-      <w:r>
-        <w:t xml:space="preserve"> </w:t>
-      </w:r>
-      <w:r>
-        <w:t xml:space="preserve">giving foliage correlated over roughly 20 cm. Canopy models carry a clumping index for this reason:</w:t>
-      </w:r>
-      <w:r>
-        <w:t xml:space="preserve"> </w:t>
-      </w:r>
-      <w:r>
-        <w:t xml:space="preserve">scattered-leaf theory gets gap statistics wrong even when mean density is right [11].</w:t>
+        <w:t xml:space="preserve">Cell occupancy is drawn as a smoothed random field thresholded at the target occupancy, giving foliage correlated over roughly 20 cm. Canopy models carry a clumping index for this reason: scattered-leaf theory gets gap statistics wrong even when mean density is right [11].</w:t>
       </w:r>
     </w:p>
     <w:p>
@@ -8026,13 +6083,7 @@
         <w:t xml:space="preserve"> </w:t>
       </w:r>
       <w:r>
-        <w:t xml:space="preserve">for the share of a fruit’s face that is showing from a given viewpoint,</w:t>
-      </w:r>
-      <w:r>
-        <w:t xml:space="preserve"> </w:t>
-      </w:r>
-      <w:r>
-        <w:t xml:space="preserve">recall is</w:t>
+        <w:t xml:space="preserve">for the share of a fruit’s face that is showing from a given viewpoint, recall is</w:t>
       </w:r>
       <w:r>
         <w:t xml:space="preserve"> </w:t>
@@ -8131,13 +6182,7 @@
         </m:r>
       </m:oMath>
       <w:r>
-        <w:t xml:space="preserve">,</w:t>
-      </w:r>
-      <w:r>
-        <w:t xml:space="preserve"> </w:t>
-      </w:r>
-      <w:r>
-        <w:t xml:space="preserve">half-recall point</w:t>
+        <w:t xml:space="preserve">, half-recall point</w:t>
       </w:r>
       <w:r>
         <w:t xml:space="preserve"> </w:t>
@@ -8180,13 +6225,7 @@
         </m:r>
       </m:oMath>
       <w:r>
-        <w:t xml:space="preserve">, and zero when nothing is showing. The estimator</w:t>
-      </w:r>
-      <w:r>
-        <w:t xml:space="preserve"> </w:t>
-      </w:r>
-      <w:r>
-        <w:t xml:space="preserve">does not know</w:t>
+        <w:t xml:space="preserve">, and zero when nothing is showing. The estimator does not know</w:t>
       </w:r>
       <w:r>
         <w:t xml:space="preserve"> </w:t>
@@ -8200,13 +6239,7 @@
         <w:t xml:space="preserve"> </w:t>
       </w:r>
       <w:r>
-        <w:t xml:space="preserve">and treats each viewpoint as clear or not, so its model is deliberately coarser</w:t>
-      </w:r>
-      <w:r>
-        <w:t xml:space="preserve"> </w:t>
-      </w:r>
-      <w:r>
-        <w:t xml:space="preserve">than the process generating the data, which is the situation any real deployment is in. A fruit with</w:t>
+        <w:t xml:space="preserve">and treats each viewpoint as clear or not, so its model is deliberately coarser than the process generating the data, which is the situation any real deployment is in. A fruit with</w:t>
       </w:r>
       <w:r>
         <w:t xml:space="preserve"> </w:t>
@@ -8346,13 +6379,7 @@
         </m:r>
       </m:oMath>
       <w:r>
-        <w:t xml:space="preserve">. The hit rate is fitted by</w:t>
-      </w:r>
-      <w:r>
-        <w:t xml:space="preserve"> </w:t>
-      </w:r>
-      <w:r>
-        <w:t xml:space="preserve">maximising the zero-truncated likelihood</w:t>
+        <w:t xml:space="preserve">. The hit rate is fitted by maximising the zero-truncated likelihood</w:t>
       </w:r>
     </w:p>
     <w:p>
@@ -8677,13 +6704,7 @@
         </m:sSup>
       </m:oMath>
       <w:r>
-        <w:t xml:space="preserve">, the Horvitz-Thompson total over</w:t>
-      </w:r>
-      <w:r>
-        <w:t xml:space="preserve"> </w:t>
-      </w:r>
-      <w:r>
-        <w:t xml:space="preserve">observable fruit is</w:t>
+        <w:t xml:space="preserve">, the Horvitz-Thompson total over observable fruit is</w:t>
       </w:r>
       <w:r>
         <w:t xml:space="preserve"> </w:t>
@@ -9030,13 +7051,7 @@
         <w:t xml:space="preserve"> </w:t>
       </w:r>
       <w:r>
-        <w:t xml:space="preserve">from a log-linear fit</w:t>
-      </w:r>
-      <w:r>
-        <w:t xml:space="preserve"> </w:t>
-      </w:r>
-      <w:r>
-        <w:t xml:space="preserve">across the shells that have it.</w:t>
+        <w:t xml:space="preserve">from a log-linear fit across the shells that have it.</w:t>
       </w:r>
     </w:p>
     <w:p>
@@ -9075,19 +7090,7 @@
         <w:t xml:space="preserve"> </w:t>
       </w:r>
       <w:r>
-        <w:t xml:space="preserve">fruit positioned by</w:t>
-      </w:r>
-      <w:r>
-        <w:t xml:space="preserve"> </w:t>
-      </w:r>
-      <w:r>
-        <w:t xml:space="preserve">the fitted density profile, each inheriting the clear-view count of the canopy point it sits at and</w:t>
-      </w:r>
-      <w:r>
-        <w:t xml:space="preserve"> </w:t>
-      </w:r>
-      <w:r>
-        <w:t xml:space="preserve">detected at rate</w:t>
+        <w:t xml:space="preserve">fruit positioned by the fitted density profile, each inheriting the clear-view count of the canopy point it sits at and detected at rate</w:t>
       </w:r>
       <w:r>
         <w:t xml:space="preserve"> </w:t>
@@ -9098,13 +7101,7 @@
         </m:r>
       </m:oMath>
       <w:r>
-        <w:t xml:space="preserve">, and the estimator is re-run. Fruit that go undetected drop out as they do in</w:t>
-      </w:r>
-      <w:r>
-        <w:t xml:space="preserve"> </w:t>
-      </w:r>
-      <w:r>
-        <w:t xml:space="preserve">the real data, so the truncation is reproduced rather than assumed away [12].</w:t>
+        <w:t xml:space="preserve">, and the estimator is re-run. Fruit that go undetected drop out as they do in the real data, so the truncation is reproduced rather than assumed away [12].</w:t>
       </w:r>
     </w:p>
     <w:p>
@@ -9116,11 +7113,11 @@
           <w:i/>
           <w:iCs/>
         </w:rPr>
-        <w:t xml:space="preserve">End of draft.</w:t>
-      </w:r>
-    </w:p>
+        <w:t xml:space="preserve">End of report.</w:t>
+      </w:r>
+    </w:p>
+    <w:bookmarkEnd w:id="73"/>
     <w:bookmarkEnd w:id="74"/>
-    <w:bookmarkEnd w:id="75"/>
     <w:sectPr>
       <w:footnotePr>
         <w:numRestart w:val="eachSect"/>

--- a/aamganak/CREST_REPORT.docx
+++ b/aamganak/CREST_REPORT.docx
@@ -1151,7 +1151,31 @@
         <w:pStyle w:val="BodyText"/>
       </w:pPr>
       <w:r>
-        <w:t xml:space="preserve">Two things are worth saying about that table rather than leaving them to be inferred. The first is that stages 4 to 7 are compressed into two days, which is unusual and is the direct result of the two attempts before them: the dataset, the evaluation discipline and the reason for caring about occlusion all came out of stage 2. The second is that stages 8 to 10 have not happened. They are marked as plans, and the work is not finished until they have.</w:t>
+        <w:t xml:space="preserve">Three things are worth saying about that table rather than leaving them to be inferred.</w:t>
+      </w:r>
+    </w:p>
+    <w:p>
+      <w:pPr>
+        <w:pStyle w:val="BodyText"/>
+      </w:pPr>
+      <w:r>
+        <w:t xml:space="preserve">First, the question never changed. Every stage from June onward serves the same aim, putting a trustworthy crop estimate in a smallholder’s hands. What changed between attempts was the instrument, and each change was forced by a specific measurement rather than by a shift of interest: attempt 1 was abandoned because it produced none of its own measurements, and attempt 2 because every claim rested on hardware I had not built. The two abandonments are what made the third attempt’s discipline — fix the evaluation before writing code, refuse numbers the data cannot support — into habits rather than intentions.</w:t>
+      </w:r>
+    </w:p>
+    <w:p>
+      <w:pPr>
+        <w:pStyle w:val="BodyText"/>
+      </w:pPr>
+      <w:r>
+        <w:t xml:space="preserve">Second, stages 4 to 7 are compressed into two days, which is unusual, and the compression is the direct result of the two attempts before them: the dataset, the evaluation discipline and the reason for caring about occlusion all came out of stage 2.</w:t>
+      </w:r>
+    </w:p>
+    <w:p>
+      <w:pPr>
+        <w:pStyle w:val="BodyText"/>
+      </w:pPr>
+      <w:r>
+        <w:t xml:space="preserve">Third, stages 8 to 10 have not happened. They are marked as plans, and the work is not finished until they have.</w:t>
       </w:r>
     </w:p>
     <w:p>

--- a/aamganak/CREST_REPORT.docx
+++ b/aamganak/CREST_REPORT.docx
@@ -742,7 +742,7 @@
               <w:pStyle w:val="Compact"/>
             </w:pPr>
             <w:r>
-              <w:t xml:space="preserve">2. Second attempt: low-cost NIR meter for dry matter</w:t>
+              <w:t xml:space="preserve">2. Second attempt: low-cost near-infrared (NIR) meter for dry matter</w:t>
             </w:r>
           </w:p>
         </w:tc>
@@ -1958,7 +1958,7 @@
         <w:pStyle w:val="BodyText"/>
       </w:pPr>
       <w:r>
-        <w:t xml:space="preserve">I am reporting that as a calibration of the whole pipeline rather than as a measurement of a detector, because the two are not the same thing. Their figure counts detections against a harvest, so it includes fruit no camera was ever pointed at, high in the tree or on the far side of a row, while my cameras see the whole tree. The calibrated setting may be standing in for losses this model does not represent. That is why the study re-runs its comparison under a better detector and a worse one, so the conclusion can be checked against the setting rather than resting on it.</w:t>
+        <w:t xml:space="preserve">I am reporting that as a calibration of the whole pipeline rather than as a measurement of a detector, because the two are not the same thing. Their figure counts detections against a harvest, so it includes fruit no camera was ever pointed at, high in the tree or on the far side of a row, while my cameras see the whole tree. The calibrated setting may be standing in for losses this model does not represent. That is why the study re-runs its comparison under a better detector and a worse one, so the conclusion can be checked against the setting rather than resting on it. Figure 2 puts the simulator’s visible and never-visible fractions against viewpoint count, with both published measurements marked.</w:t>
       </w:r>
     </w:p>
     <w:p>
@@ -2051,7 +2051,7 @@
         <w:pStyle w:val="BodyText"/>
       </w:pPr>
       <w:r>
-        <w:t xml:space="preserve">One structural guard is worth naming. The scan hands an estimator only quantities a reconstruction would recover, so the true canopy cannot reach an estimator even by accident, and a test asserts it. Making the mistake impossible is worth more than intending not to make it.</w:t>
+        <w:t xml:space="preserve">One structural guard is worth naming. The scan hands an estimator only quantities a reconstruction would recover, so the true canopy cannot reach an estimator even by accident, and a test asserts it. Making the mistake impossible is worth more than intending not to make it. The detector re-run under a better and a worse detector uses thirty fresh trees per setting, ten fitting that setting’s multiplier and twenty scored.</w:t>
       </w:r>
     </w:p>
     <w:p>
@@ -2588,7 +2588,7 @@
         <w:pStyle w:val="BodyText"/>
       </w:pPr>
       <w:r>
-        <w:t xml:space="preserve">The reconstruction estimator is the most accurate at every viewpoint count where it is defined. Its margin over the fitted multiplier is largest in the middle of the range, at 2.3 times better on three viewpoints and 2.1 times on six, and narrows at both ends. At two viewpoints it is only 1.2 times better, because the detection histories are then too short to say much. At twelve there is little left hidden for any method to recover.</w:t>
+        <w:t xml:space="preserve">The reconstruction estimator is the most accurate at every viewpoint count where it is defined. Its margin over the fitted multiplier is largest in the middle of the range, at 2.3 times better on three viewpoints and 2.1 times on six, and narrows at both ends. At two viewpoints it is only 1.2 times better, because the detection histories are then too short to say much. At twelve there is little left hidden for any method to recover. Figure 3 plots error against viewpoint count for every estimator.</w:t>
       </w:r>
     </w:p>
     <w:p>
@@ -2748,7 +2748,7 @@
         <w:pStyle w:val="FirstParagraph"/>
       </w:pPr>
       <w:r>
-        <w:t xml:space="preserve">Plain counting at twelve viewpoints reaches 3.5%. The reconstruction estimator reaches 3.5% at three viewpoints and 2.9% at four, so three viewpoints with it match twelve without, and four beat them. The fitted multiplier never gets there: at twelve viewpoints it reaches 1.9%, but it needs all twelve to do it. For a grower with two hundred trees that is the difference between a morning and a day.</w:t>
+        <w:t xml:space="preserve">Plain counting at twelve viewpoints reaches 3.5%. The reconstruction estimator reaches 3.5% at three viewpoints and 2.9% at four, so three viewpoints with it match twelve without, and four beat them. The fitted multiplier never gets there: at twelve viewpoints it reaches 1.9%, but it needs all twelve to do it. For a grower with two hundred trees that is the difference between a morning and a day. Figure 5 shows how few viewpoints each method needs to reach that line.</w:t>
       </w:r>
     </w:p>
     <w:p>
@@ -3298,7 +3298,7 @@
         <w:pStyle w:val="BodyText"/>
       </w:pPr>
       <w:r>
-        <w:t xml:space="preserve">The advantage holds across canopy density rather than depending on it. What changes with density is how much there is to recover: a dense canopy at two viewpoints hides 43% of its crop from a plain count, an open one at twelve hides 2%.</w:t>
+        <w:t xml:space="preserve">The advantage holds across canopy density rather than depending on it. What changes with density is how much there is to recover: a dense canopy at two viewpoints hides 43% of its crop from a plain count, an open one at twelve hides 2%. Figure 6 splits the same result by canopy density and viewpoint count.</w:t>
       </w:r>
     </w:p>
     <w:p>
@@ -4062,7 +4062,7 @@
         <w:pStyle w:val="BodyText"/>
       </w:pPr>
       <w:r>
-        <w:t xml:space="preserve">This is the practical limit of the method as it stands, and it is a specific and checkable one: do not use it on two viewpoints unless the detector is known to be good.</w:t>
+        <w:t xml:space="preserve">This is the practical limit of the method as it stands, and it is a specific and checkable one: do not use it on two viewpoints unless the detector is known to be good. Figure 7 shows the comparison under all three detectors.</w:t>
       </w:r>
     </w:p>
     <w:p>
@@ -4171,7 +4171,7 @@
         <w:pStyle w:val="BodyText"/>
       </w:pPr>
       <w:r>
-        <w:t xml:space="preserve">Both series are reported for that reason, and a grower using this today should use the uncalibrated interval, which is conservative everywhere and close to correct at the protocols that matter.</w:t>
+        <w:t xml:space="preserve">Both series are reported for that reason, and a grower using this today should use the uncalibrated interval, which is conservative everywhere and close to correct at the protocols that matter. Figure 8 shows coverage and width before and after the correction, against the 90% claimed.</w:t>
       </w:r>
     </w:p>
     <w:p>
@@ -5583,7 +5583,7 @@
         <w:t xml:space="preserve">artifacts/sim_metrics.json</w:t>
       </w:r>
       <w:r>
-        <w:t xml:space="preserve">;</w:t>
+        <w:t xml:space="preserve">, in tens of minutes on a consumer laptop, CPU only;</w:t>
       </w:r>
       <w:r>
         <w:t xml:space="preserve"> </w:t>
@@ -5613,7 +5613,7 @@
         <w:t xml:space="preserve"> </w:t>
       </w:r>
       <w:r>
-        <w:t xml:space="preserve">runs twenty tests, including the closed-form check on the transmittance model.</w:t>
+        <w:t xml:space="preserve">runs twenty tests, including the closed-form check on the transmittance model. The detector settings are labelled optimistic and pessimistic in the code.</w:t>
       </w:r>
     </w:p>
     <w:p>
@@ -5635,7 +5635,7 @@
         <w:t xml:space="preserve"> </w:t>
       </w:r>
       <w:r>
-        <w:t xml:space="preserve">Eighty trees: twenty to fit the multiplier, sixty held out for scoring. Canopy radius 1.8 to 2.8 m, half-height 1.4 to 2.2 m, leaf area density 0.8 to 2.0, fruit load 120 to 600.</w:t>
+        <w:t xml:space="preserve">Eighty trees: twenty to fit the multiplier, sixty held out for scoring. Canopy radius 1.8 to 2.8 m, half-height 1.4 to 2.2 m, leaf area density 0.8 to 2.0, fruit load 120 to 600. Fruit radial position is drawn from a Beta(3,2) distribution, a mean radius of 0.6 of the canopy, and the carved volume is estimated from 2,500 Monte Carlo points per tree.</w:t>
       </w:r>
     </w:p>
     <w:p>
@@ -7061,7 +7061,7 @@
         </m:sSub>
       </m:oMath>
       <w:r>
-        <w:t xml:space="preserve">. Shells with no observable volume take</w:t>
+        <w:t xml:space="preserve">, over eight radial shells. Shells with no observable volume take</w:t>
       </w:r>
       <w:r>
         <w:t xml:space="preserve"> </w:t>
@@ -7093,7 +7093,7 @@
         <w:t xml:space="preserve"> </w:t>
       </w:r>
       <w:r>
-        <w:t xml:space="preserve">By parametric bootstrap: a synthetic tree is drawn with</w:t>
+        <w:t xml:space="preserve">By parametric bootstrap with eighty replicates: a synthetic tree is drawn with</w:t>
       </w:r>
       <w:r>
         <w:t xml:space="preserve"> </w:t>

--- a/aamganak/CREST_REPORT.docx
+++ b/aamganak/CREST_REPORT.docx
@@ -2,6 +2,32 @@
 <file path=word/document.xml><?xml version="1.0" encoding="utf-8"?>
 <w:document xmlns:w="http://schemas.openxmlformats.org/wordprocessingml/2006/main" xmlns:m="http://schemas.openxmlformats.org/officeDocument/2006/math" xmlns:r="http://schemas.openxmlformats.org/officeDocument/2006/relationships" xmlns:o="urn:schemas-microsoft-com:office:office" xmlns:v="urn:schemas-microsoft-com:vml" xmlns:w10="urn:schemas-microsoft-com:office:word" xmlns:a="http://schemas.openxmlformats.org/drawingml/2006/main" xmlns:pic="http://schemas.openxmlformats.org/drawingml/2006/picture" xmlns:wp="http://schemas.openxmlformats.org/drawingml/2006/wordprocessingDrawing">
   <w:body>
+    <w:sdt>
+      <w:sdtPr>
+        <w:docPartObj>
+          <w:docPartGallery w:val="Table of Contents"/>
+          <w:docPartUnique/>
+        </w:docPartObj>
+      </w:sdtPr>
+      <w:sdtContent>
+        <w:p>
+          <w:pPr>
+            <w:pStyle w:val="TOCHeading"/>
+          </w:pPr>
+          <w:r>
+            <w:t xml:space="preserve">Table of Contents</w:t>
+          </w:r>
+        </w:p>
+        <w:p>
+          <w:r>
+            <w:fldChar w:fldCharType="begin" w:dirty="true"/>
+            <w:instrText xml:space="preserve">TOC \o "1-2" \h \z \u</w:instrText>
+            <w:fldChar w:fldCharType="separate"/>
+            <w:fldChar w:fldCharType="end"/>
+          </w:r>
+        </w:p>
+      </w:sdtContent>
+    </w:sdt>
     <w:bookmarkStart w:id="74" w:name="X31220271ecbc526c6ca7b619381978f1787cad8"/>
     <w:p>
       <w:pPr>
@@ -1159,7 +1185,7 @@
         <w:pStyle w:val="BodyText"/>
       </w:pPr>
       <w:r>
-        <w:t xml:space="preserve">First, the question never changed. Every stage from June onward serves the same aim, putting a trustworthy crop estimate in a smallholder’s hands. What changed between attempts was the instrument, and each change was forced by a specific measurement rather than by a shift of interest: attempt 1 was abandoned because it produced none of its own measurements, and attempt 2 because every claim rested on hardware I had not built. The two abandonments are what made the third attempt’s discipline — fix the evaluation before writing code, refuse numbers the data cannot support — into habits rather than intentions.</w:t>
+        <w:t xml:space="preserve">First, the question never changed. Every stage from June onward serves the same aim, putting a trustworthy crop estimate in a smallholder’s hands. What changed between attempts was the instrument, and each change was forced by a specific measurement rather than by a shift of interest: attempt 1 was abandoned because it produced none of its own measurements, and attempt 2 because every claim rested on hardware I had not built. The two abandonments are what turned the third attempt’s discipline into habits rather than intentions. Fix the evaluation before writing code. Refuse numbers the data cannot support.</w:t>
       </w:r>
     </w:p>
     <w:p>
@@ -1661,7 +1687,7 @@
     </w:p>
     <w:p>
       <w:pPr>
-        <w:pStyle w:val="CaptionedFigure"/>
+        <w:pStyle w:val="BodyText"/>
       </w:pPr>
       <w:r>
         <w:drawing>
@@ -1708,14 +1734,6 @@
     </w:p>
     <w:p>
       <w:pPr>
-        <w:pStyle w:val="ImageCaption"/>
-      </w:pPr>
-      <w:r>
-        <w:t xml:space="preserve">Figure 1</w:t>
-      </w:r>
-    </w:p>
-    <w:p>
-      <w:pPr>
         <w:pStyle w:val="BodyText"/>
       </w:pPr>
       <w:r>
@@ -1963,7 +1981,7 @@
     </w:p>
     <w:p>
       <w:pPr>
-        <w:pStyle w:val="CaptionedFigure"/>
+        <w:pStyle w:val="BodyText"/>
       </w:pPr>
       <w:r>
         <w:drawing>
@@ -2010,14 +2028,6 @@
     </w:p>
     <w:p>
       <w:pPr>
-        <w:pStyle w:val="ImageCaption"/>
-      </w:pPr>
-      <w:r>
-        <w:t xml:space="preserve">Figure 2</w:t>
-      </w:r>
-    </w:p>
-    <w:p>
-      <w:pPr>
         <w:pStyle w:val="BodyText"/>
       </w:pPr>
       <w:r>
@@ -2043,7 +2053,15 @@
         <w:pStyle w:val="FirstParagraph"/>
       </w:pPr>
       <w:r>
-        <w:t xml:space="preserve">Eighty trees were drawn with canopy dimensions, leaf area density and fruit load varying across physically defensible ranges. Twenty were used to fit the multiplier, exactly as the field fits it, and sixty were held back for scoring. Each tree was scanned at every viewpoint count, so the viewpoint curve is measured within tree rather than across different trees. Every estimator saw identical detections from identical trees, so the only thing differing between them is the estimator.</w:t>
+        <w:t xml:space="preserve">A hundred and thirty trees were drawn with canopy dimensions, leaf area density and fruit load varying across physically defensible ranges, and split three ways. Twenty fit the multiplier, exactly as the field fits it. Sixty were held back for scoring, and every number in the next section comes from those sixty. Fifty more were drawn solely to calibrate the width of the prediction intervals, so that the trees the coverage is reported on never inform how wide the intervals are. Each tree was scanned at every viewpoint count, so the viewpoint curve is measured within tree rather than across different trees. Every estimator saw identical detections from identical trees, so the only thing differing between them is the estimator.</w:t>
+      </w:r>
+    </w:p>
+    <w:p>
+      <w:pPr>
+        <w:pStyle w:val="BodyText"/>
+      </w:pPr>
+      <w:r>
+        <w:t xml:space="preserve">The detector sensitivity in Section 5.6 is a separate experiment with its own trees, thirty per detector setting, of which the first ten fit that setting’s multiplier and the remaining twenty are scored.</w:t>
       </w:r>
     </w:p>
     <w:p>
@@ -2593,7 +2611,7 @@
     </w:p>
     <w:p>
       <w:pPr>
-        <w:pStyle w:val="CaptionedFigure"/>
+        <w:pStyle w:val="BodyText"/>
       </w:pPr>
       <w:r>
         <w:drawing>
@@ -2640,14 +2658,6 @@
     </w:p>
     <w:p>
       <w:pPr>
-        <w:pStyle w:val="ImageCaption"/>
-      </w:pPr>
-      <w:r>
-        <w:t xml:space="preserve">Figure 3</w:t>
-      </w:r>
-    </w:p>
-    <w:p>
-      <w:pPr>
         <w:pStyle w:val="BodyText"/>
       </w:pPr>
       <w:r>
@@ -2668,7 +2678,7 @@
     </w:p>
     <w:p>
       <w:pPr>
-        <w:pStyle w:val="CaptionedFigure"/>
+        <w:pStyle w:val="BodyText"/>
       </w:pPr>
       <w:r>
         <w:drawing>
@@ -2715,14 +2725,6 @@
     </w:p>
     <w:p>
       <w:pPr>
-        <w:pStyle w:val="ImageCaption"/>
-      </w:pPr>
-      <w:r>
-        <w:t xml:space="preserve">Figure 4</w:t>
-      </w:r>
-    </w:p>
-    <w:p>
-      <w:pPr>
         <w:pStyle w:val="BodyText"/>
       </w:pPr>
       <w:r>
@@ -2753,7 +2755,7 @@
     </w:p>
     <w:p>
       <w:pPr>
-        <w:pStyle w:val="CaptionedFigure"/>
+        <w:pStyle w:val="BodyText"/>
       </w:pPr>
       <w:r>
         <w:drawing>
@@ -2800,14 +2802,6 @@
     </w:p>
     <w:p>
       <w:pPr>
-        <w:pStyle w:val="ImageCaption"/>
-      </w:pPr>
-      <w:r>
-        <w:t xml:space="preserve">Figure 5</w:t>
-      </w:r>
-    </w:p>
-    <w:p>
-      <w:pPr>
         <w:pStyle w:val="BodyText"/>
       </w:pPr>
       <w:r>
@@ -3303,7 +3297,7 @@
     </w:p>
     <w:p>
       <w:pPr>
-        <w:pStyle w:val="CaptionedFigure"/>
+        <w:pStyle w:val="BodyText"/>
       </w:pPr>
       <w:r>
         <w:drawing>
@@ -3350,14 +3344,6 @@
     </w:p>
     <w:p>
       <w:pPr>
-        <w:pStyle w:val="ImageCaption"/>
-      </w:pPr>
-      <w:r>
-        <w:t xml:space="preserve">Figure 6</w:t>
-      </w:r>
-    </w:p>
-    <w:p>
-      <w:pPr>
         <w:pStyle w:val="BodyText"/>
       </w:pPr>
       <w:r>
@@ -4067,7 +4053,7 @@
     </w:p>
     <w:p>
       <w:pPr>
-        <w:pStyle w:val="CaptionedFigure"/>
+        <w:pStyle w:val="BodyText"/>
       </w:pPr>
       <w:r>
         <w:drawing>
@@ -4114,14 +4100,6 @@
     </w:p>
     <w:p>
       <w:pPr>
-        <w:pStyle w:val="ImageCaption"/>
-      </w:pPr>
-      <w:r>
-        <w:t xml:space="preserve">Figure 7</w:t>
-      </w:r>
-    </w:p>
-    <w:p>
-      <w:pPr>
         <w:pStyle w:val="BodyText"/>
       </w:pPr>
       <w:r>
@@ -4176,7 +4154,7 @@
     </w:p>
     <w:p>
       <w:pPr>
-        <w:pStyle w:val="CaptionedFigure"/>
+        <w:pStyle w:val="BodyText"/>
       </w:pPr>
       <w:r>
         <w:drawing>
@@ -4223,14 +4201,6 @@
     </w:p>
     <w:p>
       <w:pPr>
-        <w:pStyle w:val="ImageCaption"/>
-      </w:pPr>
-      <w:r>
-        <w:t xml:space="preserve">Figure 8</w:t>
-      </w:r>
-    </w:p>
-    <w:p>
-      <w:pPr>
         <w:pStyle w:val="BodyText"/>
       </w:pPr>
       <w:r>
@@ -5635,7 +5605,7 @@
         <w:t xml:space="preserve"> </w:t>
       </w:r>
       <w:r>
-        <w:t xml:space="preserve">Eighty trees: twenty to fit the multiplier, sixty held out for scoring. Canopy radius 1.8 to 2.8 m, half-height 1.4 to 2.2 m, leaf area density 0.8 to 2.0, fruit load 120 to 600. Fruit radial position is drawn from a Beta(3,2) distribution, a mean radius of 0.6 of the canopy, and the carved volume is estimated from 2,500 Monte Carlo points per tree.</w:t>
+        <w:t xml:space="preserve">A hundred and thirty trees: twenty to fit the multiplier, sixty held out for scoring, fifty drawn only to calibrate interval width. A further thirty per detector setting for the sensitivity experiment, ten of those fitting that setting’s multiplier. Canopy radius 1.8 to 2.8 m, half-height 1.4 to 2.2 m, leaf area density 0.8 to 2.0, fruit load 120 to 600. Fruit radial position is drawn from a Beta(3,2) distribution, a mean radius of 0.6 of the canopy, and the carved volume is estimated from 2,500 Monte Carlo points per tree.</w:t>
       </w:r>
     </w:p>
     <w:p>
@@ -5685,7 +5655,7 @@
         <w:t xml:space="preserve">FIX_LOG.md</w:t>
       </w:r>
       <w:r>
-        <w:t xml:space="preserve">, thirteen entries with cause, fix and verification, five of them open.</w:t>
+        <w:t xml:space="preserve">, thirteen entries with cause, fix and verification, four of them open.</w:t>
       </w:r>
     </w:p>
     <w:p>
